--- a/Reports_Presentations/CMP682-DorukTopcu-AlihanSagoz-Final-Project-Report.docx
+++ b/Reports_Presentations/CMP682-DorukTopcu-AlihanSagoz-Final-Project-Report.docx
@@ -680,32 +680,6 @@
         <w:t xml:space="preserve">-feature baseline on every task.</w:t>
       </w:r>
     </w:p>
-    <w:sdt>
-      <w:sdtPr>
-        <w:docPartObj>
-          <w:docPartGallery w:val="Table of Contents"/>
-          <w:docPartUnique/>
-        </w:docPartObj>
-      </w:sdtPr>
-      <w:sdtContent>
-        <w:p>
-          <w:pPr>
-            <w:pStyle w:val="TOCHeading"/>
-          </w:pPr>
-          <w:r>
-            <w:t xml:space="preserve">Table of Contents</w:t>
-          </w:r>
-        </w:p>
-        <w:p>
-          <w:r>
-            <w:fldChar w:fldCharType="begin" w:dirty="true"/>
-            <w:instrText xml:space="preserve">TOC \o "1-3" \h \z \u</w:instrText>
-            <w:fldChar w:fldCharType="separate"/>
-            <w:fldChar w:fldCharType="end"/>
-          </w:r>
-        </w:p>
-      </w:sdtContent>
-    </w:sdt>
     <w:bookmarkStart w:id="9" w:name="introduction"/>
     <w:p>
       <w:pPr>
@@ -905,22 +879,7 @@
         <w:t xml:space="preserve"> </w:t>
       </w:r>
       <w:r>
-        <w:t xml:space="preserve">augmented-variant comparison), and use SHAP</w:t>
-      </w:r>
-      <w:r>
-        <w:t xml:space="preserve"> </w:t>
-      </w:r>
-      <w:r>
-        <w:t xml:space="preserve">(</w:t>
-      </w:r>
-      <w:r>
-        <w:rPr>
-          <w:rStyle w:val="VerbatimChar"/>
-        </w:rPr>
-        <w:t xml:space="preserve">src/shap_explain.py</w:t>
-      </w:r>
-      <w:r>
-        <w:t xml:space="preserve">) to inspect which features the best models are</w:t>
+        <w:t xml:space="preserve">augmented-variant comparison), and use SHAP to inspect which features the best models are</w:t>
       </w:r>
       <w:r>
         <w:t xml:space="preserve"> </w:t>
@@ -1066,16 +1025,7 @@
         <w:pStyle w:val="FirstParagraph"/>
       </w:pPr>
       <w:r>
-        <w:t xml:space="preserve">Preprocessing (</w:t>
-      </w:r>
-      <w:r>
-        <w:rPr>
-          <w:rStyle w:val="VerbatimChar"/>
-        </w:rPr>
-        <w:t xml:space="preserve">src/preprocessing.py</w:t>
-      </w:r>
-      <w:r>
-        <w:t xml:space="preserve">) performs:</w:t>
+        <w:t xml:space="preserve">Preprocessing performs:</w:t>
       </w:r>
     </w:p>
     <w:p>
@@ -1296,34 +1246,7 @@
         <w:t xml:space="preserve"> </w:t>
       </w:r>
       <w:r>
-        <w:t xml:space="preserve">The augmented variant adds 196 k-mer and 10 BLAST-derived columns</w:t>
-      </w:r>
-      <w:r>
-        <w:t xml:space="preserve"> </w:t>
-      </w:r>
-      <w:r>
-        <w:t xml:space="preserve">(</w:t>
-      </w:r>
-      <w:r>
-        <w:rPr>
-          <w:rStyle w:val="VerbatimChar"/>
-        </w:rPr>
-        <w:t xml:space="preserve">src/sequence_features.py</w:t>
-      </w:r>
-      <w:r>
-        <w:t xml:space="preserve">,</w:t>
-      </w:r>
-      <w:r>
-        <w:t xml:space="preserve"> </w:t>
-      </w:r>
-      <w:r>
-        <w:rPr>
-          <w:rStyle w:val="VerbatimChar"/>
-        </w:rPr>
-        <w:t xml:space="preserve">src/blast_features.py</w:t>
-      </w:r>
-      <w:r>
-        <w:t xml:space="preserve">), yielding</w:t>
+        <w:t xml:space="preserve">The augmented variant adds 196 k-mer and 10 BLAST-derived columns, yielding</w:t>
       </w:r>
       <w:r>
         <w:t xml:space="preserve"> </w:t>
@@ -2173,18 +2096,6 @@
         <w:rPr>
           <w:rStyle w:val="VerbatimChar"/>
         </w:rPr>
-        <w:t xml:space="preserve">src/blast_features.py</w:t>
-      </w:r>
-      <w:r>
-        <w:t xml:space="preserve">,</w:t>
-      </w:r>
-      <w:r>
-        <w:t xml:space="preserve"> </w:t>
-      </w:r>
-      <w:r>
-        <w:rPr>
-          <w:rStyle w:val="VerbatimChar"/>
-        </w:rPr>
         <w:t xml:space="preserve">word_size=7</w:t>
       </w:r>
       <w:r>
@@ -2567,107 +2478,7 @@
         <w:pStyle w:val="FirstParagraph"/>
       </w:pPr>
       <w:r>
-        <w:t xml:space="preserve">We run a per-model grid search (</w:t>
-      </w:r>
-      <w:r>
-        <w:rPr>
-          <w:rStyle w:val="VerbatimChar"/>
-        </w:rPr>
-        <w:t xml:space="preserve">src/tune.py</w:t>
-      </w:r>
-      <w:r>
-        <w:t xml:space="preserve">) on the same 80%</w:t>
-      </w:r>
-      <w:r>
-        <w:t xml:space="preserve"> </w:t>
-      </w:r>
-      <w:r>
-        <w:t xml:space="preserve">training portion used by the baseline, scoring each grid combination by</w:t>
-      </w:r>
-      <w:r>
-        <w:t xml:space="preserve"> </w:t>
-      </w:r>
-      <w:r>
-        <w:t xml:space="preserve">5-fold</w:t>
-      </w:r>
-      <w:r>
-        <w:t xml:space="preserve"> </w:t>
-      </w:r>
-      <w:r>
-        <w:rPr>
-          <w:rStyle w:val="VerbatimChar"/>
-        </w:rPr>
-        <w:t xml:space="preserve">StratifiedKFold</w:t>
-      </w:r>
-      <w:r>
-        <w:t xml:space="preserve"> </w:t>
-      </w:r>
-      <w:r>
-        <w:t xml:space="preserve">macro-F1 and refitting the winning</w:t>
-      </w:r>
-      <w:r>
-        <w:t xml:space="preserve"> </w:t>
-      </w:r>
-      <w:r>
-        <w:t xml:space="preserve">combination on the full training portion before evaluating on the held-out</w:t>
-      </w:r>
-      <w:r>
-        <w:t xml:space="preserve"> </w:t>
-      </w:r>
-      <w:r>
-        <w:t xml:space="preserve">20%. Grids are defined in</w:t>
-      </w:r>
-      <w:r>
-        <w:t xml:space="preserve"> </w:t>
-      </w:r>
-      <w:r>
-        <w:rPr>
-          <w:rStyle w:val="VerbatimChar"/>
-        </w:rPr>
-        <w:t xml:space="preserve">src/tune.py::GRIDS</w:t>
-      </w:r>
-      <w:r>
-        <w:t xml:space="preserve">; bad combinations</w:t>
-      </w:r>
-      <w:r>
-        <w:t xml:space="preserve"> </w:t>
-      </w:r>
-      <w:r>
-        <w:t xml:space="preserve">(e.g. invalid solver/shrinkage pairs) are caught per-combo and skipped</w:t>
-      </w:r>
-      <w:r>
-        <w:t xml:space="preserve"> </w:t>
-      </w:r>
-      <w:r>
-        <w:t xml:space="preserve">rather than aborting the run, so a single misconfigured cell does not</w:t>
-      </w:r>
-      <w:r>
-        <w:t xml:space="preserve"> </w:t>
-      </w:r>
-      <w:r>
-        <w:t xml:space="preserve">discard the rest of the grid. We deliberately did</w:t>
-      </w:r>
-      <w:r>
-        <w:t xml:space="preserve"> </w:t>
-      </w:r>
-      <w:r>
-        <w:rPr>
-          <w:i/>
-          <w:iCs/>
-        </w:rPr>
-        <w:t xml:space="preserve">not</w:t>
-      </w:r>
-      <w:r>
-        <w:t xml:space="preserve"> </w:t>
-      </w:r>
-      <w:r>
-        <w:t xml:space="preserve">tune AdaBoost:</w:t>
-      </w:r>
-      <w:r>
-        <w:t xml:space="preserve"> </w:t>
-      </w:r>
-      <w:r>
-        <w:t xml:space="preserve">its grid (3</w:t>
+        <w:t xml:space="preserve">We run a per-model grid search on the 80% training portion, scoring each grid combination by 5-fold StratifiedKFold macro-F1 and refitting the winning combination on the full training portion before evaluating on the held-out 20%. Bad combinations (invalid solver/shrinkage pairs, etc.) are caught per-combo and skipped rather than aborting the run, so a single misconfigured cell does not discard the rest of the grid. We deliberately did not tune AdaBoost: its grid (3</w:t>
       </w:r>
       <w:r>
         <w:t xml:space="preserve"> </w:t>
@@ -2701,67 +2512,7 @@
         <w:t xml:space="preserve"> </w:t>
       </w:r>
       <w:r>
-        <w:t xml:space="preserve">3 = 27 combos with deep base estimators)</w:t>
-      </w:r>
-      <w:r>
-        <w:t xml:space="preserve"> </w:t>
-      </w:r>
-      <w:r>
-        <w:t xml:space="preserve">was stopped at combo 23/27 after exceeding the compute budget allocated for</w:t>
-      </w:r>
-      <w:r>
-        <w:t xml:space="preserve"> </w:t>
-      </w:r>
-      <w:r>
-        <w:t xml:space="preserve">classical-model tuning, so the final 10-model tuned suite excludes AdaBoost.</w:t>
-      </w:r>
-      <w:r>
-        <w:t xml:space="preserve"> </w:t>
-      </w:r>
-      <w:r>
-        <w:t xml:space="preserve">AdaBoost is, however, evaluated under its baseline configuration in the five</w:t>
-      </w:r>
-      <w:r>
-        <w:t xml:space="preserve"> </w:t>
-      </w:r>
-      <w:r>
-        <w:t xml:space="preserve">cross-regime ablations (gene-CV for both tasks, no-VEP gene-CV for 4-class,</w:t>
-      </w:r>
-      <w:r>
-        <w:t xml:space="preserve"> </w:t>
-      </w:r>
-      <w:r>
-        <w:t xml:space="preserve">raw-only for both tasks) so the ablation tables carry an AdaBoost reference row.</w:t>
-      </w:r>
-      <w:r>
-        <w:t xml:space="preserve"> </w:t>
-      </w:r>
-      <w:r>
-        <w:t xml:space="preserve">Tuning was performed only for the 4-class task; the resulting hyperparameters</w:t>
-      </w:r>
-      <w:r>
-        <w:t xml:space="preserve"> </w:t>
-      </w:r>
-      <w:r>
-        <w:t xml:space="preserve">were carried over to the binary task because the binary problem is</w:t>
-      </w:r>
-      <w:r>
-        <w:t xml:space="preserve"> </w:t>
-      </w:r>
-      <w:r>
-        <w:t xml:space="preserve">substantially easier and dominated by the same feature signals, so re-tuning</w:t>
-      </w:r>
-      <w:r>
-        <w:t xml:space="preserve"> </w:t>
-      </w:r>
-      <w:r>
-        <w:t xml:space="preserve">gave little marginal value (we verified this informally by spot-checking the</w:t>
-      </w:r>
-      <w:r>
-        <w:t xml:space="preserve"> </w:t>
-      </w:r>
-      <w:r>
-        <w:t xml:space="preserve">binary leaderboards before and after applying tuned defaults).</w:t>
+        <w:t xml:space="preserve">3 = 27 combos with deep base estimators) was stopped at combo 23/27 after exceeding the compute budget allocated for classical-model tuning, so the final 10-model tuned suite excludes AdaBoost. AdaBoost is, however, evaluated under its baseline configuration in the five cross-regime ablations so every ablation table carries an AdaBoost reference row. Tuning was performed only for the 4-class task; the resulting hyperparameters were carried over to the binary task because the binary problem is substantially easier and dominated by the same feature signals.</w:t>
       </w:r>
     </w:p>
     <w:bookmarkEnd w:id="17"/>
@@ -2779,28 +2530,7 @@
         <w:pStyle w:val="FirstParagraph"/>
       </w:pPr>
       <w:r>
-        <w:t xml:space="preserve">We use SHAP (</w:t>
-      </w:r>
-      <w:r>
-        <w:rPr>
-          <w:rStyle w:val="VerbatimChar"/>
-        </w:rPr>
-        <w:t xml:space="preserve">src/shap_explain.py</w:t>
-      </w:r>
-      <w:r>
-        <w:t xml:space="preserve">,</w:t>
-      </w:r>
-      <w:r>
-        <w:t xml:space="preserve"> </w:t>
-      </w:r>
-      <w:r>
-        <w:rPr>
-          <w:rStyle w:val="VerbatimChar"/>
-        </w:rPr>
-        <w:t xml:space="preserve">src/shap_per_class.py</w:t>
-      </w:r>
-      <w:r>
-        <w:t xml:space="preserve">):</w:t>
+        <w:t xml:space="preserve">We use SHAP:</w:t>
       </w:r>
       <w:r>
         <w:t xml:space="preserve"> </w:t>
@@ -2856,7 +2586,7 @@
     </w:p>
     <w:bookmarkEnd w:id="18"/>
     <w:bookmarkEnd w:id="19"/>
-    <w:bookmarkStart w:id="73" w:name="results"/>
+    <w:bookmarkStart w:id="72" w:name="results"/>
     <w:p>
       <w:pPr>
         <w:pStyle w:val="Heading1"/>
@@ -3173,31 +2903,13 @@
       <w:r>
         <w:t xml:space="preserve">Canonical 4-class baseline leaderboard (held-out 20%, sorted by macro-F1).</w:t>
       </w:r>
-      <w:r>
-        <w:t xml:space="preserve"> </w:t>
-      </w:r>
-      <w:r>
-        <w:t xml:space="preserve">Source:</w:t>
-      </w:r>
-      <w:r>
-        <w:t xml:space="preserve"> </w:t>
-      </w:r>
-      <w:r>
-        <w:rPr>
-          <w:rStyle w:val="VerbatimChar"/>
-        </w:rPr>
-        <w:t xml:space="preserve">outputs/reports/4class/leaderboard.csv</w:t>
-      </w:r>
-      <w:r>
-        <w:t xml:space="preserve">.</w:t>
-      </w:r>
     </w:p>
     <w:tbl>
       <w:tblPr>
         <w:tblStyle w:val="Table"/>
         <w:tblW w:type="auto" w:w="0"/>
         <w:tblLook w:firstRow="1" w:lastRow="0" w:firstColumn="0" w:lastColumn="0" w:noHBand="0" w:noVBand="0" w:val="0020"/>
-        <w:tblCaption w:val="Canonical 4-class baseline leaderboard (held-out 20%, sorted by macro-F1). Source: outputs/reports/4class/leaderboard.csv."/>
+        <w:tblCaption w:val="Canonical 4-class baseline leaderboard (held-out 20%, sorted by macro-F1)."/>
       </w:tblPr>
       <w:tblGrid>
         <w:gridCol w:w="1320"/>
@@ -4450,31 +4162,13 @@
       <w:r>
         <w:t xml:space="preserve">Canonical 2-class baseline leaderboard (held-out 20%, sorted by macro-F1).</w:t>
       </w:r>
-      <w:r>
-        <w:t xml:space="preserve"> </w:t>
-      </w:r>
-      <w:r>
-        <w:t xml:space="preserve">Source:</w:t>
-      </w:r>
-      <w:r>
-        <w:t xml:space="preserve"> </w:t>
-      </w:r>
-      <w:r>
-        <w:rPr>
-          <w:rStyle w:val="VerbatimChar"/>
-        </w:rPr>
-        <w:t xml:space="preserve">outputs/reports/2class/leaderboard.csv</w:t>
-      </w:r>
-      <w:r>
-        <w:t xml:space="preserve">.</w:t>
-      </w:r>
     </w:p>
     <w:tbl>
       <w:tblPr>
         <w:tblStyle w:val="Table"/>
         <w:tblW w:type="auto" w:w="0"/>
         <w:tblLook w:firstRow="1" w:lastRow="0" w:firstColumn="0" w:lastColumn="0" w:noHBand="0" w:noVBand="0" w:val="0020"/>
-        <w:tblCaption w:val="Canonical 2-class baseline leaderboard (held-out 20%, sorted by macro-F1). Source: outputs/reports/2class/leaderboard.csv."/>
+        <w:tblCaption w:val="Canonical 2-class baseline leaderboard (held-out 20%, sorted by macro-F1)."/>
       </w:tblPr>
       <w:tblGrid>
         <w:gridCol w:w="1320"/>
@@ -8075,7 +7769,7 @@
     </w:tbl>
     <w:bookmarkEnd w:id="26"/>
     <w:bookmarkEnd w:id="27"/>
-    <w:bookmarkStart w:id="39" w:name="sec:vus-deployment"/>
+    <w:bookmarkStart w:id="38" w:name="sec:vus-deployment"/>
     <w:p>
       <w:pPr>
         <w:pStyle w:val="Heading2"/>
@@ -8181,16 +7875,7 @@
         <w:t xml:space="preserve"> </w:t>
       </w:r>
       <w:r>
-        <w:t xml:space="preserve">training labels for a balanced comparison (</w:t>
-      </w:r>
-      <w:r>
-        <w:rPr>
-          <w:rStyle w:val="VerbatimChar"/>
-        </w:rPr>
-        <w:t xml:space="preserve">scripts/build_vus_pro_set.py</w:t>
-      </w:r>
-      <w:r>
-        <w:t xml:space="preserve">).</w:t>
+        <w:t xml:space="preserve">training labels for a balanced comparison.</w:t>
       </w:r>
       <w:r>
         <w:t xml:space="preserve"> </w:t>
@@ -9513,13 +9198,14 @@
     </w:p>
     <w:bookmarkEnd w:id="36"/>
     <w:bookmarkEnd w:id="37"/>
-    <w:bookmarkStart w:id="38" w:name="deployment-artifacts."/>
+    <w:bookmarkEnd w:id="38"/>
+    <w:bookmarkStart w:id="39" w:name="sec:augmented"/>
     <w:p>
       <w:pPr>
-        <w:pStyle w:val="Heading4"/>
+        <w:pStyle w:val="Heading2"/>
       </w:pPr>
       <w:r>
-        <w:t xml:space="preserve">Deployment artifacts.</w:t>
+        <w:t xml:space="preserve">Augmented variant (k-mer + BLAST lift)</w:t>
       </w:r>
     </w:p>
     <w:p>
@@ -9527,76 +9213,102 @@
         <w:pStyle w:val="FirstParagraph"/>
       </w:pPr>
       <w:r>
-        <w:t xml:space="preserve">Per-variant predictions including identifier columns</w:t>
-      </w:r>
-      <w:r>
-        <w:t xml:space="preserve"> </w:t>
-      </w:r>
-      <w:r>
-        <w:t xml:space="preserve">(</w:t>
+        <w:t xml:space="preserve">We re-ran the tuned suite on the 414-feature augmented parquet (adding 196</w:t>
+      </w:r>
+      <w:r>
+        <w:t xml:space="preserve"> </w:t>
+      </w:r>
+      <w:r>
+        <w:t xml:space="preserve">k-mer columns and 10 BLAST-derived locus-neighbour columns to the 208-feature</w:t>
+      </w:r>
+      <w:r>
+        <w:t xml:space="preserve"> </w:t>
+      </w:r>
+      <w:r>
+        <w:t xml:space="preserve">base). The headline numbers are:</w:t>
+      </w:r>
+      <w:r>
+        <w:t xml:space="preserve"> </w:t>
       </w:r>
       <w:r>
         <w:rPr>
           <w:rStyle w:val="VerbatimChar"/>
         </w:rPr>
-        <w:t xml:space="preserve">base__chrom</w:t>
-      </w:r>
+        <w:t xml:space="preserve">HistGradientBoosting</w:t>
+      </w:r>
+      <w:r>
+        <w:t xml:space="preserve"> </w:t>
+      </w:r>
+      <w:r>
+        <w:t xml:space="preserve">reaches</w:t>
+      </w:r>
+      <w:r>
+        <w:t xml:space="preserve"> </w:t>
+      </w:r>
+      <w:r>
+        <w:t xml:space="preserve">macro-F1</w:t>
+      </w:r>
+      <w:r>
+        <w:t xml:space="preserve"> </w:t>
+      </w:r>
+      <m:oMath>
+        <m:r>
+          <m:t>0.7948</m:t>
+        </m:r>
+      </m:oMath>
+      <w:r>
+        <w:t xml:space="preserve"> </w:t>
+      </w:r>
+      <w:r>
+        <w:t xml:space="preserve">on the 4-class task and</w:t>
+      </w:r>
+      <w:r>
+        <w:t xml:space="preserve"> </w:t>
+      </w:r>
+      <m:oMath>
+        <m:r>
+          <m:rPr>
+            <m:sty m:val="b"/>
+          </m:rPr>
+          <m:t>0.9904</m:t>
+        </m:r>
+      </m:oMath>
+      <w:r>
+        <w:t xml:space="preserve"> </w:t>
+      </w:r>
+      <w:r>
+        <w:t xml:space="preserve">on the 2-class task.</w:t>
+      </w:r>
+      <w:r>
+        <w:t xml:space="preserve"> </w:t>
+      </w:r>
+      <w:r>
+        <w:t xml:space="preserve">Comparing against the tuned base suite (Tables </w:t>
+      </w:r>
+      <w:hyperlink w:anchor="tab:tuned-4class">
+        <w:r>
+          <w:rPr>
+            <w:rStyle w:val="Hyperlink"/>
+          </w:rPr>
+          <w:t xml:space="preserve">8</w:t>
+        </w:r>
+      </w:hyperlink>
       <w:r>
         <w:t xml:space="preserve">,</w:t>
       </w:r>
       <w:r>
         <w:t xml:space="preserve"> </w:t>
       </w:r>
-      <w:r>
-        <w:rPr>
-          <w:rStyle w:val="VerbatimChar"/>
-        </w:rPr>
-        <w:t xml:space="preserve">base__pos</w:t>
-      </w:r>
-      <w:r>
-        <w:t xml:space="preserve">,</w:t>
-      </w:r>
-      <w:r>
-        <w:t xml:space="preserve"> </w:t>
-      </w:r>
-      <w:r>
-        <w:rPr>
-          <w:rStyle w:val="VerbatimChar"/>
-        </w:rPr>
-        <w:t xml:space="preserve">base__ref_base</w:t>
-      </w:r>
-      <w:r>
-        <w:t xml:space="preserve">,</w:t>
-      </w:r>
-      <w:r>
-        <w:t xml:space="preserve"> </w:t>
-      </w:r>
-      <w:r>
-        <w:rPr>
-          <w:rStyle w:val="VerbatimChar"/>
-        </w:rPr>
-        <w:t xml:space="preserve">base__alt_base</w:t>
-      </w:r>
-      <w:r>
-        <w:t xml:space="preserve">,</w:t>
-      </w:r>
-      <w:r>
-        <w:t xml:space="preserve"> </w:t>
-      </w:r>
-      <w:r>
-        <w:rPr>
-          <w:rStyle w:val="VerbatimChar"/>
-        </w:rPr>
-        <w:t xml:space="preserve">base__hugo</w:t>
-      </w:r>
-      <w:r>
-        <w:t xml:space="preserve">) and per-class</w:t>
-      </w:r>
-      <w:r>
-        <w:t xml:space="preserve"> </w:t>
-      </w:r>
-      <w:r>
-        <w:t xml:space="preserve">probabilities are written to:</w:t>
+      <w:hyperlink w:anchor="tab:tuned-2class">
+        <w:r>
+          <w:rPr>
+            <w:rStyle w:val="Hyperlink"/>
+          </w:rPr>
+          <w:t xml:space="preserve">9</w:t>
+        </w:r>
+      </w:hyperlink>
+      <w:r>
+        <w:t xml:space="preserve">):</w:t>
       </w:r>
     </w:p>
     <w:p>
@@ -9608,9 +9320,103 @@
       </w:pPr>
       <w:r>
         <w:rPr>
-          <w:rStyle w:val="VerbatimChar"/>
-        </w:rPr>
-        <w:t xml:space="preserve">outputs/predictions/vus_pro_2class.csv</w:t>
+          <w:b/>
+          <w:bCs/>
+        </w:rPr>
+        <w:t xml:space="preserve">4-class:</w:t>
+      </w:r>
+      <w:r>
+        <w:t xml:space="preserve"> </w:t>
+      </w:r>
+      <m:oMath>
+        <m:r>
+          <m:t>0.7948</m:t>
+        </m:r>
+      </m:oMath>
+      <w:r>
+        <w:t xml:space="preserve"> </w:t>
+      </w:r>
+      <w:r>
+        <w:t xml:space="preserve">vs. </w:t>
+      </w:r>
+      <m:oMath>
+        <m:r>
+          <m:t>0.7950</m:t>
+        </m:r>
+      </m:oMath>
+      <w:r>
+        <w:t xml:space="preserve"> </w:t>
+      </w:r>
+      <w:r>
+        <w:t xml:space="preserve">– the k-mer + BLAST columns</w:t>
+      </w:r>
+      <w:r>
+        <w:t xml:space="preserve"> </w:t>
+      </w:r>
+      <w:r>
+        <w:t xml:space="preserve">add</w:t>
+      </w:r>
+      <w:r>
+        <w:t xml:space="preserve"> </w:t>
+      </w:r>
+      <w:r>
+        <w:rPr>
+          <w:i/>
+          <w:iCs/>
+        </w:rPr>
+        <w:t xml:space="preserve">essentially nothing</w:t>
+      </w:r>
+      <w:r>
+        <w:t xml:space="preserve"> </w:t>
+      </w:r>
+      <w:r>
+        <w:t xml:space="preserve">on top of the tuned VEP-score-rich</w:t>
+      </w:r>
+      <w:r>
+        <w:t xml:space="preserve"> </w:t>
+      </w:r>
+      <w:r>
+        <w:t xml:space="preserve">base. This is consistent with the BLAST framing in</w:t>
+      </w:r>
+      <w:r>
+        <w:t xml:space="preserve"> </w:t>
+      </w:r>
+      <w:r>
+        <w:t xml:space="preserve">the BLAST features framing: the locus-neighbour signal is largely</w:t>
+      </w:r>
+      <w:r>
+        <w:t xml:space="preserve"> </w:t>
+      </w:r>
+      <w:r>
+        <w:rPr>
+          <w:i/>
+          <w:iCs/>
+        </w:rPr>
+        <w:t xml:space="preserve">redundant</w:t>
+      </w:r>
+      <w:r>
+        <w:t xml:space="preserve"> </w:t>
+      </w:r>
+      <w:r>
+        <w:t xml:space="preserve">with the predictor-score signal already present in</w:t>
+      </w:r>
+      <w:r>
+        <w:t xml:space="preserve"> </w:t>
+      </w:r>
+      <w:r>
+        <w:t xml:space="preserve">the base parquet, since both effectively encode</w:t>
+      </w:r>
+      <w:r>
+        <w:t xml:space="preserve"> </w:t>
+      </w:r>
+      <w:r>
+        <w:t xml:space="preserve">“which gene /</w:t>
+      </w:r>
+      <w:r>
+        <w:t xml:space="preserve"> </w:t>
+      </w:r>
+      <w:r>
+        <w:t xml:space="preserve">functional context is this variant in.”</w:t>
       </w:r>
     </w:p>
     <w:p>
@@ -9622,9 +9428,78 @@
       </w:pPr>
       <w:r>
         <w:rPr>
-          <w:rStyle w:val="VerbatimChar"/>
-        </w:rPr>
-        <w:t xml:space="preserve">outputs/predictions/vus_pro_4class.csv</w:t>
+          <w:b/>
+          <w:bCs/>
+        </w:rPr>
+        <w:t xml:space="preserve">2-class:</w:t>
+      </w:r>
+      <w:r>
+        <w:t xml:space="preserve"> </w:t>
+      </w:r>
+      <m:oMath>
+        <m:r>
+          <m:t>0.9904</m:t>
+        </m:r>
+      </m:oMath>
+      <w:r>
+        <w:t xml:space="preserve"> </w:t>
+      </w:r>
+      <w:r>
+        <w:t xml:space="preserve">vs. </w:t>
+      </w:r>
+      <m:oMath>
+        <m:r>
+          <m:t>0.9872</m:t>
+        </m:r>
+      </m:oMath>
+      <w:r>
+        <w:t xml:space="preserve"> </w:t>
+      </w:r>
+      <w:r>
+        <w:t xml:space="preserve">– the augmented variant</w:t>
+      </w:r>
+      <w:r>
+        <w:t xml:space="preserve"> </w:t>
+      </w:r>
+      <w:r>
+        <w:t xml:space="preserve">gives a small but real lift of</w:t>
+      </w:r>
+      <w:r>
+        <w:t xml:space="preserve"> </w:t>
+      </w:r>
+      <m:oMath>
+        <m:r>
+          <m:rPr>
+            <m:sty m:val="p"/>
+          </m:rPr>
+          <m:t>+</m:t>
+        </m:r>
+        <m:r>
+          <m:t>0.003</m:t>
+        </m:r>
+      </m:oMath>
+      <w:r>
+        <w:t xml:space="preserve">, putting the 2-class</w:t>
+      </w:r>
+      <w:r>
+        <w:t xml:space="preserve"> </w:t>
+      </w:r>
+      <w:r>
+        <w:t xml:space="preserve">classifier above</w:t>
+      </w:r>
+      <w:r>
+        <w:t xml:space="preserve"> </w:t>
+      </w:r>
+      <m:oMath>
+        <m:r>
+          <m:t>0.99</m:t>
+        </m:r>
+      </m:oMath>
+      <w:r>
+        <w:t xml:space="preserve"> </w:t>
+      </w:r>
+      <w:r>
+        <w:t xml:space="preserve">on held-out macro-F1.</w:t>
       </w:r>
     </w:p>
     <w:p>
@@ -9632,372 +9507,23 @@
         <w:pStyle w:val="FirstParagraph"/>
       </w:pPr>
       <w:r>
-        <w:t xml:space="preserve">The inference path is generic (</w:t>
-      </w:r>
-      <w:r>
-        <w:rPr>
-          <w:rStyle w:val="VerbatimChar"/>
-        </w:rPr>
-        <w:t xml:space="preserve">scripts/predict_vus.py</w:t>
-      </w:r>
-      <w:r>
-        <w:t xml:space="preserve">); any</w:t>
-      </w:r>
-      <w:r>
-        <w:t xml:space="preserve"> </w:t>
-      </w:r>
-      <w:r>
-        <w:t xml:space="preserve">OpenCRAVAT-annotated CSV in the 777-column training schema can be scored</w:t>
-      </w:r>
-      <w:r>
-        <w:t xml:space="preserve"> </w:t>
-      </w:r>
-      <w:r>
-        <w:t xml:space="preserve">by the saved</w:t>
-      </w:r>
-      <w:r>
-        <w:t xml:space="preserve"> </w:t>
-      </w:r>
-      <w:r>
-        <w:rPr>
-          <w:rStyle w:val="VerbatimChar"/>
-        </w:rPr>
-        <w:t xml:space="preserve">.joblib</w:t>
-      </w:r>
-      <w:r>
-        <w:t xml:space="preserve"> </w:t>
-      </w:r>
-      <w:r>
-        <w:t xml:space="preserve">model with one command.</w:t>
+        <w:t xml:space="preserve">The interpretation: when VEP scores are present the augmented columns are</w:t>
+      </w:r>
+      <w:r>
+        <w:t xml:space="preserve"> </w:t>
+      </w:r>
+      <w:r>
+        <w:t xml:space="preserve">redundant; when they are removed</w:t>
+      </w:r>
+      <w:r>
+        <w:t xml:space="preserve"> </w:t>
+      </w:r>
+      <w:r>
+        <w:t xml:space="preserve">the augmented columns become the main source of residual signal.</w:t>
       </w:r>
     </w:p>
-    <w:bookmarkEnd w:id="38"/>
     <w:bookmarkEnd w:id="39"/>
-    <w:bookmarkStart w:id="40" w:name="sec:augmented"/>
-    <w:p>
-      <w:pPr>
-        <w:pStyle w:val="Heading2"/>
-      </w:pPr>
-      <w:r>
-        <w:t xml:space="preserve">Augmented variant (k-mer + BLAST lift)</w:t>
-      </w:r>
-    </w:p>
-    <w:p>
-      <w:pPr>
-        <w:pStyle w:val="FirstParagraph"/>
-      </w:pPr>
-      <w:r>
-        <w:t xml:space="preserve">We re-ran the tuned suite on the 414-feature augmented parquet (adding 196</w:t>
-      </w:r>
-      <w:r>
-        <w:t xml:space="preserve"> </w:t>
-      </w:r>
-      <w:r>
-        <w:t xml:space="preserve">k-mer columns and 10 BLAST-derived locus-neighbour columns to the 208-feature</w:t>
-      </w:r>
-      <w:r>
-        <w:t xml:space="preserve"> </w:t>
-      </w:r>
-      <w:r>
-        <w:t xml:space="preserve">base). The headline numbers are:</w:t>
-      </w:r>
-      <w:r>
-        <w:t xml:space="preserve"> </w:t>
-      </w:r>
-      <w:r>
-        <w:rPr>
-          <w:rStyle w:val="VerbatimChar"/>
-        </w:rPr>
-        <w:t xml:space="preserve">HistGradientBoosting</w:t>
-      </w:r>
-      <w:r>
-        <w:t xml:space="preserve"> </w:t>
-      </w:r>
-      <w:r>
-        <w:t xml:space="preserve">reaches</w:t>
-      </w:r>
-      <w:r>
-        <w:t xml:space="preserve"> </w:t>
-      </w:r>
-      <w:r>
-        <w:t xml:space="preserve">macro-F1</w:t>
-      </w:r>
-      <w:r>
-        <w:t xml:space="preserve"> </w:t>
-      </w:r>
-      <m:oMath>
-        <m:r>
-          <m:t>0.7948</m:t>
-        </m:r>
-      </m:oMath>
-      <w:r>
-        <w:t xml:space="preserve"> </w:t>
-      </w:r>
-      <w:r>
-        <w:t xml:space="preserve">on the 4-class task and</w:t>
-      </w:r>
-      <w:r>
-        <w:t xml:space="preserve"> </w:t>
-      </w:r>
-      <m:oMath>
-        <m:r>
-          <m:rPr>
-            <m:sty m:val="b"/>
-          </m:rPr>
-          <m:t>0.9904</m:t>
-        </m:r>
-      </m:oMath>
-      <w:r>
-        <w:t xml:space="preserve"> </w:t>
-      </w:r>
-      <w:r>
-        <w:t xml:space="preserve">on the 2-class task.</w:t>
-      </w:r>
-      <w:r>
-        <w:t xml:space="preserve"> </w:t>
-      </w:r>
-      <w:r>
-        <w:t xml:space="preserve">Comparing against the tuned base suite (Tables </w:t>
-      </w:r>
-      <w:hyperlink w:anchor="tab:tuned-4class">
-        <w:r>
-          <w:rPr>
-            <w:rStyle w:val="Hyperlink"/>
-          </w:rPr>
-          <w:t xml:space="preserve">8</w:t>
-        </w:r>
-      </w:hyperlink>
-      <w:r>
-        <w:t xml:space="preserve">,</w:t>
-      </w:r>
-      <w:r>
-        <w:t xml:space="preserve"> </w:t>
-      </w:r>
-      <w:hyperlink w:anchor="tab:tuned-2class">
-        <w:r>
-          <w:rPr>
-            <w:rStyle w:val="Hyperlink"/>
-          </w:rPr>
-          <w:t xml:space="preserve">9</w:t>
-        </w:r>
-      </w:hyperlink>
-      <w:r>
-        <w:t xml:space="preserve">):</w:t>
-      </w:r>
-    </w:p>
-    <w:p>
-      <w:pPr>
-        <w:numPr>
-          <w:ilvl w:val="0"/>
-          <w:numId w:val="1008"/>
-        </w:numPr>
-      </w:pPr>
-      <w:r>
-        <w:rPr>
-          <w:b/>
-          <w:bCs/>
-        </w:rPr>
-        <w:t xml:space="preserve">4-class:</w:t>
-      </w:r>
-      <w:r>
-        <w:t xml:space="preserve"> </w:t>
-      </w:r>
-      <m:oMath>
-        <m:r>
-          <m:t>0.7948</m:t>
-        </m:r>
-      </m:oMath>
-      <w:r>
-        <w:t xml:space="preserve"> </w:t>
-      </w:r>
-      <w:r>
-        <w:t xml:space="preserve">vs. </w:t>
-      </w:r>
-      <m:oMath>
-        <m:r>
-          <m:t>0.7950</m:t>
-        </m:r>
-      </m:oMath>
-      <w:r>
-        <w:t xml:space="preserve"> </w:t>
-      </w:r>
-      <w:r>
-        <w:t xml:space="preserve">– the k-mer + BLAST columns</w:t>
-      </w:r>
-      <w:r>
-        <w:t xml:space="preserve"> </w:t>
-      </w:r>
-      <w:r>
-        <w:t xml:space="preserve">add</w:t>
-      </w:r>
-      <w:r>
-        <w:t xml:space="preserve"> </w:t>
-      </w:r>
-      <w:r>
-        <w:rPr>
-          <w:i/>
-          <w:iCs/>
-        </w:rPr>
-        <w:t xml:space="preserve">essentially nothing</w:t>
-      </w:r>
-      <w:r>
-        <w:t xml:space="preserve"> </w:t>
-      </w:r>
-      <w:r>
-        <w:t xml:space="preserve">on top of the tuned VEP-score-rich</w:t>
-      </w:r>
-      <w:r>
-        <w:t xml:space="preserve"> </w:t>
-      </w:r>
-      <w:r>
-        <w:t xml:space="preserve">base. This is consistent with the BLAST framing in</w:t>
-      </w:r>
-      <w:r>
-        <w:t xml:space="preserve"> </w:t>
-      </w:r>
-      <w:r>
-        <w:t xml:space="preserve">the BLAST features framing: the locus-neighbour signal is largely</w:t>
-      </w:r>
-      <w:r>
-        <w:t xml:space="preserve"> </w:t>
-      </w:r>
-      <w:r>
-        <w:rPr>
-          <w:i/>
-          <w:iCs/>
-        </w:rPr>
-        <w:t xml:space="preserve">redundant</w:t>
-      </w:r>
-      <w:r>
-        <w:t xml:space="preserve"> </w:t>
-      </w:r>
-      <w:r>
-        <w:t xml:space="preserve">with the predictor-score signal already present in</w:t>
-      </w:r>
-      <w:r>
-        <w:t xml:space="preserve"> </w:t>
-      </w:r>
-      <w:r>
-        <w:t xml:space="preserve">the base parquet, since both effectively encode</w:t>
-      </w:r>
-      <w:r>
-        <w:t xml:space="preserve"> </w:t>
-      </w:r>
-      <w:r>
-        <w:t xml:space="preserve">“which gene /</w:t>
-      </w:r>
-      <w:r>
-        <w:t xml:space="preserve"> </w:t>
-      </w:r>
-      <w:r>
-        <w:t xml:space="preserve">functional context is this variant in.”</w:t>
-      </w:r>
-    </w:p>
-    <w:p>
-      <w:pPr>
-        <w:numPr>
-          <w:ilvl w:val="0"/>
-          <w:numId w:val="1008"/>
-        </w:numPr>
-      </w:pPr>
-      <w:r>
-        <w:rPr>
-          <w:b/>
-          <w:bCs/>
-        </w:rPr>
-        <w:t xml:space="preserve">2-class:</w:t>
-      </w:r>
-      <w:r>
-        <w:t xml:space="preserve"> </w:t>
-      </w:r>
-      <m:oMath>
-        <m:r>
-          <m:t>0.9904</m:t>
-        </m:r>
-      </m:oMath>
-      <w:r>
-        <w:t xml:space="preserve"> </w:t>
-      </w:r>
-      <w:r>
-        <w:t xml:space="preserve">vs. </w:t>
-      </w:r>
-      <m:oMath>
-        <m:r>
-          <m:t>0.9872</m:t>
-        </m:r>
-      </m:oMath>
-      <w:r>
-        <w:t xml:space="preserve"> </w:t>
-      </w:r>
-      <w:r>
-        <w:t xml:space="preserve">– the augmented variant</w:t>
-      </w:r>
-      <w:r>
-        <w:t xml:space="preserve"> </w:t>
-      </w:r>
-      <w:r>
-        <w:t xml:space="preserve">gives a small but real lift of</w:t>
-      </w:r>
-      <w:r>
-        <w:t xml:space="preserve"> </w:t>
-      </w:r>
-      <m:oMath>
-        <m:r>
-          <m:rPr>
-            <m:sty m:val="p"/>
-          </m:rPr>
-          <m:t>+</m:t>
-        </m:r>
-        <m:r>
-          <m:t>0.003</m:t>
-        </m:r>
-      </m:oMath>
-      <w:r>
-        <w:t xml:space="preserve">, putting the 2-class</w:t>
-      </w:r>
-      <w:r>
-        <w:t xml:space="preserve"> </w:t>
-      </w:r>
-      <w:r>
-        <w:t xml:space="preserve">classifier above</w:t>
-      </w:r>
-      <w:r>
-        <w:t xml:space="preserve"> </w:t>
-      </w:r>
-      <m:oMath>
-        <m:r>
-          <m:t>0.99</m:t>
-        </m:r>
-      </m:oMath>
-      <w:r>
-        <w:t xml:space="preserve"> </w:t>
-      </w:r>
-      <w:r>
-        <w:t xml:space="preserve">on held-out macro-F1.</w:t>
-      </w:r>
-    </w:p>
-    <w:p>
-      <w:pPr>
-        <w:pStyle w:val="FirstParagraph"/>
-      </w:pPr>
-      <w:r>
-        <w:t xml:space="preserve">The interpretation: when VEP scores are present the augmented columns are</w:t>
-      </w:r>
-      <w:r>
-        <w:t xml:space="preserve"> </w:t>
-      </w:r>
-      <w:r>
-        <w:t xml:space="preserve">redundant; when they are removed</w:t>
-      </w:r>
-      <w:r>
-        <w:t xml:space="preserve"> </w:t>
-      </w:r>
-      <w:r>
-        <w:t xml:space="preserve">the augmented columns become the main source of residual signal.</w:t>
-      </w:r>
-    </w:p>
-    <w:bookmarkEnd w:id="40"/>
-    <w:bookmarkStart w:id="41" w:name="sec:ditto"/>
+    <w:bookmarkStart w:id="40" w:name="sec:ditto"/>
     <w:p>
       <w:pPr>
         <w:pStyle w:val="Heading2"/>
@@ -10195,8 +9721,8 @@
         <w:t xml:space="preserve">on any single learned input.</w:t>
       </w:r>
     </w:p>
-    <w:bookmarkEnd w:id="41"/>
-    <w:bookmarkStart w:id="43" w:name="sec:tuning-results"/>
+    <w:bookmarkEnd w:id="40"/>
+    <w:bookmarkStart w:id="42" w:name="sec:tuning-results"/>
     <w:p>
       <w:pPr>
         <w:pStyle w:val="Heading2"/>
@@ -10490,7 +10016,7 @@
         <w:t xml:space="preserve">, so we kept their baseline configurations.</w:t>
       </w:r>
     </w:p>
-    <w:bookmarkStart w:id="42" w:name="tab:tuning"/>
+    <w:bookmarkStart w:id="41" w:name="tab:tuning"/>
     <w:p>
       <w:pPr>
         <w:pStyle w:val="TableCaption"/>
@@ -10520,19 +10046,7 @@
         <w:t xml:space="preserve"> </w:t>
       </w:r>
       <w:r>
-        <w:t xml:space="preserve">was carried into the final model suite. Source:</w:t>
-      </w:r>
-      <w:r>
-        <w:t xml:space="preserve"> </w:t>
-      </w:r>
-      <w:r>
-        <w:rPr>
-          <w:rStyle w:val="VerbatimChar"/>
-        </w:rPr>
-        <w:t xml:space="preserve">outputs/tuning/4class/*/best_config.json</w:t>
-      </w:r>
-      <w:r>
-        <w:t xml:space="preserve">.</w:t>
+        <w:t xml:space="preserve">was carried into the final model suite.</w:t>
       </w:r>
     </w:p>
     <w:tbl>
@@ -10540,7 +10054,7 @@
         <w:tblStyle w:val="Table"/>
         <w:tblW w:type="auto" w:w="0"/>
         <w:tblLook w:firstRow="1" w:lastRow="0" w:firstColumn="0" w:lastColumn="0" w:noHBand="0" w:noVBand="0" w:val="0020"/>
-        <w:tblCaption w:val="4-class hyperparameter tuning summary. Baseline / Tuned columns are held-out macro-F1. “Tuned” marks the configurations whose winning grid cell was carried into the final model suite. Source: outputs/tuning/4class/*/best_config.json."/>
+        <w:tblCaption w:val="4-class hyperparameter tuning summary. Baseline / Tuned columns are held-out macro-F1. “Tuned” marks the configurations whose winning grid cell was carried into the final model suite."/>
       </w:tblPr>
       <w:tblGrid>
         <w:gridCol w:w="1584"/>
@@ -11343,9 +10857,9 @@
         </w:tc>
       </w:tr>
     </w:tbl>
+    <w:bookmarkEnd w:id="41"/>
     <w:bookmarkEnd w:id="42"/>
-    <w:bookmarkEnd w:id="43"/>
-    <w:bookmarkStart w:id="53" w:name="sec:tuned-final"/>
+    <w:bookmarkStart w:id="52" w:name="sec:tuned-final"/>
     <w:p>
       <w:pPr>
         <w:pStyle w:val="Heading2"/>
@@ -11510,25 +11024,13 @@
         <w:t xml:space="preserve">.</w:t>
       </w:r>
     </w:p>
-    <w:bookmarkStart w:id="44" w:name="tab:tuned-4class"/>
+    <w:bookmarkStart w:id="43" w:name="tab:tuned-4class"/>
     <w:p>
       <w:pPr>
         <w:pStyle w:val="TableCaption"/>
       </w:pPr>
       <w:r>
-        <w:t xml:space="preserve">Final 4-class tuned no-AdaBoost leaderboard (held-out 20%). Source:</w:t>
-      </w:r>
-      <w:r>
-        <w:t xml:space="preserve"> </w:t>
-      </w:r>
-      <w:r>
-        <w:rPr>
-          <w:rStyle w:val="VerbatimChar"/>
-        </w:rPr>
-        <w:t xml:space="preserve">outputs/reports/4class_final_no_adaboost/leaderboard.csv</w:t>
-      </w:r>
-      <w:r>
-        <w:t xml:space="preserve">.</w:t>
+        <w:t xml:space="preserve">Final 4-class tuned no-AdaBoost leaderboard (held-out 20%).</w:t>
       </w:r>
     </w:p>
     <w:tbl>
@@ -11536,7 +11038,7 @@
         <w:tblStyle w:val="Table"/>
         <w:tblW w:type="auto" w:w="0"/>
         <w:tblLook w:firstRow="1" w:lastRow="0" w:firstColumn="0" w:lastColumn="0" w:noHBand="0" w:noVBand="0" w:val="0020"/>
-        <w:tblCaption w:val="Final 4-class tuned no-AdaBoost leaderboard (held-out 20%). Source: outputs/reports/4class_final_no_adaboost/leaderboard.csv."/>
+        <w:tblCaption w:val="Final 4-class tuned no-AdaBoost leaderboard (held-out 20%)."/>
       </w:tblPr>
       <w:tblGrid>
         <w:gridCol w:w="1320"/>
@@ -12537,26 +12039,14 @@
         </w:tc>
       </w:tr>
     </w:tbl>
-    <w:bookmarkEnd w:id="44"/>
-    <w:bookmarkStart w:id="45" w:name="tab:tuned-2class"/>
+    <w:bookmarkEnd w:id="43"/>
+    <w:bookmarkStart w:id="44" w:name="tab:tuned-2class"/>
     <w:p>
       <w:pPr>
         <w:pStyle w:val="TableCaption"/>
       </w:pPr>
       <w:r>
-        <w:t xml:space="preserve">Final 2-class tuned no-AdaBoost leaderboard (held-out 20%). Source:</w:t>
-      </w:r>
-      <w:r>
-        <w:t xml:space="preserve"> </w:t>
-      </w:r>
-      <w:r>
-        <w:rPr>
-          <w:rStyle w:val="VerbatimChar"/>
-        </w:rPr>
-        <w:t xml:space="preserve">outputs/reports/2class_final_no_adaboost/leaderboard.csv</w:t>
-      </w:r>
-      <w:r>
-        <w:t xml:space="preserve">.</w:t>
+        <w:t xml:space="preserve">Final 2-class tuned no-AdaBoost leaderboard (held-out 20%).</w:t>
       </w:r>
     </w:p>
     <w:tbl>
@@ -12564,7 +12054,7 @@
         <w:tblStyle w:val="Table"/>
         <w:tblW w:type="auto" w:w="0"/>
         <w:tblLook w:firstRow="1" w:lastRow="0" w:firstColumn="0" w:lastColumn="0" w:noHBand="0" w:noVBand="0" w:val="0020"/>
-        <w:tblCaption w:val="Final 2-class tuned no-AdaBoost leaderboard (held-out 20%). Source: outputs/reports/2class_final_no_adaboost/leaderboard.csv."/>
+        <w:tblCaption w:val="Final 2-class tuned no-AdaBoost leaderboard (held-out 20%)."/>
       </w:tblPr>
       <w:tblGrid>
         <w:gridCol w:w="1320"/>
@@ -13565,8 +13055,8 @@
         </w:tc>
       </w:tr>
     </w:tbl>
-    <w:bookmarkEnd w:id="45"/>
-    <w:bookmarkStart w:id="52" w:name="fig:cm-headline"/>
+    <w:bookmarkEnd w:id="44"/>
+    <w:bookmarkStart w:id="51" w:name="fig:cm-headline"/>
     <w:tbl>
       <w:tblPr>
         <w:tblStyle w:val="FigureTable"/>
@@ -13591,18 +13081,18 @@
                 <wp:inline>
                   <wp:extent cx="2667000" cy="2222500"/>
                   <wp:effectExtent b="0" l="0" r="0" t="0"/>
-                  <wp:docPr descr="" title="" id="47" name="Picture"/>
+                  <wp:docPr descr="" title="" id="46" name="Picture"/>
                   <a:graphic>
                     <a:graphicData uri="http://schemas.openxmlformats.org/drawingml/2006/picture">
                       <pic:pic>
                         <pic:nvPicPr>
-                          <pic:cNvPr descr="final_report/figures/histgb_4class_cm.png" id="48" name="Picture"/>
+                          <pic:cNvPr descr="final_report/figures/histgb_4class_cm.png" id="47" name="Picture"/>
                           <pic:cNvPicPr>
                             <a:picLocks noChangeArrowheads="1" noChangeAspect="1"/>
                           </pic:cNvPicPr>
                         </pic:nvPicPr>
                         <pic:blipFill>
-                          <a:blip r:embed="rId46"/>
+                          <a:blip r:embed="rId45"/>
                           <a:stretch>
                             <a:fillRect/>
                           </a:stretch>
@@ -13651,18 +13141,18 @@
                 <wp:inline>
                   <wp:extent cx="2667000" cy="2333625"/>
                   <wp:effectExtent b="0" l="0" r="0" t="0"/>
-                  <wp:docPr descr="" title="" id="50" name="Picture"/>
+                  <wp:docPr descr="" title="" id="49" name="Picture"/>
                   <a:graphic>
                     <a:graphicData uri="http://schemas.openxmlformats.org/drawingml/2006/picture">
                       <pic:pic>
                         <pic:nvPicPr>
-                          <pic:cNvPr descr="final_report/figures/histgb_2class_cm.png" id="51" name="Picture"/>
+                          <pic:cNvPr descr="final_report/figures/histgb_2class_cm.png" id="50" name="Picture"/>
                           <pic:cNvPicPr>
                             <a:picLocks noChangeArrowheads="1" noChangeAspect="1"/>
                           </pic:cNvPicPr>
                         </pic:nvPicPr>
                         <pic:blipFill>
-                          <a:blip r:embed="rId49"/>
+                          <a:blip r:embed="rId48"/>
                           <a:stretch>
                             <a:fillRect/>
                           </a:stretch>
@@ -13758,9 +13248,9 @@
         <w:t xml:space="preserve">boundaries; the 2-class panel is near-diagonal.</w:t>
       </w:r>
     </w:p>
+    <w:bookmarkEnd w:id="51"/>
     <w:bookmarkEnd w:id="52"/>
-    <w:bookmarkEnd w:id="53"/>
-    <w:bookmarkStart w:id="55" w:name="sec:raw-only"/>
+    <w:bookmarkStart w:id="54" w:name="sec:raw-only"/>
     <w:p>
       <w:pPr>
         <w:pStyle w:val="Heading2"/>
@@ -13825,7 +13315,7 @@
       <w:pPr>
         <w:numPr>
           <w:ilvl w:val="0"/>
-          <w:numId w:val="1009"/>
+          <w:numId w:val="1008"/>
         </w:numPr>
       </w:pPr>
       <w:r>
@@ -13848,7 +13338,7 @@
       <w:pPr>
         <w:numPr>
           <w:ilvl w:val="0"/>
-          <w:numId w:val="1009"/>
+          <w:numId w:val="1008"/>
         </w:numPr>
       </w:pPr>
       <w:r>
@@ -13883,7 +13373,7 @@
       <w:pPr>
         <w:numPr>
           <w:ilvl w:val="0"/>
-          <w:numId w:val="1009"/>
+          <w:numId w:val="1008"/>
         </w:numPr>
       </w:pPr>
       <w:r>
@@ -14155,7 +13645,7 @@
         <w:t xml:space="preserve">come from another model or algorithm.</w:t>
       </w:r>
     </w:p>
-    <w:bookmarkStart w:id="54" w:name="tab:raw-only"/>
+    <w:bookmarkStart w:id="53" w:name="tab:raw-only"/>
     <w:p>
       <w:pPr>
         <w:pStyle w:val="TableCaption"/>
@@ -14742,7 +14232,7 @@
         </w:tc>
       </w:tr>
     </w:tbl>
-    <w:bookmarkEnd w:id="54"/>
+    <w:bookmarkEnd w:id="53"/>
     <w:p>
       <w:pPr>
         <w:pStyle w:val="BodyText"/>
@@ -14753,6 +14243,479 @@
           <w:bCs/>
         </w:rPr>
         <w:t xml:space="preserve">Reading the raw-only result.</w:t>
+      </w:r>
+    </w:p>
+    <w:p>
+      <w:pPr>
+        <w:numPr>
+          <w:ilvl w:val="0"/>
+          <w:numId w:val="1009"/>
+        </w:numPr>
+      </w:pPr>
+      <w:r>
+        <w:rPr>
+          <w:b/>
+          <w:bCs/>
+        </w:rPr>
+        <w:t xml:space="preserve">Booster delta is smallest.</w:t>
+      </w:r>
+      <w:r>
+        <w:t xml:space="preserve"> </w:t>
+      </w:r>
+      <w:r>
+        <w:rPr>
+          <w:rStyle w:val="VerbatimChar"/>
+        </w:rPr>
+        <w:t xml:space="preserve">HistGradientBoosting</w:t>
+      </w:r>
+      <w:r>
+        <w:t xml:space="preserve"> </w:t>
+      </w:r>
+      <w:r>
+        <w:t xml:space="preserve">loses only</w:t>
+      </w:r>
+      <w:r>
+        <w:t xml:space="preserve"> </w:t>
+      </w:r>
+      <m:oMath>
+        <m:r>
+          <m:rPr>
+            <m:sty m:val="p"/>
+          </m:rPr>
+          <m:t>≈</m:t>
+        </m:r>
+        <m:r>
+          <m:t>0.07</m:t>
+        </m:r>
+      </m:oMath>
+      <w:r>
+        <w:t xml:space="preserve"> </w:t>
+      </w:r>
+      <w:r>
+        <w:t xml:space="preserve">in this ablation, the smallest absolute</w:t>
+      </w:r>
+      <w:r>
+        <w:t xml:space="preserve"> </w:t>
+      </w:r>
+      <w:r>
+        <w:t xml:space="preserve">drop in the suite. The booster is the one model that can recover</w:t>
+      </w:r>
+      <w:r>
+        <w:t xml:space="preserve"> </w:t>
+      </w:r>
+      <w:r>
+        <w:t xml:space="preserve">useful interactions purely from raw inputs (population frequencies</w:t>
+      </w:r>
+      <w:r>
+        <w:t xml:space="preserve"> </w:t>
+      </w:r>
+      <m:oMath>
+        <m:r>
+          <m:rPr>
+            <m:sty m:val="p"/>
+          </m:rPr>
+          <m:t>×</m:t>
+        </m:r>
+      </m:oMath>
+      <w:r>
+        <w:t xml:space="preserve"> </w:t>
+      </w:r>
+      <w:r>
+        <w:t xml:space="preserve">position</w:t>
+      </w:r>
+      <w:r>
+        <w:t xml:space="preserve"> </w:t>
+      </w:r>
+      <m:oMath>
+        <m:r>
+          <m:rPr>
+            <m:sty m:val="p"/>
+          </m:rPr>
+          <m:t>×</m:t>
+        </m:r>
+      </m:oMath>
+      <w:r>
+        <w:t xml:space="preserve"> </w:t>
+      </w:r>
+      <w:r>
+        <w:t xml:space="preserve">k-mer composition); the linear and</w:t>
+      </w:r>
+      <w:r>
+        <w:t xml:space="preserve"> </w:t>
+      </w:r>
+      <w:r>
+        <w:t xml:space="preserve">centroid families cannot.</w:t>
+      </w:r>
+    </w:p>
+    <w:p>
+      <w:pPr>
+        <w:numPr>
+          <w:ilvl w:val="0"/>
+          <w:numId w:val="1009"/>
+        </w:numPr>
+      </w:pPr>
+      <w:r>
+        <w:rPr>
+          <w:b/>
+          <w:bCs/>
+        </w:rPr>
+        <w:t xml:space="preserve">Linear models collapse.</w:t>
+      </w:r>
+      <w:r>
+        <w:t xml:space="preserve"> </w:t>
+      </w:r>
+      <w:r>
+        <w:rPr>
+          <w:rStyle w:val="VerbatimChar"/>
+        </w:rPr>
+        <w:t xml:space="preserve">LinearSVC</w:t>
+      </w:r>
+      <w:r>
+        <w:t xml:space="preserve"> </w:t>
+      </w:r>
+      <w:r>
+        <w:t xml:space="preserve">drops by</w:t>
+      </w:r>
+      <w:r>
+        <w:t xml:space="preserve"> </w:t>
+      </w:r>
+      <m:oMath>
+        <m:r>
+          <m:t>0.13</m:t>
+        </m:r>
+      </m:oMath>
+      <w:r>
+        <w:t xml:space="preserve">,</w:t>
+      </w:r>
+      <w:r>
+        <w:t xml:space="preserve"> </w:t>
+      </w:r>
+      <w:r>
+        <w:rPr>
+          <w:rStyle w:val="VerbatimChar"/>
+        </w:rPr>
+        <w:t xml:space="preserve">LDA</w:t>
+      </w:r>
+      <w:r>
+        <w:t xml:space="preserve"> </w:t>
+      </w:r>
+      <w:r>
+        <w:t xml:space="preserve">by</w:t>
+      </w:r>
+      <w:r>
+        <w:t xml:space="preserve"> </w:t>
+      </w:r>
+      <m:oMath>
+        <m:r>
+          <m:t>0.16</m:t>
+        </m:r>
+      </m:oMath>
+      <w:r>
+        <w:t xml:space="preserve">,</w:t>
+      </w:r>
+      <w:r>
+        <w:t xml:space="preserve"> </w:t>
+      </w:r>
+      <w:r>
+        <w:rPr>
+          <w:rStyle w:val="VerbatimChar"/>
+        </w:rPr>
+        <w:t xml:space="preserve">SGDClassifier</w:t>
+      </w:r>
+      <w:r>
+        <w:t xml:space="preserve"> </w:t>
+      </w:r>
+      <w:r>
+        <w:t xml:space="preserve">by</w:t>
+      </w:r>
+      <w:r>
+        <w:t xml:space="preserve"> </w:t>
+      </w:r>
+      <m:oMath>
+        <m:r>
+          <m:t>0.18</m:t>
+        </m:r>
+      </m:oMath>
+      <w:r>
+        <w:t xml:space="preserve">.</w:t>
+      </w:r>
+      <w:r>
+        <w:t xml:space="preserve"> </w:t>
+      </w:r>
+      <w:r>
+        <w:t xml:space="preserve">Without learned-predictor inputs to give them a meaningful linear</w:t>
+      </w:r>
+      <w:r>
+        <w:t xml:space="preserve"> </w:t>
+      </w:r>
+      <w:r>
+        <w:t xml:space="preserve">combination, the linear methods lose most of their signal. This is</w:t>
+      </w:r>
+      <w:r>
+        <w:t xml:space="preserve"> </w:t>
+      </w:r>
+      <w:r>
+        <w:t xml:space="preserve">consistent with the canonical leaderboard, where the linear models’</w:t>
+      </w:r>
+      <w:r>
+        <w:t xml:space="preserve"> </w:t>
+      </w:r>
+      <w:r>
+        <w:t xml:space="preserve">headline numbers piggy-back on already-good predictor scores.</w:t>
+      </w:r>
+    </w:p>
+    <w:p>
+      <w:pPr>
+        <w:numPr>
+          <w:ilvl w:val="0"/>
+          <w:numId w:val="1009"/>
+        </w:numPr>
+      </w:pPr>
+      <w:r>
+        <w:rPr>
+          <w:b/>
+          <w:bCs/>
+        </w:rPr>
+        <w:t xml:space="preserve">The 2-class number is the operational one.</w:t>
+      </w:r>
+      <w:r>
+        <w:t xml:space="preserve"> </w:t>
+      </w:r>
+      <w:r>
+        <w:t xml:space="preserve">At</w:t>
+      </w:r>
+      <w:r>
+        <w:t xml:space="preserve"> </w:t>
+      </w:r>
+      <m:oMath>
+        <m:r>
+          <m:t>0.9339</m:t>
+        </m:r>
+      </m:oMath>
+      <w:r>
+        <w:t xml:space="preserve"> </w:t>
+      </w:r>
+      <w:r>
+        <w:t xml:space="preserve">macro-F1 /</w:t>
+      </w:r>
+      <w:r>
+        <w:t xml:space="preserve"> </w:t>
+      </w:r>
+      <m:oMath>
+        <m:r>
+          <m:t>0.9339</m:t>
+        </m:r>
+      </m:oMath>
+      <w:r>
+        <w:t xml:space="preserve"> </w:t>
+      </w:r>
+      <w:r>
+        <w:t xml:space="preserve">accuracy on the binary task with</w:t>
+      </w:r>
+      <w:r>
+        <w:t xml:space="preserve"> </w:t>
+      </w:r>
+      <w:r>
+        <w:rPr>
+          <w:i/>
+          <w:iCs/>
+        </w:rPr>
+        <w:t xml:space="preserve">no</w:t>
+      </w:r>
+      <w:r>
+        <w:rPr>
+          <w:i/>
+          <w:iCs/>
+        </w:rPr>
+        <w:t xml:space="preserve"> </w:t>
+      </w:r>
+      <w:r>
+        <w:rPr>
+          <w:i/>
+          <w:iCs/>
+        </w:rPr>
+        <w:t xml:space="preserve">learned predictor inputs</w:t>
+      </w:r>
+      <w:r>
+        <w:t xml:space="preserve">, the suite is still well above what a</w:t>
+      </w:r>
+      <w:r>
+        <w:t xml:space="preserve"> </w:t>
+      </w:r>
+      <w:r>
+        <w:t xml:space="preserve">population-frequency-only baseline would deliver. The</w:t>
+      </w:r>
+      <w:r>
+        <w:t xml:space="preserve"> </w:t>
+      </w:r>
+      <w:r>
+        <w:t xml:space="preserve">interpretation is that for the</w:t>
+      </w:r>
+      <w:r>
+        <w:t xml:space="preserve"> </w:t>
+      </w:r>
+      <w:r>
+        <w:t xml:space="preserve">easier benign/pathogenic distinction, most of the signal lives in</w:t>
+      </w:r>
+      <w:r>
+        <w:t xml:space="preserve"> </w:t>
+      </w:r>
+      <w:r>
+        <w:t xml:space="preserve">population-genetics features that are intrinsic to the variant</w:t>
+      </w:r>
+      <w:r>
+        <w:t xml:space="preserve"> </w:t>
+      </w:r>
+      <w:r>
+        <w:t xml:space="preserve">rather than in any pre-existing pathogenicity score.</w:t>
+      </w:r>
+    </w:p>
+    <w:bookmarkEnd w:id="54"/>
+    <w:bookmarkStart w:id="56" w:name="sec:vus-class"/>
+    <w:p>
+      <w:pPr>
+        <w:pStyle w:val="Heading2"/>
+      </w:pPr>
+      <w:r>
+        <w:t xml:space="preserve">VUS-as-class study</w:t>
+      </w:r>
+    </w:p>
+    <w:p>
+      <w:pPr>
+        <w:pStyle w:val="FirstParagraph"/>
+      </w:pPr>
+      <w:r>
+        <w:t xml:space="preserve">The deployment subsection only</w:t>
+      </w:r>
+      <w:r>
+        <w:t xml:space="preserve"> </w:t>
+      </w:r>
+      <w:r>
+        <w:rPr>
+          <w:i/>
+          <w:iCs/>
+        </w:rPr>
+        <w:t xml:space="preserve">scores</w:t>
+      </w:r>
+      <w:r>
+        <w:t xml:space="preserve"> </w:t>
+      </w:r>
+      <w:r>
+        <w:t xml:space="preserve">VUS rows with the existing 2-class / 4-class classifiers. A natural</w:t>
+      </w:r>
+      <w:r>
+        <w:t xml:space="preserve"> </w:t>
+      </w:r>
+      <w:r>
+        <w:t xml:space="preserve">follow-up question is whether VUS itself can be a labelled class:</w:t>
+      </w:r>
+      <w:r>
+        <w:t xml:space="preserve"> </w:t>
+      </w:r>
+      <w:r>
+        <w:t xml:space="preserve">i.e., can the model learn to identify</w:t>
+      </w:r>
+      <w:r>
+        <w:t xml:space="preserve"> </w:t>
+      </w:r>
+      <w:r>
+        <w:rPr>
+          <w:i/>
+          <w:iCs/>
+        </w:rPr>
+        <w:t xml:space="preserve">which variants will be</w:t>
+      </w:r>
+      <w:r>
+        <w:rPr>
+          <w:i/>
+          <w:iCs/>
+        </w:rPr>
+        <w:t xml:space="preserve"> </w:t>
+      </w:r>
+      <w:r>
+        <w:rPr>
+          <w:i/>
+          <w:iCs/>
+        </w:rPr>
+        <w:t xml:space="preserve">flagged as uncertain</w:t>
+      </w:r>
+      <w:r>
+        <w:t xml:space="preserve">, alongside the pathogenic/benign distinction?</w:t>
+      </w:r>
+    </w:p>
+    <w:p>
+      <w:pPr>
+        <w:pStyle w:val="BodyText"/>
+      </w:pPr>
+      <w:r>
+        <w:t xml:space="preserve">We assembled two new training corpora by appending the strict-VUS subset</w:t>
+      </w:r>
+      <w:r>
+        <w:t xml:space="preserve"> </w:t>
+      </w:r>
+      <w:r>
+        <w:t xml:space="preserve">of the curated pro-set (</w:t>
+      </w:r>
+      <w:r>
+        <w:rPr>
+          <w:rStyle w:val="VerbatimChar"/>
+        </w:rPr>
+        <w:t xml:space="preserve">clinvar__sig == "Uncertain significance"</w:t>
+      </w:r>
+      <w:r>
+        <w:t xml:space="preserve">,</w:t>
+      </w:r>
+      <w:r>
+        <w:t xml:space="preserve"> </w:t>
+      </w:r>
+      <m:oMath>
+        <m:r>
+          <m:t>n</m:t>
+        </m:r>
+        <m:r>
+          <m:rPr>
+            <m:sty m:val="p"/>
+          </m:rPr>
+          <m:t>=</m:t>
+        </m:r>
+        <m:r>
+          <m:t>5</m:t>
+        </m:r>
+        <m:r>
+          <m:rPr>
+            <m:sty m:val="p"/>
+          </m:rPr>
+          <m:t>,</m:t>
+        </m:r>
+        <m:r>
+          <m:t>428</m:t>
+        </m:r>
+      </m:oMath>
+      <w:r>
+        <w:t xml:space="preserve"> </w:t>
+      </w:r>
+      <w:r>
+        <w:t xml:space="preserve">after dropping NaN and drifted labels) to the existing</w:t>
+      </w:r>
+      <w:r>
+        <w:t xml:space="preserve"> </w:t>
+      </w:r>
+      <m:oMath>
+        <m:r>
+          <m:t>21</m:t>
+        </m:r>
+        <m:r>
+          <m:rPr>
+            <m:sty m:val="p"/>
+          </m:rPr>
+          <m:t>,</m:t>
+        </m:r>
+        <m:r>
+          <m:t>872</m:t>
+        </m:r>
+      </m:oMath>
+      <w:r>
+        <w:t xml:space="preserve">-row training corpus. Two task definitions:</w:t>
       </w:r>
     </w:p>
     <w:p>
@@ -14767,94 +14730,90 @@
           <w:b/>
           <w:bCs/>
         </w:rPr>
-        <w:t xml:space="preserve">Booster delta is smallest.</w:t>
-      </w:r>
-      <w:r>
-        <w:t xml:space="preserve"> </w:t>
-      </w:r>
-      <w:r>
-        <w:rPr>
-          <w:rStyle w:val="VerbatimChar"/>
-        </w:rPr>
-        <w:t xml:space="preserve">HistGradientBoosting</w:t>
-      </w:r>
-      <w:r>
-        <w:t xml:space="preserve"> </w:t>
-      </w:r>
-      <w:r>
-        <w:t xml:space="preserve">loses only</w:t>
+        <w:t xml:space="preserve">3-class</w:t>
+      </w:r>
+      <w:r>
+        <w:t xml:space="preserve">: {Benign-side, Pathogenic-side, VUS}, where the</w:t>
+      </w:r>
+      <w:r>
+        <w:t xml:space="preserve"> </w:t>
+      </w:r>
+      <w:r>
+        <w:t xml:space="preserve">Likely-* labels collapse into the definitive ones (same rule as the</w:t>
+      </w:r>
+      <w:r>
+        <w:t xml:space="preserve"> </w:t>
+      </w:r>
+      <w:r>
+        <w:t xml:space="preserve">existing 2-class task). Class counts:</w:t>
       </w:r>
       <w:r>
         <w:t xml:space="preserve"> </w:t>
       </w:r>
       <m:oMath>
+        <m:r>
+          <m:t>10</m:t>
+        </m:r>
         <m:r>
           <m:rPr>
             <m:sty m:val="p"/>
           </m:rPr>
-          <m:t>≈</m:t>
-        </m:r>
-        <m:r>
-          <m:t>0.07</m:t>
-        </m:r>
-      </m:oMath>
-      <w:r>
-        <w:t xml:space="preserve"> </w:t>
-      </w:r>
-      <w:r>
-        <w:t xml:space="preserve">in this ablation, the smallest absolute</w:t>
-      </w:r>
-      <w:r>
-        <w:t xml:space="preserve"> </w:t>
-      </w:r>
-      <w:r>
-        <w:t xml:space="preserve">drop in the suite. The booster is the one model that can recover</w:t>
-      </w:r>
-      <w:r>
-        <w:t xml:space="preserve"> </w:t>
-      </w:r>
-      <w:r>
-        <w:t xml:space="preserve">useful interactions purely from raw inputs (population frequencies</w:t>
-      </w:r>
-      <w:r>
-        <w:t xml:space="preserve"> </w:t>
-      </w:r>
-      <m:oMath>
+          <m:t>,</m:t>
+        </m:r>
+        <m:r>
+          <m:t>936</m:t>
+        </m:r>
+        <m:r>
+          <m:t> </m:t>
+        </m:r>
         <m:r>
           <m:rPr>
             <m:sty m:val="p"/>
           </m:rPr>
-          <m:t>×</m:t>
-        </m:r>
-      </m:oMath>
-      <w:r>
-        <w:t xml:space="preserve"> </w:t>
-      </w:r>
-      <w:r>
-        <w:t xml:space="preserve">position</w:t>
-      </w:r>
-      <w:r>
-        <w:t xml:space="preserve"> </w:t>
-      </w:r>
-      <m:oMath>
+          <m:t>/</m:t>
+        </m:r>
+        <m:r>
+          <m:t> </m:t>
+        </m:r>
+        <m:r>
+          <m:t>10</m:t>
+        </m:r>
         <m:r>
           <m:rPr>
             <m:sty m:val="p"/>
           </m:rPr>
-          <m:t>×</m:t>
+          <m:t>,</m:t>
+        </m:r>
+        <m:r>
+          <m:t>936</m:t>
+        </m:r>
+        <m:r>
+          <m:t> </m:t>
+        </m:r>
+        <m:r>
+          <m:rPr>
+            <m:sty m:val="p"/>
+          </m:rPr>
+          <m:t>/</m:t>
+        </m:r>
+        <m:r>
+          <m:t> </m:t>
+        </m:r>
+        <m:r>
+          <m:t>5</m:t>
+        </m:r>
+        <m:r>
+          <m:rPr>
+            <m:sty m:val="p"/>
+          </m:rPr>
+          <m:t>,</m:t>
+        </m:r>
+        <m:r>
+          <m:t>428</m:t>
         </m:r>
       </m:oMath>
       <w:r>
-        <w:t xml:space="preserve"> </w:t>
-      </w:r>
-      <w:r>
-        <w:t xml:space="preserve">k-mer composition); the linear and</w:t>
-      </w:r>
-      <w:r>
-        <w:t xml:space="preserve"> </w:t>
-      </w:r>
-      <w:r>
-        <w:t xml:space="preserve">centroid families cannot.</w:t>
+        <w:t xml:space="preserve">.</w:t>
       </w:r>
     </w:p>
     <w:p>
@@ -14869,475 +14828,6 @@
           <w:b/>
           <w:bCs/>
         </w:rPr>
-        <w:t xml:space="preserve">Linear models collapse.</w:t>
-      </w:r>
-      <w:r>
-        <w:t xml:space="preserve"> </w:t>
-      </w:r>
-      <w:r>
-        <w:rPr>
-          <w:rStyle w:val="VerbatimChar"/>
-        </w:rPr>
-        <w:t xml:space="preserve">LinearSVC</w:t>
-      </w:r>
-      <w:r>
-        <w:t xml:space="preserve"> </w:t>
-      </w:r>
-      <w:r>
-        <w:t xml:space="preserve">drops by</w:t>
-      </w:r>
-      <w:r>
-        <w:t xml:space="preserve"> </w:t>
-      </w:r>
-      <m:oMath>
-        <m:r>
-          <m:t>0.13</m:t>
-        </m:r>
-      </m:oMath>
-      <w:r>
-        <w:t xml:space="preserve">,</w:t>
-      </w:r>
-      <w:r>
-        <w:t xml:space="preserve"> </w:t>
-      </w:r>
-      <w:r>
-        <w:rPr>
-          <w:rStyle w:val="VerbatimChar"/>
-        </w:rPr>
-        <w:t xml:space="preserve">LDA</w:t>
-      </w:r>
-      <w:r>
-        <w:t xml:space="preserve"> </w:t>
-      </w:r>
-      <w:r>
-        <w:t xml:space="preserve">by</w:t>
-      </w:r>
-      <w:r>
-        <w:t xml:space="preserve"> </w:t>
-      </w:r>
-      <m:oMath>
-        <m:r>
-          <m:t>0.16</m:t>
-        </m:r>
-      </m:oMath>
-      <w:r>
-        <w:t xml:space="preserve">,</w:t>
-      </w:r>
-      <w:r>
-        <w:t xml:space="preserve"> </w:t>
-      </w:r>
-      <w:r>
-        <w:rPr>
-          <w:rStyle w:val="VerbatimChar"/>
-        </w:rPr>
-        <w:t xml:space="preserve">SGDClassifier</w:t>
-      </w:r>
-      <w:r>
-        <w:t xml:space="preserve"> </w:t>
-      </w:r>
-      <w:r>
-        <w:t xml:space="preserve">by</w:t>
-      </w:r>
-      <w:r>
-        <w:t xml:space="preserve"> </w:t>
-      </w:r>
-      <m:oMath>
-        <m:r>
-          <m:t>0.18</m:t>
-        </m:r>
-      </m:oMath>
-      <w:r>
-        <w:t xml:space="preserve">.</w:t>
-      </w:r>
-      <w:r>
-        <w:t xml:space="preserve"> </w:t>
-      </w:r>
-      <w:r>
-        <w:t xml:space="preserve">Without learned-predictor inputs to give them a meaningful linear</w:t>
-      </w:r>
-      <w:r>
-        <w:t xml:space="preserve"> </w:t>
-      </w:r>
-      <w:r>
-        <w:t xml:space="preserve">combination, the linear methods lose most of their signal. This is</w:t>
-      </w:r>
-      <w:r>
-        <w:t xml:space="preserve"> </w:t>
-      </w:r>
-      <w:r>
-        <w:t xml:space="preserve">consistent with the canonical leaderboard, where the linear models’</w:t>
-      </w:r>
-      <w:r>
-        <w:t xml:space="preserve"> </w:t>
-      </w:r>
-      <w:r>
-        <w:t xml:space="preserve">headline numbers piggy-back on already-good predictor scores.</w:t>
-      </w:r>
-    </w:p>
-    <w:p>
-      <w:pPr>
-        <w:numPr>
-          <w:ilvl w:val="0"/>
-          <w:numId w:val="1010"/>
-        </w:numPr>
-      </w:pPr>
-      <w:r>
-        <w:rPr>
-          <w:b/>
-          <w:bCs/>
-        </w:rPr>
-        <w:t xml:space="preserve">The 2-class number is the operational one.</w:t>
-      </w:r>
-      <w:r>
-        <w:t xml:space="preserve"> </w:t>
-      </w:r>
-      <w:r>
-        <w:t xml:space="preserve">At</w:t>
-      </w:r>
-      <w:r>
-        <w:t xml:space="preserve"> </w:t>
-      </w:r>
-      <m:oMath>
-        <m:r>
-          <m:t>0.9339</m:t>
-        </m:r>
-      </m:oMath>
-      <w:r>
-        <w:t xml:space="preserve"> </w:t>
-      </w:r>
-      <w:r>
-        <w:t xml:space="preserve">macro-F1 /</w:t>
-      </w:r>
-      <w:r>
-        <w:t xml:space="preserve"> </w:t>
-      </w:r>
-      <m:oMath>
-        <m:r>
-          <m:t>0.9339</m:t>
-        </m:r>
-      </m:oMath>
-      <w:r>
-        <w:t xml:space="preserve"> </w:t>
-      </w:r>
-      <w:r>
-        <w:t xml:space="preserve">accuracy on the binary task with</w:t>
-      </w:r>
-      <w:r>
-        <w:t xml:space="preserve"> </w:t>
-      </w:r>
-      <w:r>
-        <w:rPr>
-          <w:i/>
-          <w:iCs/>
-        </w:rPr>
-        <w:t xml:space="preserve">no</w:t>
-      </w:r>
-      <w:r>
-        <w:rPr>
-          <w:i/>
-          <w:iCs/>
-        </w:rPr>
-        <w:t xml:space="preserve"> </w:t>
-      </w:r>
-      <w:r>
-        <w:rPr>
-          <w:i/>
-          <w:iCs/>
-        </w:rPr>
-        <w:t xml:space="preserve">learned predictor inputs</w:t>
-      </w:r>
-      <w:r>
-        <w:t xml:space="preserve">, the suite is still well above what a</w:t>
-      </w:r>
-      <w:r>
-        <w:t xml:space="preserve"> </w:t>
-      </w:r>
-      <w:r>
-        <w:t xml:space="preserve">population-frequency-only baseline would deliver. The</w:t>
-      </w:r>
-      <w:r>
-        <w:t xml:space="preserve"> </w:t>
-      </w:r>
-      <w:r>
-        <w:t xml:space="preserve">interpretation is that for the</w:t>
-      </w:r>
-      <w:r>
-        <w:t xml:space="preserve"> </w:t>
-      </w:r>
-      <w:r>
-        <w:t xml:space="preserve">easier benign/pathogenic distinction, most of the signal lives in</w:t>
-      </w:r>
-      <w:r>
-        <w:t xml:space="preserve"> </w:t>
-      </w:r>
-      <w:r>
-        <w:t xml:space="preserve">population-genetics features that are intrinsic to the variant</w:t>
-      </w:r>
-      <w:r>
-        <w:t xml:space="preserve"> </w:t>
-      </w:r>
-      <w:r>
-        <w:t xml:space="preserve">rather than in any pre-existing pathogenicity score.</w:t>
-      </w:r>
-    </w:p>
-    <w:bookmarkEnd w:id="55"/>
-    <w:bookmarkStart w:id="57" w:name="sec:vus-class"/>
-    <w:p>
-      <w:pPr>
-        <w:pStyle w:val="Heading2"/>
-      </w:pPr>
-      <w:r>
-        <w:t xml:space="preserve">VUS-as-class study</w:t>
-      </w:r>
-    </w:p>
-    <w:p>
-      <w:pPr>
-        <w:pStyle w:val="FirstParagraph"/>
-      </w:pPr>
-      <w:r>
-        <w:t xml:space="preserve">The deployment subsection only</w:t>
-      </w:r>
-      <w:r>
-        <w:t xml:space="preserve"> </w:t>
-      </w:r>
-      <w:r>
-        <w:rPr>
-          <w:i/>
-          <w:iCs/>
-        </w:rPr>
-        <w:t xml:space="preserve">scores</w:t>
-      </w:r>
-      <w:r>
-        <w:t xml:space="preserve"> </w:t>
-      </w:r>
-      <w:r>
-        <w:t xml:space="preserve">VUS rows with the existing 2-class / 4-class classifiers. A natural</w:t>
-      </w:r>
-      <w:r>
-        <w:t xml:space="preserve"> </w:t>
-      </w:r>
-      <w:r>
-        <w:t xml:space="preserve">follow-up question is whether VUS itself can be a labelled class:</w:t>
-      </w:r>
-      <w:r>
-        <w:t xml:space="preserve"> </w:t>
-      </w:r>
-      <w:r>
-        <w:t xml:space="preserve">i.e., can the model learn to identify</w:t>
-      </w:r>
-      <w:r>
-        <w:t xml:space="preserve"> </w:t>
-      </w:r>
-      <w:r>
-        <w:rPr>
-          <w:i/>
-          <w:iCs/>
-        </w:rPr>
-        <w:t xml:space="preserve">which variants will be</w:t>
-      </w:r>
-      <w:r>
-        <w:rPr>
-          <w:i/>
-          <w:iCs/>
-        </w:rPr>
-        <w:t xml:space="preserve"> </w:t>
-      </w:r>
-      <w:r>
-        <w:rPr>
-          <w:i/>
-          <w:iCs/>
-        </w:rPr>
-        <w:t xml:space="preserve">flagged as uncertain</w:t>
-      </w:r>
-      <w:r>
-        <w:t xml:space="preserve">, alongside the pathogenic/benign distinction?</w:t>
-      </w:r>
-    </w:p>
-    <w:p>
-      <w:pPr>
-        <w:pStyle w:val="BodyText"/>
-      </w:pPr>
-      <w:r>
-        <w:t xml:space="preserve">We assembled two new training corpora by appending the strict-VUS subset</w:t>
-      </w:r>
-      <w:r>
-        <w:t xml:space="preserve"> </w:t>
-      </w:r>
-      <w:r>
-        <w:t xml:space="preserve">of the curated pro-set (</w:t>
-      </w:r>
-      <w:r>
-        <w:rPr>
-          <w:rStyle w:val="VerbatimChar"/>
-        </w:rPr>
-        <w:t xml:space="preserve">clinvar__sig == "Uncertain significance"</w:t>
-      </w:r>
-      <w:r>
-        <w:t xml:space="preserve">,</w:t>
-      </w:r>
-      <w:r>
-        <w:t xml:space="preserve"> </w:t>
-      </w:r>
-      <m:oMath>
-        <m:r>
-          <m:t>n</m:t>
-        </m:r>
-        <m:r>
-          <m:rPr>
-            <m:sty m:val="p"/>
-          </m:rPr>
-          <m:t>=</m:t>
-        </m:r>
-        <m:r>
-          <m:t>5</m:t>
-        </m:r>
-        <m:r>
-          <m:rPr>
-            <m:sty m:val="p"/>
-          </m:rPr>
-          <m:t>,</m:t>
-        </m:r>
-        <m:r>
-          <m:t>428</m:t>
-        </m:r>
-      </m:oMath>
-      <w:r>
-        <w:t xml:space="preserve"> </w:t>
-      </w:r>
-      <w:r>
-        <w:t xml:space="preserve">after dropping NaN and drifted labels) to the existing</w:t>
-      </w:r>
-      <w:r>
-        <w:t xml:space="preserve"> </w:t>
-      </w:r>
-      <m:oMath>
-        <m:r>
-          <m:t>21</m:t>
-        </m:r>
-        <m:r>
-          <m:rPr>
-            <m:sty m:val="p"/>
-          </m:rPr>
-          <m:t>,</m:t>
-        </m:r>
-        <m:r>
-          <m:t>872</m:t>
-        </m:r>
-      </m:oMath>
-      <w:r>
-        <w:t xml:space="preserve">-row training corpus. Two task definitions:</w:t>
-      </w:r>
-    </w:p>
-    <w:p>
-      <w:pPr>
-        <w:numPr>
-          <w:ilvl w:val="0"/>
-          <w:numId w:val="1011"/>
-        </w:numPr>
-      </w:pPr>
-      <w:r>
-        <w:rPr>
-          <w:b/>
-          <w:bCs/>
-        </w:rPr>
-        <w:t xml:space="preserve">3-class</w:t>
-      </w:r>
-      <w:r>
-        <w:t xml:space="preserve">: {Benign-side, Pathogenic-side, VUS}, where the</w:t>
-      </w:r>
-      <w:r>
-        <w:t xml:space="preserve"> </w:t>
-      </w:r>
-      <w:r>
-        <w:t xml:space="preserve">Likely-* labels collapse into the definitive ones (same rule as the</w:t>
-      </w:r>
-      <w:r>
-        <w:t xml:space="preserve"> </w:t>
-      </w:r>
-      <w:r>
-        <w:t xml:space="preserve">existing 2-class task). Class counts:</w:t>
-      </w:r>
-      <w:r>
-        <w:t xml:space="preserve"> </w:t>
-      </w:r>
-      <m:oMath>
-        <m:r>
-          <m:t>10</m:t>
-        </m:r>
-        <m:r>
-          <m:rPr>
-            <m:sty m:val="p"/>
-          </m:rPr>
-          <m:t>,</m:t>
-        </m:r>
-        <m:r>
-          <m:t>936</m:t>
-        </m:r>
-        <m:r>
-          <m:t> </m:t>
-        </m:r>
-        <m:r>
-          <m:rPr>
-            <m:sty m:val="p"/>
-          </m:rPr>
-          <m:t>/</m:t>
-        </m:r>
-        <m:r>
-          <m:t> </m:t>
-        </m:r>
-        <m:r>
-          <m:t>10</m:t>
-        </m:r>
-        <m:r>
-          <m:rPr>
-            <m:sty m:val="p"/>
-          </m:rPr>
-          <m:t>,</m:t>
-        </m:r>
-        <m:r>
-          <m:t>936</m:t>
-        </m:r>
-        <m:r>
-          <m:t> </m:t>
-        </m:r>
-        <m:r>
-          <m:rPr>
-            <m:sty m:val="p"/>
-          </m:rPr>
-          <m:t>/</m:t>
-        </m:r>
-        <m:r>
-          <m:t> </m:t>
-        </m:r>
-        <m:r>
-          <m:t>5</m:t>
-        </m:r>
-        <m:r>
-          <m:rPr>
-            <m:sty m:val="p"/>
-          </m:rPr>
-          <m:t>,</m:t>
-        </m:r>
-        <m:r>
-          <m:t>428</m:t>
-        </m:r>
-      </m:oMath>
-      <w:r>
-        <w:t xml:space="preserve">.</w:t>
-      </w:r>
-    </w:p>
-    <w:p>
-      <w:pPr>
-        <w:numPr>
-          <w:ilvl w:val="0"/>
-          <w:numId w:val="1011"/>
-        </w:numPr>
-      </w:pPr>
-      <w:r>
-        <w:rPr>
-          <w:b/>
-          <w:bCs/>
-        </w:rPr>
         <w:t xml:space="preserve">5-class</w:t>
       </w:r>
       <w:r>
@@ -15518,7 +15008,7 @@
         <w:t xml:space="preserve">):</w:t>
       </w:r>
     </w:p>
-    <w:bookmarkStart w:id="56" w:name="tab:vus-class"/>
+    <w:bookmarkStart w:id="55" w:name="tab:vus-class"/>
     <w:p>
       <w:pPr>
         <w:pStyle w:val="TableCaption"/>
@@ -15940,7 +15430,7 @@
         </w:tc>
       </w:tr>
     </w:tbl>
-    <w:bookmarkEnd w:id="56"/>
+    <w:bookmarkEnd w:id="55"/>
     <w:p>
       <w:pPr>
         <w:pStyle w:val="BodyText"/>
@@ -16372,58 +15862,8 @@
         <w:t xml:space="preserve">clinically conservative behaviour.</w:t>
       </w:r>
     </w:p>
-    <w:p>
-      <w:pPr>
-        <w:pStyle w:val="BodyText"/>
-      </w:pPr>
-      <w:r>
-        <w:t xml:space="preserve">Artifacts:</w:t>
-      </w:r>
-      <w:r>
-        <w:t xml:space="preserve"> </w:t>
-      </w:r>
-      <w:r>
-        <w:rPr>
-          <w:rStyle w:val="VerbatimChar"/>
-        </w:rPr>
-        <w:t xml:space="preserve">outputs/reports/{3class_vus,5class_vus}/leaderboard.csv</w:t>
-      </w:r>
-      <w:r>
-        <w:t xml:space="preserve">,</w:t>
-      </w:r>
-      <w:r>
-        <w:t xml:space="preserve"> </w:t>
-      </w:r>
-      <w:r>
-        <w:rPr>
-          <w:rStyle w:val="VerbatimChar"/>
-        </w:rPr>
-        <w:t xml:space="preserve">outputs/models/{3class_vus,5class_vus}/histgradientboosting.joblib</w:t>
-      </w:r>
-      <w:r>
-        <w:t xml:space="preserve">,</w:t>
-      </w:r>
-      <w:r>
-        <w:t xml:space="preserve"> </w:t>
-      </w:r>
-      <w:r>
-        <w:t xml:space="preserve">and the new training parquets at</w:t>
-      </w:r>
-      <w:r>
-        <w:t xml:space="preserve"> </w:t>
-      </w:r>
-      <w:r>
-        <w:rPr>
-          <w:rStyle w:val="VerbatimChar"/>
-        </w:rPr>
-        <w:t xml:space="preserve">outputs/preprocessing/missense_{3class,5class}.parquet</w:t>
-      </w:r>
-      <w:r>
-        <w:t xml:space="preserve">.</w:t>
-      </w:r>
-    </w:p>
-    <w:bookmarkEnd w:id="57"/>
-    <w:bookmarkStart w:id="63" w:name="sec:feature-ablation"/>
+    <w:bookmarkEnd w:id="56"/>
+    <w:bookmarkStart w:id="62" w:name="sec:feature-ablation"/>
     <w:p>
       <w:pPr>
         <w:pStyle w:val="Heading2"/>
@@ -16461,22 +15901,10 @@
         <w:t xml:space="preserve"> </w:t>
       </w:r>
       <w:r>
-        <w:t xml:space="preserve">(LOO) re-runs covering 504 (task, model, group) cells; results under</w:t>
-      </w:r>
-      <w:r>
-        <w:t xml:space="preserve"> </w:t>
-      </w:r>
-      <w:r>
-        <w:rPr>
-          <w:rStyle w:val="VerbatimChar"/>
-        </w:rPr>
-        <w:t xml:space="preserve">outputs/reports/feature_ablation/</w:t>
-      </w:r>
-      <w:r>
-        <w:t xml:space="preserve">.</w:t>
+        <w:t xml:space="preserve">(LOO) re-runs covering 504 (task, model, group) cells; results under.</w:t>
       </w:r>
     </w:p>
-    <w:bookmarkStart w:id="58" w:name="group-definition."/>
+    <w:bookmarkStart w:id="57" w:name="group-definition."/>
     <w:p>
       <w:pPr>
         <w:pStyle w:val="Heading4"/>
@@ -16772,8 +16200,8 @@
         <w:t xml:space="preserve">).</w:t>
       </w:r>
     </w:p>
-    <w:bookmarkEnd w:id="58"/>
-    <w:bookmarkStart w:id="60" w:name="phase-a-group-loo."/>
+    <w:bookmarkEnd w:id="57"/>
+    <w:bookmarkStart w:id="59" w:name="phase-a-group-loo."/>
     <w:p>
       <w:pPr>
         <w:pStyle w:val="Heading4"/>
@@ -16788,15 +16216,6 @@
       </w:pPr>
       <w:r>
         <w:t xml:space="preserve">Per (task, group) cell, we ran the full 10-model suite under</w:t>
-      </w:r>
-      <w:r>
-        <w:t xml:space="preserve"> </w:t>
-      </w:r>
-      <w:r>
-        <w:rPr>
-          <w:rStyle w:val="VerbatimChar"/>
-        </w:rPr>
-        <w:t xml:space="preserve">src.train --drop-prefixes &lt;group&gt; --tag ablate_&lt;group&gt;</w:t>
       </w:r>
       <w:r>
         <w:t xml:space="preserve"> </w:t>
@@ -16846,7 +16265,7 @@
         <w:t xml:space="preserve">reports the deltas:</w:t>
       </w:r>
     </w:p>
-    <w:bookmarkStart w:id="59" w:name="tab:ablation-headline"/>
+    <w:bookmarkStart w:id="58" w:name="tab:ablation-headline"/>
     <w:p>
       <w:pPr>
         <w:pStyle w:val="TableCaption"/>
@@ -16964,18 +16383,6 @@
           <m:t>†</m:t>
         </m:r>
       </m:oMath>
-      <w:r>
-        <w:t xml:space="preserve">. Source:</w:t>
-      </w:r>
-      <w:r>
-        <w:t xml:space="preserve"> </w:t>
-      </w:r>
-      <w:r>
-        <w:rPr>
-          <w:rStyle w:val="VerbatimChar"/>
-        </w:rPr>
-        <w:t xml:space="preserve">outputs/reports/feature_ablation/headline_histgb.csv</w:t>
-      </w:r>
       <w:r>
         <w:t xml:space="preserve">.</w:t>
       </w:r>
@@ -16985,7 +16392,7 @@
         <w:tblStyle w:val="Table"/>
         <w:tblW w:type="auto" w:w="0"/>
         <w:tblLook w:firstRow="1" w:lastRow="0" w:firstColumn="0" w:lastColumn="0" w:noHBand="0" w:noVBand="0" w:val="0020"/>
-        <w:tblCaption w:val="Group leave-one-out ablation, HistGB held-out macro-F1 \Delta = \text{baseline} - \text{ablated}. Positive = removing the group hurt the model (group was useful); negative = removing helped (group was noisy/redundant). Threshold for “waste” (max |\Delta|&lt;0.005 across all four tasks) marked with \dagger. Source: outputs/reports/feature_ablation/headline_histgb.csv."/>
+        <w:tblCaption w:val="Group leave-one-out ablation, HistGB held-out macro-F1 \Delta = \text{baseline} - \text{ablated}. Positive = removing the group hurt the model (group was useful); negative = removing helped (group was noisy/redundant). Threshold for “waste” (max |\Delta|&lt;0.005 across all four tasks) marked with \dagger."/>
       </w:tblPr>
       <w:tblGrid>
         <w:gridCol w:w="1320"/>
@@ -18532,7 +17939,7 @@
         </w:tc>
       </w:tr>
     </w:tbl>
-    <w:bookmarkEnd w:id="59"/>
+    <w:bookmarkEnd w:id="58"/>
     <w:p>
       <w:pPr>
         <w:pStyle w:val="BodyText"/>
@@ -18545,7 +17952,7 @@
       <w:pPr>
         <w:numPr>
           <w:ilvl w:val="0"/>
-          <w:numId w:val="1012"/>
+          <w:numId w:val="1011"/>
         </w:numPr>
       </w:pPr>
       <w:r>
@@ -18790,7 +18197,7 @@
       <w:pPr>
         <w:numPr>
           <w:ilvl w:val="0"/>
-          <w:numId w:val="1012"/>
+          <w:numId w:val="1011"/>
         </w:numPr>
       </w:pPr>
       <w:r>
@@ -18996,7 +18403,7 @@
       <w:pPr>
         <w:numPr>
           <w:ilvl w:val="0"/>
-          <w:numId w:val="1012"/>
+          <w:numId w:val="1011"/>
         </w:numPr>
       </w:pPr>
       <w:r>
@@ -19321,8 +18728,8 @@
         <w:t xml:space="preserve">signal in slightly different shapes.</w:t>
       </w:r>
     </w:p>
-    <w:bookmarkEnd w:id="60"/>
-    <w:bookmarkStart w:id="62" w:name="X980525d4b2c41f191f7bb88f1f3215346b502ea"/>
+    <w:bookmarkEnd w:id="59"/>
+    <w:bookmarkStart w:id="61" w:name="X980525d4b2c41f191f7bb88f1f3215346b502ea"/>
     <w:p>
       <w:pPr>
         <w:pStyle w:val="Heading4"/>
@@ -19406,7 +18813,7 @@
         <w:t xml:space="preserve">overturns the group-level reading on two features:</w:t>
       </w:r>
     </w:p>
-    <w:bookmarkStart w:id="61" w:name="tab:ablation-perfeat"/>
+    <w:bookmarkStart w:id="60" w:name="tab:ablation-perfeat"/>
     <w:p>
       <w:pPr>
         <w:pStyle w:val="TableCaption"/>
@@ -19464,19 +18871,7 @@
         <w:t xml:space="preserve"> </w:t>
       </w:r>
       <w:r>
-        <w:t xml:space="preserve">least one task are shown; full table at</w:t>
-      </w:r>
-      <w:r>
-        <w:t xml:space="preserve"> </w:t>
-      </w:r>
-      <w:r>
-        <w:rPr>
-          <w:rStyle w:val="VerbatimChar"/>
-        </w:rPr>
-        <w:t xml:space="preserve">outputs/reports/feature_ablation/per_feature_waste.csv</w:t>
-      </w:r>
-      <w:r>
-        <w:t xml:space="preserve">.</w:t>
+        <w:t xml:space="preserve">least one task are shown; full table at.</w:t>
       </w:r>
     </w:p>
     <w:tbl>
@@ -19484,7 +18879,7 @@
         <w:tblStyle w:val="Table"/>
         <w:tblW w:type="auto" w:w="0"/>
         <w:tblLook w:firstRow="1" w:lastRow="0" w:firstColumn="0" w:lastColumn="0" w:noHBand="0" w:noVBand="0" w:val="0020"/>
-        <w:tblCaption w:val="Per-feature permutation importance (n_repeats=10, macro-F1 drop when each column is independently shuffled on the held-out 20\%). Only the features that exceed the 0.005 noise floor on at least one task are shown; full table at outputs/reports/feature_ablation/per_feature_waste.csv."/>
+        <w:tblCaption w:val="Per-feature permutation importance (n_repeats=10, macro-F1 drop when each column is independently shuffled on the held-out 20\%). Only the features that exceed the 0.005 noise floor on at least one task are shown; full table at."/>
       </w:tblPr>
       <w:tblGrid>
         <w:gridCol w:w="1320"/>
@@ -19924,7 +19319,7 @@
         </w:tc>
       </w:tr>
     </w:tbl>
-    <w:bookmarkEnd w:id="61"/>
+    <w:bookmarkEnd w:id="60"/>
     <w:p>
       <w:pPr>
         <w:pStyle w:val="BodyText"/>
@@ -20319,9 +19714,9 @@
         <w:t xml:space="preserve">themselves trained with conservation features.</w:t>
       </w:r>
     </w:p>
+    <w:bookmarkEnd w:id="61"/>
     <w:bookmarkEnd w:id="62"/>
-    <w:bookmarkEnd w:id="63"/>
-    <w:bookmarkStart w:id="70" w:name="sec:lean"/>
+    <w:bookmarkStart w:id="69" w:name="sec:lean"/>
     <w:p>
       <w:pPr>
         <w:pStyle w:val="Heading2"/>
@@ -20426,7 +19821,7 @@
       <w:pPr>
         <w:numPr>
           <w:ilvl w:val="0"/>
-          <w:numId w:val="1013"/>
+          <w:numId w:val="1012"/>
         </w:numPr>
       </w:pPr>
       <w:r>
@@ -20523,7 +19918,7 @@
       <w:pPr>
         <w:numPr>
           <w:ilvl w:val="0"/>
-          <w:numId w:val="1013"/>
+          <w:numId w:val="1012"/>
         </w:numPr>
       </w:pPr>
       <w:r>
@@ -20694,7 +20089,7 @@
         <w:t xml:space="preserve">10-model leaderboards under Lean B alongside their baseline deltas.</w:t>
       </w:r>
     </w:p>
-    <w:bookmarkStart w:id="64" w:name="tab:lean-headline"/>
+    <w:bookmarkStart w:id="63" w:name="tab:lean-headline"/>
     <w:p>
       <w:pPr>
         <w:pStyle w:val="TableCaption"/>
@@ -21308,8 +20703,8 @@
         </w:tc>
       </w:tr>
     </w:tbl>
-    <w:bookmarkEnd w:id="64"/>
-    <w:bookmarkStart w:id="65" w:name="tab:lean-full"/>
+    <w:bookmarkEnd w:id="63"/>
+    <w:bookmarkStart w:id="64" w:name="tab:lean-full"/>
     <w:p>
       <w:pPr>
         <w:pStyle w:val="TableCaption"/>
@@ -22264,8 +21659,8 @@
         </w:tc>
       </w:tr>
     </w:tbl>
-    <w:bookmarkEnd w:id="65"/>
-    <w:bookmarkStart w:id="66" w:name="the-bottom-line."/>
+    <w:bookmarkEnd w:id="64"/>
+    <w:bookmarkStart w:id="65" w:name="the-bottom-line."/>
     <w:p>
       <w:pPr>
         <w:pStyle w:val="Heading4"/>
@@ -22473,23 +21868,11 @@
         <w:t xml:space="preserve"> </w:t>
       </w:r>
       <w:r>
-        <w:t xml:space="preserve">explicitly retains. The artifact set is at</w:t>
-      </w:r>
-      <w:r>
-        <w:t xml:space="preserve"> </w:t>
-      </w:r>
-      <w:r>
-        <w:rPr>
-          <w:rStyle w:val="VerbatimChar"/>
-        </w:rPr>
-        <w:t xml:space="preserve">outputs/models/{2class,3class,4class,5class}_leanB/</w:t>
-      </w:r>
-      <w:r>
-        <w:t xml:space="preserve">.</w:t>
+        <w:t xml:space="preserve">explicitly retains. The artifact set is at.</w:t>
       </w:r>
     </w:p>
-    <w:bookmarkEnd w:id="66"/>
-    <w:bookmarkStart w:id="67" w:name="X566d0936677c14109d2a9329b172cd03af6d491"/>
+    <w:bookmarkEnd w:id="65"/>
+    <w:bookmarkStart w:id="66" w:name="X566d0936677c14109d2a9329b172cd03af6d491"/>
     <w:p>
       <w:pPr>
         <w:pStyle w:val="Heading4"/>
@@ -22692,8 +22075,8 @@
         <w:t xml:space="preserve">with a distance-based classifier rather than a booster.</w:t>
       </w:r>
     </w:p>
-    <w:bookmarkEnd w:id="67"/>
-    <w:bookmarkStart w:id="68" w:name="why-the-compound-removal-compounds."/>
+    <w:bookmarkEnd w:id="66"/>
+    <w:bookmarkStart w:id="67" w:name="why-the-compound-removal-compounds."/>
     <w:p>
       <w:pPr>
         <w:pStyle w:val="Heading4"/>
@@ -22897,8 +22280,8 @@
         <w:t xml:space="preserve">their neighbours.</w:t>
       </w:r>
     </w:p>
-    <w:bookmarkEnd w:id="68"/>
-    <w:bookmarkStart w:id="69" w:name="three-tier-feature-classification."/>
+    <w:bookmarkEnd w:id="67"/>
+    <w:bookmarkStart w:id="68" w:name="three-tier-feature-classification."/>
     <w:p>
       <w:pPr>
         <w:pStyle w:val="Heading4"/>
@@ -22936,7 +22319,7 @@
       <w:pPr>
         <w:numPr>
           <w:ilvl w:val="0"/>
-          <w:numId w:val="1014"/>
+          <w:numId w:val="1013"/>
         </w:numPr>
       </w:pPr>
       <w:r>
@@ -22986,7 +22369,7 @@
       <w:pPr>
         <w:numPr>
           <w:ilvl w:val="0"/>
-          <w:numId w:val="1014"/>
+          <w:numId w:val="1013"/>
         </w:numPr>
       </w:pPr>
       <w:r>
@@ -23123,7 +22506,7 @@
       <w:pPr>
         <w:numPr>
           <w:ilvl w:val="0"/>
-          <w:numId w:val="1014"/>
+          <w:numId w:val="1013"/>
         </w:numPr>
       </w:pPr>
       <w:r>
@@ -23250,9 +22633,9 @@
         <w:t xml:space="preserve">model.</w:t>
       </w:r>
     </w:p>
+    <w:bookmarkEnd w:id="68"/>
     <w:bookmarkEnd w:id="69"/>
-    <w:bookmarkEnd w:id="70"/>
-    <w:bookmarkStart w:id="72" w:name="anchor-numbers-across-the-report"/>
+    <w:bookmarkStart w:id="71" w:name="anchor-numbers-across-the-report"/>
     <w:p>
       <w:pPr>
         <w:pStyle w:val="Heading2"/>
@@ -23289,7 +22672,7 @@
         <w:t xml:space="preserve">macro-F1) for every evaluation regime used in the report.</w:t>
       </w:r>
     </w:p>
-    <w:bookmarkStart w:id="71" w:name="tab:anchors"/>
+    <w:bookmarkStart w:id="70" w:name="tab:anchors"/>
     <w:p>
       <w:pPr>
         <w:pStyle w:val="TableCaption"/>
@@ -23979,10 +23362,10 @@
         </w:tc>
       </w:tr>
     </w:tbl>
+    <w:bookmarkEnd w:id="70"/>
     <w:bookmarkEnd w:id="71"/>
     <w:bookmarkEnd w:id="72"/>
-    <w:bookmarkEnd w:id="73"/>
-    <w:bookmarkStart w:id="85" w:name="interpretability-1"/>
+    <w:bookmarkStart w:id="84" w:name="interpretability-1"/>
     <w:p>
       <w:pPr>
         <w:pStyle w:val="Heading1"/>
@@ -23991,7 +23374,7 @@
         <w:t xml:space="preserve">Interpretability</w:t>
       </w:r>
     </w:p>
-    <w:bookmarkStart w:id="82" w:name="canonical-shap"/>
+    <w:bookmarkStart w:id="81" w:name="canonical-shap"/>
     <w:p>
       <w:pPr>
         <w:pStyle w:val="Heading2"/>
@@ -24033,18 +23416,6 @@
       </w:r>
       <w:r>
         <w:t xml:space="preserve">test set (</w:t>
-      </w:r>
-      <w:r>
-        <w:rPr>
-          <w:rStyle w:val="VerbatimChar"/>
-        </w:rPr>
-        <w:t xml:space="preserve">src/shap_explain.py</w:t>
-      </w:r>
-      <w:r>
-        <w:t xml:space="preserve">,</w:t>
-      </w:r>
-      <w:r>
-        <w:t xml:space="preserve"> </w:t>
       </w:r>
       <w:r>
         <w:rPr>
@@ -24127,7 +23498,7 @@
         <w:t xml:space="preserve">top-30 bar charts for both tasks.</w:t>
       </w:r>
     </w:p>
-    <w:bookmarkStart w:id="74" w:name="tab:shap-canonical"/>
+    <w:bookmarkStart w:id="73" w:name="tab:shap-canonical"/>
     <w:p>
       <w:pPr>
         <w:pStyle w:val="TableCaption"/>
@@ -24193,19 +23564,7 @@
         </m:r>
       </m:oMath>
       <w:r>
-        <w:t xml:space="preserve">, held-out). Source:</w:t>
-      </w:r>
-      <w:r>
-        <w:t xml:space="preserve"> </w:t>
-      </w:r>
-      <w:r>
-        <w:rPr>
-          <w:rStyle w:val="VerbatimChar"/>
-        </w:rPr>
-        <w:t xml:space="preserve">outputs/shap/canonical_4class/feature_importance.csv</w:t>
-      </w:r>
-      <w:r>
-        <w:t xml:space="preserve">.</w:t>
+        <w:t xml:space="preserve">, held-out).</w:t>
       </w:r>
     </w:p>
     <w:tbl>
@@ -24213,7 +23572,7 @@
         <w:tblStyle w:val="Table"/>
         <w:tblW w:type="auto" w:w="0"/>
         <w:tblLook w:firstRow="1" w:lastRow="0" w:firstColumn="0" w:lastColumn="0" w:noHBand="0" w:noVBand="0" w:val="0020"/>
-        <w:tblCaption w:val="Top-15 features by mean|SHAP| for the canonical 4-class HistGradientBoosting (sample N=1000, held-out). Source: outputs/shap/canonical_4class/feature_importance.csv."/>
+        <w:tblCaption w:val="Top-15 features by mean|SHAP| for the canonical 4-class HistGradientBoosting (sample N=1000, held-out)."/>
       </w:tblPr>
       <w:tblGrid>
         <w:gridCol w:w="1320"/>
@@ -25561,8 +24920,8 @@
         </w:tc>
       </w:tr>
     </w:tbl>
-    <w:bookmarkEnd w:id="74"/>
-    <w:bookmarkStart w:id="81" w:name="fig:shap-bar"/>
+    <w:bookmarkEnd w:id="73"/>
+    <w:bookmarkStart w:id="80" w:name="fig:shap-bar"/>
     <w:tbl>
       <w:tblPr>
         <w:tblStyle w:val="FigureTable"/>
@@ -25587,18 +24946,18 @@
                 <wp:inline>
                   <wp:extent cx="2667000" cy="3000375"/>
                   <wp:effectExtent b="0" l="0" r="0" t="0"/>
-                  <wp:docPr descr="" title="" id="76" name="Picture"/>
+                  <wp:docPr descr="" title="" id="75" name="Picture"/>
                   <a:graphic>
                     <a:graphicData uri="http://schemas.openxmlformats.org/drawingml/2006/picture">
                       <pic:pic>
                         <pic:nvPicPr>
-                          <pic:cNvPr descr="final_report/figures/shap_bar_4class.png" id="77" name="Picture"/>
+                          <pic:cNvPr descr="final_report/figures/shap_bar_4class.png" id="76" name="Picture"/>
                           <pic:cNvPicPr>
                             <a:picLocks noChangeArrowheads="1" noChangeAspect="1"/>
                           </pic:cNvPicPr>
                         </pic:nvPicPr>
                         <pic:blipFill>
-                          <a:blip r:embed="rId75"/>
+                          <a:blip r:embed="rId74"/>
                           <a:stretch>
                             <a:fillRect/>
                           </a:stretch>
@@ -25647,18 +25006,18 @@
                 <wp:inline>
                   <wp:extent cx="2667000" cy="3000375"/>
                   <wp:effectExtent b="0" l="0" r="0" t="0"/>
-                  <wp:docPr descr="" title="" id="79" name="Picture"/>
+                  <wp:docPr descr="" title="" id="78" name="Picture"/>
                   <a:graphic>
                     <a:graphicData uri="http://schemas.openxmlformats.org/drawingml/2006/picture">
                       <pic:pic>
                         <pic:nvPicPr>
-                          <pic:cNvPr descr="final_report/figures/shap_bar_2class.png" id="80" name="Picture"/>
+                          <pic:cNvPr descr="final_report/figures/shap_bar_2class.png" id="79" name="Picture"/>
                           <pic:cNvPicPr>
                             <a:picLocks noChangeArrowheads="1" noChangeAspect="1"/>
                           </pic:cNvPicPr>
                         </pic:nvPicPr>
                         <pic:blipFill>
-                          <a:blip r:embed="rId78"/>
+                          <a:blip r:embed="rId77"/>
                           <a:stretch>
                             <a:fillRect/>
                           </a:stretch>
@@ -25745,9 +25104,9 @@
         <w:t xml:space="preserve">model.</w:t>
       </w:r>
     </w:p>
+    <w:bookmarkEnd w:id="80"/>
     <w:bookmarkEnd w:id="81"/>
-    <w:bookmarkEnd w:id="82"/>
-    <w:bookmarkStart w:id="83" w:name="per-class-contrastive-analysis"/>
+    <w:bookmarkStart w:id="82" w:name="per-class-contrastive-analysis"/>
     <w:p>
       <w:pPr>
         <w:pStyle w:val="Heading2"/>
@@ -25789,6 +25148,926 @@
       </w:r>
       <w:r>
         <w:t xml:space="preserve">:</w:t>
+      </w:r>
+    </w:p>
+    <w:p>
+      <w:pPr>
+        <w:numPr>
+          <w:ilvl w:val="0"/>
+          <w:numId w:val="1014"/>
+        </w:numPr>
+      </w:pPr>
+      <w:r>
+        <w:rPr>
+          <w:b/>
+          <w:bCs/>
+        </w:rPr>
+        <w:t xml:space="preserve">Benign decisions are population-frequency-driven.</w:t>
+      </w:r>
+      <w:r>
+        <w:t xml:space="preserve"> </w:t>
+      </w:r>
+      <w:r>
+        <w:rPr>
+          <w:rStyle w:val="VerbatimChar"/>
+        </w:rPr>
+        <w:t xml:space="preserve">allofus250k_gvs_max_af</w:t>
+      </w:r>
+      <w:r>
+        <w:t xml:space="preserve"> </w:t>
+      </w:r>
+      <w:r>
+        <w:t xml:space="preserve">(</w:t>
+      </w:r>
+      <m:oMath>
+        <m:r>
+          <m:t>0.87</m:t>
+        </m:r>
+      </m:oMath>
+      <w:r>
+        <w:t xml:space="preserve">),</w:t>
+      </w:r>
+      <w:r>
+        <w:t xml:space="preserve"> </w:t>
+      </w:r>
+      <w:r>
+        <w:rPr>
+          <w:rStyle w:val="VerbatimChar"/>
+        </w:rPr>
+        <w:t xml:space="preserve">gnomad_af</w:t>
+      </w:r>
+      <w:r>
+        <w:t xml:space="preserve"> </w:t>
+      </w:r>
+      <w:r>
+        <w:t xml:space="preserve">(</w:t>
+      </w:r>
+      <m:oMath>
+        <m:r>
+          <m:t>0.43</m:t>
+        </m:r>
+      </m:oMath>
+      <w:r>
+        <w:t xml:space="preserve">), and the AllOfUs / gnomAD ancestry</w:t>
+      </w:r>
+      <w:r>
+        <w:t xml:space="preserve"> </w:t>
+      </w:r>
+      <w:r>
+        <w:t xml:space="preserve">breakdowns dominate the Benign class column – the model is</w:t>
+      </w:r>
+      <w:r>
+        <w:t xml:space="preserve"> </w:t>
+      </w:r>
+      <w:r>
+        <w:t xml:space="preserve">essentially using</w:t>
+      </w:r>
+      <w:r>
+        <w:t xml:space="preserve"> </w:t>
+      </w:r>
+      <w:r>
+        <w:t xml:space="preserve">“this variant is common in healthy populations,</w:t>
+      </w:r>
+      <w:r>
+        <w:t xml:space="preserve"> </w:t>
+      </w:r>
+      <w:r>
+        <w:t xml:space="preserve">so it is probably benign,”</w:t>
+      </w:r>
+      <w:r>
+        <w:t xml:space="preserve"> </w:t>
+      </w:r>
+      <w:r>
+        <w:t xml:space="preserve">which is the textbook ACMG BS1/BA1</w:t>
+      </w:r>
+      <w:r>
+        <w:t xml:space="preserve"> </w:t>
+      </w:r>
+      <w:r>
+        <w:t xml:space="preserve">line of reasoning.</w:t>
+      </w:r>
+    </w:p>
+    <w:p>
+      <w:pPr>
+        <w:numPr>
+          <w:ilvl w:val="0"/>
+          <w:numId w:val="1014"/>
+        </w:numPr>
+      </w:pPr>
+      <w:r>
+        <w:rPr>
+          <w:b/>
+          <w:bCs/>
+        </w:rPr>
+        <w:t xml:space="preserve">Pathogenic decisions are predictor-driven.</w:t>
+      </w:r>
+      <w:r>
+        <w:t xml:space="preserve"> </w:t>
+      </w:r>
+      <w:r>
+        <w:rPr>
+          <w:rStyle w:val="VerbatimChar"/>
+        </w:rPr>
+        <w:t xml:space="preserve">ditto_score</w:t>
+      </w:r>
+      <w:r>
+        <w:t xml:space="preserve"> </w:t>
+      </w:r>
+      <w:r>
+        <w:t xml:space="preserve">(</w:t>
+      </w:r>
+      <m:oMath>
+        <m:r>
+          <m:t>1.71</m:t>
+        </m:r>
+      </m:oMath>
+      <w:r>
+        <w:t xml:space="preserve">) and</w:t>
+      </w:r>
+      <w:r>
+        <w:t xml:space="preserve"> </w:t>
+      </w:r>
+      <w:r>
+        <w:rPr>
+          <w:rStyle w:val="VerbatimChar"/>
+        </w:rPr>
+        <w:t xml:space="preserve">mutpred1_general_score</w:t>
+      </w:r>
+      <w:r>
+        <w:t xml:space="preserve"> </w:t>
+      </w:r>
+      <w:r>
+        <w:t xml:space="preserve">and</w:t>
+      </w:r>
+      <w:r>
+        <w:t xml:space="preserve"> </w:t>
+      </w:r>
+      <w:r>
+        <w:rPr>
+          <w:rStyle w:val="VerbatimChar"/>
+        </w:rPr>
+        <w:t xml:space="preserve">mistic_score</w:t>
+      </w:r>
+      <w:r>
+        <w:t xml:space="preserve"> </w:t>
+      </w:r>
+      <w:r>
+        <w:t xml:space="preserve">concentrate their weight on the</w:t>
+      </w:r>
+      <w:r>
+        <w:t xml:space="preserve"> </w:t>
+      </w:r>
+      <w:r>
+        <w:t xml:space="preserve">Pathogenic class column; population-frequency features sit near</w:t>
+      </w:r>
+      <w:r>
+        <w:t xml:space="preserve"> </w:t>
+      </w:r>
+      <w:r>
+        <w:t xml:space="preserve">zero. The model uses learned-predictor scores to push variants into</w:t>
+      </w:r>
+      <w:r>
+        <w:t xml:space="preserve"> </w:t>
+      </w:r>
+      <w:r>
+        <w:t xml:space="preserve">“Pathogenic”</w:t>
+      </w:r>
+      <w:r>
+        <w:t xml:space="preserve"> </w:t>
+      </w:r>
+      <w:r>
+        <w:t xml:space="preserve">once frequency arguments don’t apply.</w:t>
+      </w:r>
+    </w:p>
+    <w:p>
+      <w:pPr>
+        <w:numPr>
+          <w:ilvl w:val="0"/>
+          <w:numId w:val="1014"/>
+        </w:numPr>
+      </w:pPr>
+      <w:r>
+        <w:rPr>
+          <w:b/>
+          <w:bCs/>
+        </w:rPr>
+        <w:t xml:space="preserve">Likely-pathogenic is metarnn-led.</w:t>
+      </w:r>
+      <w:r>
+        <w:t xml:space="preserve"> </w:t>
+      </w:r>
+      <w:r>
+        <w:rPr>
+          <w:rStyle w:val="VerbatimChar"/>
+        </w:rPr>
+        <w:t xml:space="preserve">metarnn_score</w:t>
+      </w:r>
+      <w:r>
+        <w:t xml:space="preserve"> </w:t>
+      </w:r>
+      <w:r>
+        <w:t xml:space="preserve">has its largest per-class weight on</w:t>
+      </w:r>
+      <w:r>
+        <w:t xml:space="preserve"> </w:t>
+      </w:r>
+      <w:r>
+        <w:t xml:space="preserve">Likely-pathogenic (</w:t>
+      </w:r>
+      <m:oMath>
+        <m:r>
+          <m:t>0.79</m:t>
+        </m:r>
+      </m:oMath>
+      <w:r>
+        <w:t xml:space="preserve">), suggesting the boundary between</w:t>
+      </w:r>
+      <w:r>
+        <w:t xml:space="preserve"> </w:t>
+      </w:r>
+      <w:r>
+        <w:t xml:space="preserve">“Likely pathogenic”</w:t>
+      </w:r>
+      <w:r>
+        <w:t xml:space="preserve"> </w:t>
+      </w:r>
+      <w:r>
+        <w:t xml:space="preserve">and</w:t>
+      </w:r>
+      <w:r>
+        <w:t xml:space="preserve"> </w:t>
+      </w:r>
+      <w:r>
+        <w:t xml:space="preserve">“Pathogenic”</w:t>
+      </w:r>
+      <w:r>
+        <w:t xml:space="preserve"> </w:t>
+      </w:r>
+      <w:r>
+        <w:t xml:space="preserve">is being drawn primarily</w:t>
+      </w:r>
+      <w:r>
+        <w:t xml:space="preserve"> </w:t>
+      </w:r>
+      <w:r>
+        <w:t xml:space="preserve">by this single deep-learning predictor’s confidence margin.</w:t>
+      </w:r>
+    </w:p>
+    <w:p>
+      <w:pPr>
+        <w:pStyle w:val="FirstParagraph"/>
+      </w:pPr>
+      <w:r>
+        <w:t xml:space="preserve">This per-class asymmetry is exactly the redundancy structure we exploited in</w:t>
+      </w:r>
+      <w:r>
+        <w:t xml:space="preserve"> </w:t>
+      </w:r>
+      <w:r>
+        <w:t xml:space="preserve">the DITTO ablation: DITTO is the heaviest feature, but</w:t>
+      </w:r>
+      <w:r>
+        <w:t xml:space="preserve"> </w:t>
+      </w:r>
+      <w:r>
+        <w:t xml:space="preserve">the booster has correlated alternatives (metarnn, bayesdel, clinpred) that</w:t>
+      </w:r>
+      <w:r>
+        <w:t xml:space="preserve"> </w:t>
+      </w:r>
+      <w:r>
+        <w:t xml:space="preserve">can substitute when it is removed.</w:t>
+      </w:r>
+    </w:p>
+    <w:bookmarkEnd w:id="82"/>
+    <w:bookmarkStart w:id="83" w:name="linear-vs-nonlinear-interpretability"/>
+    <w:p>
+      <w:pPr>
+        <w:pStyle w:val="Heading2"/>
+      </w:pPr>
+      <w:r>
+        <w:t xml:space="preserve">Linear-vs-nonlinear interpretability</w:t>
+      </w:r>
+    </w:p>
+    <w:p>
+      <w:pPr>
+        <w:pStyle w:val="FirstParagraph"/>
+      </w:pPr>
+      <w:r>
+        <w:t xml:space="preserve">The booster’s SHAP profile is heavy-tailed: a handful of features (DITTO,</w:t>
+      </w:r>
+      <w:r>
+        <w:t xml:space="preserve"> </w:t>
+      </w:r>
+      <w:r>
+        <w:t xml:space="preserve">MetaRNN, max allele frequency, gnomAD AF) carry most of the explanation,</w:t>
+      </w:r>
+      <w:r>
+        <w:t xml:space="preserve"> </w:t>
+      </w:r>
+      <w:r>
+        <w:t xml:space="preserve">followed by a long tail at</w:t>
+      </w:r>
+      <w:r>
+        <w:t xml:space="preserve"> </w:t>
+      </w:r>
+      <m:oMath>
+        <m:r>
+          <m:rPr>
+            <m:sty m:val="p"/>
+          </m:rPr>
+          <m:t>|</m:t>
+        </m:r>
+      </m:oMath>
+      <w:r>
+        <w:t xml:space="preserve">SHAP</w:t>
+      </w:r>
+      <m:oMath>
+        <m:r>
+          <m:rPr>
+            <m:sty m:val="p"/>
+          </m:rPr>
+          <m:t>|</m:t>
+        </m:r>
+        <m:r>
+          <m:rPr>
+            <m:sty m:val="p"/>
+          </m:rPr>
+          <m:t>&lt;</m:t>
+        </m:r>
+        <m:r>
+          <m:t>0.05</m:t>
+        </m:r>
+      </m:oMath>
+      <w:r>
+        <w:t xml:space="preserve">. The linear models in our suite</w:t>
+      </w:r>
+      <w:r>
+        <w:t xml:space="preserve"> </w:t>
+      </w:r>
+      <w:r>
+        <w:t xml:space="preserve">(LinearSVC, RidgeClassifier, LDA) instead spread their reliance across</w:t>
+      </w:r>
+      <w:r>
+        <w:t xml:space="preserve"> </w:t>
+      </w:r>
+      <w:r>
+        <w:rPr>
+          <w:i/>
+          <w:iCs/>
+        </w:rPr>
+        <w:t xml:space="preserve">many</w:t>
+      </w:r>
+      <w:r>
+        <w:t xml:space="preserve"> </w:t>
+      </w:r>
+      <w:r>
+        <w:t xml:space="preserve">predictor scores with similar magnitudes, because they cannot</w:t>
+      </w:r>
+      <w:r>
+        <w:t xml:space="preserve"> </w:t>
+      </w:r>
+      <w:r>
+        <w:t xml:space="preserve">exploit interactions and rely on each predictor as an independent linear</w:t>
+      </w:r>
+      <w:r>
+        <w:t xml:space="preserve"> </w:t>
+      </w:r>
+      <w:r>
+        <w:t xml:space="preserve">vote. This is also why linear models collapse hardest under the raw-only</w:t>
+      </w:r>
+      <w:r>
+        <w:t xml:space="preserve"> </w:t>
+      </w:r>
+      <w:r>
+        <w:t xml:space="preserve">ablation (Table </w:t>
+      </w:r>
+      <w:hyperlink w:anchor="tab:raw-only">
+        <w:r>
+          <w:rPr>
+            <w:rStyle w:val="Hyperlink"/>
+          </w:rPr>
+          <w:t xml:space="preserve">10</w:t>
+        </w:r>
+      </w:hyperlink>
+      <w:r>
+        <w:t xml:space="preserve">): they have no</w:t>
+      </w:r>
+      <w:r>
+        <w:t xml:space="preserve"> </w:t>
+      </w:r>
+      <w:r>
+        <w:t xml:space="preserve">single feature interaction to fall back on when learned-predictor inputs</w:t>
+      </w:r>
+      <w:r>
+        <w:t xml:space="preserve"> </w:t>
+      </w:r>
+      <w:r>
+        <w:t xml:space="preserve">are removed, while the booster can stitch together raw allele-frequency,</w:t>
+      </w:r>
+      <w:r>
+        <w:t xml:space="preserve"> </w:t>
+      </w:r>
+      <w:r>
+        <w:t xml:space="preserve">position, and k-mer signals.</w:t>
+      </w:r>
+    </w:p>
+    <w:bookmarkEnd w:id="83"/>
+    <w:bookmarkEnd w:id="84"/>
+    <w:bookmarkStart w:id="90" w:name="discussion"/>
+    <w:p>
+      <w:pPr>
+        <w:pStyle w:val="Heading1"/>
+      </w:pPr>
+      <w:r>
+        <w:t xml:space="preserve">Discussion</w:t>
+      </w:r>
+    </w:p>
+    <w:bookmarkStart w:id="85" w:name="clinical-implications"/>
+    <w:p>
+      <w:pPr>
+        <w:pStyle w:val="Heading2"/>
+      </w:pPr>
+      <w:r>
+        <w:t xml:space="preserve">Clinical implications</w:t>
+      </w:r>
+    </w:p>
+    <w:p>
+      <w:pPr>
+        <w:pStyle w:val="FirstParagraph"/>
+      </w:pPr>
+      <w:r>
+        <w:t xml:space="preserve">The two task formulations have very different deployability profiles. On the</w:t>
+      </w:r>
+      <w:r>
+        <w:t xml:space="preserve"> </w:t>
+      </w:r>
+      <w:r>
+        <w:rPr>
+          <w:b/>
+          <w:bCs/>
+        </w:rPr>
+        <w:t xml:space="preserve">binary task</w:t>
+      </w:r>
+      <w:r>
+        <w:t xml:space="preserve"> </w:t>
+      </w:r>
+      <w:r>
+        <w:t xml:space="preserve">the tuned suite reaches macro-F1</w:t>
+      </w:r>
+      <w:r>
+        <w:t xml:space="preserve"> </w:t>
+      </w:r>
+      <m:oMath>
+        <m:r>
+          <m:rPr>
+            <m:sty m:val="p"/>
+          </m:rPr>
+          <m:t>=</m:t>
+        </m:r>
+        <m:r>
+          <m:t>0.9872</m:t>
+        </m:r>
+      </m:oMath>
+      <w:r>
+        <w:t xml:space="preserve"> </w:t>
+      </w:r>
+      <w:r>
+        <w:t xml:space="preserve">with</w:t>
+      </w:r>
+      <w:r>
+        <w:t xml:space="preserve"> </w:t>
+      </w:r>
+      <m:oMath>
+        <m:r>
+          <m:rPr>
+            <m:nor/>
+            <m:sty m:val="p"/>
+          </m:rPr>
+          <m:t>MCC</m:t>
+        </m:r>
+        <m:r>
+          <m:rPr>
+            <m:sty m:val="p"/>
+          </m:rPr>
+          <m:t>=</m:t>
+        </m:r>
+        <m:r>
+          <m:t>0.974</m:t>
+        </m:r>
+      </m:oMath>
+      <w:r>
+        <w:t xml:space="preserve"> </w:t>
+      </w:r>
+      <w:r>
+        <w:t xml:space="preserve">on a held-out 20% (Table </w:t>
+      </w:r>
+      <w:hyperlink w:anchor="tab:tuned-2class">
+        <w:r>
+          <w:rPr>
+            <w:rStyle w:val="Hyperlink"/>
+          </w:rPr>
+          <w:t xml:space="preserve">9</w:t>
+        </w:r>
+      </w:hyperlink>
+      <w:r>
+        <w:t xml:space="preserve">), and the</w:t>
+      </w:r>
+      <w:r>
+        <w:t xml:space="preserve"> </w:t>
+      </w:r>
+      <w:r>
+        <w:t xml:space="preserve">gene-stratified ablation (Table </w:t>
+      </w:r>
+      <w:hyperlink w:anchor="tab:gene-strat">
+        <w:r>
+          <w:rPr>
+            <w:rStyle w:val="Hyperlink"/>
+          </w:rPr>
+          <w:t xml:space="preserve">3</w:t>
+        </w:r>
+      </w:hyperlink>
+      <w:r>
+        <w:t xml:space="preserve">) shows that this signal</w:t>
+      </w:r>
+      <w:r>
+        <w:t xml:space="preserve"> </w:t>
+      </w:r>
+      <w:r>
+        <w:t xml:space="preserve">generalises cleanly across genes – the binary classifier is at a deployability</w:t>
+      </w:r>
+      <w:r>
+        <w:t xml:space="preserve"> </w:t>
+      </w:r>
+      <w:r>
+        <w:t xml:space="preserve">threshold where most of its remaining error is informative (e.g. borderline</w:t>
+      </w:r>
+      <w:r>
+        <w:t xml:space="preserve"> </w:t>
+      </w:r>
+      <w:r>
+        <w:t xml:space="preserve">ACMG calls), not classifier mistakes per se. On the</w:t>
+      </w:r>
+      <w:r>
+        <w:t xml:space="preserve"> </w:t>
+      </w:r>
+      <w:r>
+        <w:rPr>
+          <w:b/>
+          <w:bCs/>
+        </w:rPr>
+        <w:t xml:space="preserve">four-class task</w:t>
+      </w:r>
+      <w:r>
+        <w:t xml:space="preserve">,</w:t>
+      </w:r>
+      <w:r>
+        <w:t xml:space="preserve"> </w:t>
+      </w:r>
+      <w:r>
+        <w:t xml:space="preserve">macro-F1</w:t>
+      </w:r>
+      <w:r>
+        <w:t xml:space="preserve"> </w:t>
+      </w:r>
+      <m:oMath>
+        <m:r>
+          <m:rPr>
+            <m:sty m:val="p"/>
+          </m:rPr>
+          <m:t>=</m:t>
+        </m:r>
+        <m:r>
+          <m:t>0.7950</m:t>
+        </m:r>
+      </m:oMath>
+      <w:r>
+        <w:t xml:space="preserve"> </w:t>
+      </w:r>
+      <w:r>
+        <w:t xml:space="preserve">is much further from a clinical-decision-quality threshold;</w:t>
+      </w:r>
+      <w:r>
+        <w:t xml:space="preserve"> </w:t>
+      </w:r>
+      <w:r>
+        <w:t xml:space="preserve">inspection of the confusion matrix in Figure </w:t>
+      </w:r>
+      <w:hyperlink w:anchor="fig:cm-headline">
+        <w:r>
+          <w:rPr>
+            <w:rStyle w:val="Hyperlink"/>
+          </w:rPr>
+          <w:t xml:space="preserve">2</w:t>
+        </w:r>
+      </w:hyperlink>
+      <w:r>
+        <w:t xml:space="preserve">a confirms</w:t>
+      </w:r>
+      <w:r>
+        <w:t xml:space="preserve"> </w:t>
+      </w:r>
+      <w:r>
+        <w:t xml:space="preserve">that the residual error concentrates at the two</w:t>
+      </w:r>
+      <w:r>
+        <w:t xml:space="preserve"> </w:t>
+      </w:r>
+      <w:r>
+        <w:t xml:space="preserve">“certainty”</w:t>
+      </w:r>
+      <w:r>
+        <w:t xml:space="preserve"> </w:t>
+      </w:r>
+      <w:r>
+        <w:t xml:space="preserve">boundaries</w:t>
+      </w:r>
+      <w:r>
+        <w:t xml:space="preserve"> </w:t>
+      </w:r>
+      <w:r>
+        <w:t xml:space="preserve">(Benign</w:t>
+      </w:r>
+      <w:r>
+        <w:t xml:space="preserve"> </w:t>
+      </w:r>
+      <m:oMath>
+        <m:r>
+          <m:rPr>
+            <m:sty m:val="p"/>
+          </m:rPr>
+          <m:t>↔</m:t>
+        </m:r>
+      </m:oMath>
+      <w:r>
+        <w:t xml:space="preserve"> </w:t>
+      </w:r>
+      <w:r>
+        <w:t xml:space="preserve">Likely-benign and Pathogenic</w:t>
+      </w:r>
+      <w:r>
+        <w:t xml:space="preserve"> </w:t>
+      </w:r>
+      <m:oMath>
+        <m:r>
+          <m:rPr>
+            <m:sty m:val="p"/>
+          </m:rPr>
+          <m:t>↔</m:t>
+        </m:r>
+      </m:oMath>
+      <w:r>
+        <w:t xml:space="preserve"> </w:t>
+      </w:r>
+      <w:r>
+        <w:t xml:space="preserve">Likely-pathogenic), which is exactly where ClinVar’s curator agreement is</w:t>
+      </w:r>
+      <w:r>
+        <w:t xml:space="preserve"> </w:t>
+      </w:r>
+      <w:r>
+        <w:t xml:space="preserve">weakest. For VUS prioritisation – the natural deployment scenario – we expect</w:t>
+      </w:r>
+      <w:r>
+        <w:t xml:space="preserve"> </w:t>
+      </w:r>
+      <w:r>
+        <w:t xml:space="preserve">the binary classifier under gene-stratified evaluation to be the operationally</w:t>
+      </w:r>
+      <w:r>
+        <w:t xml:space="preserve"> </w:t>
+      </w:r>
+      <w:r>
+        <w:t xml:space="preserve">relevant number, and the no-VEP / gene-CV ablation quantifies how that number degrades when learned-predictor</w:t>
+      </w:r>
+      <w:r>
+        <w:t xml:space="preserve"> </w:t>
+      </w:r>
+      <w:r>
+        <w:t xml:space="preserve">inputs are unavailable.</w:t>
+      </w:r>
+    </w:p>
+    <w:bookmarkEnd w:id="85"/>
+    <w:bookmarkStart w:id="86" w:name="meta-classifier-behavior"/>
+    <w:p>
+      <w:pPr>
+        <w:pStyle w:val="Heading2"/>
+      </w:pPr>
+      <w:r>
+        <w:t xml:space="preserve">Meta-classifier behavior</w:t>
+      </w:r>
+    </w:p>
+    <w:p>
+      <w:pPr>
+        <w:pStyle w:val="FirstParagraph"/>
+      </w:pPr>
+      <w:r>
+        <w:t xml:space="preserve">Two ablations bracket the meta-classifier interpretation.</w:t>
+      </w:r>
+      <w:r>
+        <w:t xml:space="preserve"> </w:t>
+      </w:r>
+      <w:r>
+        <w:rPr>
+          <w:b/>
+          <w:bCs/>
+        </w:rPr>
+        <w:t xml:space="preserve">DITTO</w:t>
+      </w:r>
+      <w:r>
+        <w:rPr>
+          <w:b/>
+          <w:bCs/>
+        </w:rPr>
+        <w:t xml:space="preserve"> </w:t>
+      </w:r>
+      <w:r>
+        <w:rPr>
+          <w:b/>
+          <w:bCs/>
+        </w:rPr>
+        <w:t xml:space="preserve">removal</w:t>
+      </w:r>
+      <w:r>
+        <w:t xml:space="preserve"> </w:t>
+      </w:r>
+      <w:r>
+        <w:t xml:space="preserve">costs only</w:t>
+      </w:r>
+      <w:r>
+        <w:t xml:space="preserve"> </w:t>
+      </w:r>
+      <m:oMath>
+        <m:r>
+          <m:rPr>
+            <m:sty m:val="p"/>
+          </m:rPr>
+          <m:t>−</m:t>
+        </m:r>
+        <m:r>
+          <m:t>0.0017</m:t>
+        </m:r>
+      </m:oMath>
+      <w:r>
+        <w:t xml:space="preserve"> </w:t>
+      </w:r>
+      <w:r>
+        <w:t xml:space="preserve">on the 4-class canonical</w:t>
+      </w:r>
+      <w:r>
+        <w:t xml:space="preserve"> </w:t>
+      </w:r>
+      <w:r>
+        <w:t xml:space="preserve">holdout, despite DITTO being the heaviest single SHAP feature; the booster</w:t>
+      </w:r>
+      <w:r>
+        <w:t xml:space="preserve"> </w:t>
+      </w:r>
+      <w:r>
+        <w:t xml:space="preserve">substitutes correlated alternatives without losing accuracy.</w:t>
+      </w:r>
+      <w:r>
+        <w:t xml:space="preserve"> </w:t>
+      </w:r>
+      <w:r>
+        <w:rPr>
+          <w:b/>
+          <w:bCs/>
+        </w:rPr>
+        <w:t xml:space="preserve">Total predictor-score removal</w:t>
+      </w:r>
+      <w:r>
+        <w:t xml:space="preserve"> </w:t>
+      </w:r>
+      <w:r>
+        <w:t xml:space="preserve">(raw-only) costs</w:t>
+      </w:r>
+      <w:r>
+        <w:t xml:space="preserve"> </w:t>
+      </w:r>
+      <m:oMath>
+        <m:r>
+          <m:rPr>
+            <m:sty m:val="p"/>
+          </m:rPr>
+          <m:t>−</m:t>
+        </m:r>
+        <m:r>
+          <m:t>0.074</m:t>
+        </m:r>
+      </m:oMath>
+      <w:r>
+        <w:t xml:space="preserve"> </w:t>
+      </w:r>
+      <w:r>
+        <w:t xml:space="preserve">on 4-class and</w:t>
+      </w:r>
+      <w:r>
+        <w:t xml:space="preserve"> </w:t>
+      </w:r>
+      <m:oMath>
+        <m:r>
+          <m:rPr>
+            <m:sty m:val="p"/>
+          </m:rPr>
+          <m:t>−</m:t>
+        </m:r>
+        <m:r>
+          <m:t>0.057</m:t>
+        </m:r>
+      </m:oMath>
+      <w:r>
+        <w:t xml:space="preserve"> </w:t>
+      </w:r>
+      <w:r>
+        <w:t xml:space="preserve">on 2-class but leaves both classifiers well</w:t>
+      </w:r>
+      <w:r>
+        <w:t xml:space="preserve"> </w:t>
+      </w:r>
+      <w:r>
+        <w:t xml:space="preserve">above chance. The suite is therefore behaving as a</w:t>
+      </w:r>
+      <w:r>
+        <w:t xml:space="preserve"> </w:t>
+      </w:r>
+      <w:r>
+        <w:rPr>
+          <w:i/>
+          <w:iCs/>
+        </w:rPr>
+        <w:t xml:space="preserve">genuine ensemble</w:t>
+      </w:r>
+      <w:r>
+        <w:rPr>
+          <w:i/>
+          <w:iCs/>
+        </w:rPr>
+        <w:t xml:space="preserve"> </w:t>
+      </w:r>
+      <w:r>
+        <w:rPr>
+          <w:i/>
+          <w:iCs/>
+        </w:rPr>
+        <w:t xml:space="preserve">over many correlated predictors</w:t>
+      </w:r>
+      <w:r>
+        <w:t xml:space="preserve">: no single predictor is load-bearing, but</w:t>
+      </w:r>
+      <w:r>
+        <w:t xml:space="preserve"> </w:t>
+      </w:r>
+      <w:r>
+        <w:t xml:space="preserve">the joint signal is doing real work. This is precisely the property we</w:t>
+      </w:r>
+      <w:r>
+        <w:t xml:space="preserve"> </w:t>
+      </w:r>
+      <w:r>
+        <w:t xml:space="preserve">wanted: the meta-classifier interpretation is justified, not trivially</w:t>
+      </w:r>
+      <w:r>
+        <w:t xml:space="preserve"> </w:t>
+      </w:r>
+      <w:r>
+        <w:t xml:space="preserve">redundant with any single underlying predictor.</w:t>
+      </w:r>
+    </w:p>
+    <w:bookmarkEnd w:id="86"/>
+    <w:bookmarkStart w:id="87" w:name="what-the-raw-only-experiment-teaches"/>
+    <w:p>
+      <w:pPr>
+        <w:pStyle w:val="Heading2"/>
+      </w:pPr>
+      <w:r>
+        <w:t xml:space="preserve">What the raw-only experiment teaches</w:t>
+      </w:r>
+    </w:p>
+    <w:p>
+      <w:pPr>
+        <w:pStyle w:val="FirstParagraph"/>
+      </w:pPr>
+      <w:r>
+        <w:t xml:space="preserve">The raw-only experiment is the most informative ablation in the report</w:t>
+      </w:r>
+      <w:r>
+        <w:t xml:space="preserve"> </w:t>
+      </w:r>
+      <w:r>
+        <w:t xml:space="preserve">because it bounds how much of the canonical leaderboard depends on</w:t>
+      </w:r>
+      <w:r>
+        <w:t xml:space="preserve"> </w:t>
+      </w:r>
+      <w:r>
+        <w:t xml:space="preserve">already-existing learned predictors. Three observations sharpen this</w:t>
+      </w:r>
+      <w:r>
+        <w:t xml:space="preserve"> </w:t>
+      </w:r>
+      <w:r>
+        <w:t xml:space="preserve">reading:</w:t>
       </w:r>
     </w:p>
     <w:p>
@@ -25803,7 +26082,7 @@
           <w:b/>
           <w:bCs/>
         </w:rPr>
-        <w:t xml:space="preserve">Benign decisions are population-frequency-driven.</w:t>
+        <w:t xml:space="preserve">The booster delta is bounded.</w:t>
       </w:r>
       <w:r>
         <w:t xml:space="preserve"> </w:t>
@@ -25812,7 +26091,27 @@
         <w:rPr>
           <w:rStyle w:val="VerbatimChar"/>
         </w:rPr>
-        <w:t xml:space="preserve">allofus250k_gvs_max_af</w:t>
+        <w:t xml:space="preserve">HistGradientBoosting</w:t>
+      </w:r>
+      <w:r>
+        <w:t xml:space="preserve"> </w:t>
+      </w:r>
+      <w:r>
+        <w:t xml:space="preserve">loses</w:t>
+      </w:r>
+      <w:r>
+        <w:t xml:space="preserve"> </w:t>
+      </w:r>
+      <m:oMath>
+        <m:r>
+          <m:t>0.074</m:t>
+        </m:r>
+      </m:oMath>
+      <w:r>
+        <w:t xml:space="preserve"> </w:t>
+      </w:r>
+      <w:r>
+        <w:t xml:space="preserve">macro-F1 on 4-class</w:t>
       </w:r>
       <w:r>
         <w:t xml:space="preserve"> </w:t>
@@ -25822,70 +26121,60 @@
       </w:r>
       <m:oMath>
         <m:r>
-          <m:t>0.87</m:t>
+          <m:t>0.7948</m:t>
+        </m:r>
+        <m:r>
+          <m:rPr>
+            <m:sty m:val="p"/>
+          </m:rPr>
+          <m:t>→</m:t>
+        </m:r>
+        <m:r>
+          <m:t>0.7212</m:t>
         </m:r>
       </m:oMath>
       <w:r>
-        <w:t xml:space="preserve">),</w:t>
-      </w:r>
-      <w:r>
-        <w:t xml:space="preserve"> </w:t>
-      </w:r>
-      <w:r>
-        <w:rPr>
-          <w:rStyle w:val="VerbatimChar"/>
-        </w:rPr>
-        <w:t xml:space="preserve">gnomad_af</w:t>
-      </w:r>
-      <w:r>
-        <w:t xml:space="preserve"> </w:t>
-      </w:r>
-      <w:r>
-        <w:t xml:space="preserve">(</w:t>
-      </w:r>
-      <m:oMath>
-        <m:r>
-          <m:t>0.43</m:t>
-        </m:r>
-      </m:oMath>
-      <w:r>
-        <w:t xml:space="preserve">), and the AllOfUs / gnomAD ancestry</w:t>
-      </w:r>
-      <w:r>
-        <w:t xml:space="preserve"> </w:t>
-      </w:r>
-      <w:r>
-        <w:t xml:space="preserve">breakdowns dominate the Benign class column – the model is</w:t>
-      </w:r>
-      <w:r>
-        <w:t xml:space="preserve"> </w:t>
-      </w:r>
-      <w:r>
-        <w:t xml:space="preserve">essentially using</w:t>
-      </w:r>
-      <w:r>
-        <w:t xml:space="preserve"> </w:t>
-      </w:r>
-      <w:r>
-        <w:t xml:space="preserve">“this variant is common in healthy populations,</w:t>
-      </w:r>
-      <w:r>
-        <w:t xml:space="preserve"> </w:t>
-      </w:r>
-      <w:r>
-        <w:t xml:space="preserve">so it is probably benign,”</w:t>
-      </w:r>
-      <w:r>
-        <w:t xml:space="preserve"> </w:t>
-      </w:r>
-      <w:r>
-        <w:t xml:space="preserve">which is the textbook ACMG BS1/BA1</w:t>
-      </w:r>
-      <w:r>
-        <w:t xml:space="preserve"> </w:t>
-      </w:r>
-      <w:r>
-        <w:t xml:space="preserve">line of reasoning.</w:t>
+        <w:t xml:space="preserve">) when every learned-predictor input is</w:t>
+      </w:r>
+      <w:r>
+        <w:t xml:space="preserve"> </w:t>
+      </w:r>
+      <w:r>
+        <w:t xml:space="preserve">removed. The vast majority of the held-out signal survives the</w:t>
+      </w:r>
+      <w:r>
+        <w:t xml:space="preserve"> </w:t>
+      </w:r>
+      <w:r>
+        <w:t xml:space="preserve">ablation. Most of the canonical lift over chance is</w:t>
+      </w:r>
+      <w:r>
+        <w:t xml:space="preserve"> </w:t>
+      </w:r>
+      <w:r>
+        <w:rPr>
+          <w:i/>
+          <w:iCs/>
+        </w:rPr>
+        <w:t xml:space="preserve">not</w:t>
+      </w:r>
+      <w:r>
+        <w:t xml:space="preserve"> </w:t>
+      </w:r>
+      <w:r>
+        <w:t xml:space="preserve">coming from VEP scores; it is coming from population frequencies,</w:t>
+      </w:r>
+      <w:r>
+        <w:t xml:space="preserve"> </w:t>
+      </w:r>
+      <w:r>
+        <w:t xml:space="preserve">position, and sequence composition that the booster can combine</w:t>
+      </w:r>
+      <w:r>
+        <w:t xml:space="preserve"> </w:t>
+      </w:r>
+      <w:r>
+        <w:t xml:space="preserve">non-linearly.</w:t>
       </w:r>
     </w:p>
     <w:p>
@@ -25900,7 +26189,7 @@
           <w:b/>
           <w:bCs/>
         </w:rPr>
-        <w:t xml:space="preserve">Pathogenic decisions are predictor-driven.</w:t>
+        <w:t xml:space="preserve">Linear models collapse.</w:t>
       </w:r>
       <w:r>
         <w:t xml:space="preserve"> </w:t>
@@ -25909,21 +26198,24 @@
         <w:rPr>
           <w:rStyle w:val="VerbatimChar"/>
         </w:rPr>
-        <w:t xml:space="preserve">ditto_score</w:t>
-      </w:r>
-      <w:r>
-        <w:t xml:space="preserve"> </w:t>
-      </w:r>
-      <w:r>
-        <w:t xml:space="preserve">(</w:t>
+        <w:t xml:space="preserve">LinearSVC</w:t>
+      </w:r>
+      <w:r>
+        <w:t xml:space="preserve"> </w:t>
+      </w:r>
+      <w:r>
+        <w:t xml:space="preserve">loses</w:t>
+      </w:r>
+      <w:r>
+        <w:t xml:space="preserve"> </w:t>
       </w:r>
       <m:oMath>
         <m:r>
-          <m:t>1.71</m:t>
+          <m:t>0.126</m:t>
         </m:r>
       </m:oMath>
       <w:r>
-        <w:t xml:space="preserve">) and</w:t>
+        <w:t xml:space="preserve">,</w:t>
       </w:r>
       <w:r>
         <w:t xml:space="preserve"> </w:t>
@@ -25932,13 +26224,18 @@
         <w:rPr>
           <w:rStyle w:val="VerbatimChar"/>
         </w:rPr>
-        <w:t xml:space="preserve">mutpred1_general_score</w:t>
-      </w:r>
-      <w:r>
-        <w:t xml:space="preserve"> </w:t>
-      </w:r>
-      <w:r>
-        <w:t xml:space="preserve">and</w:t>
+        <w:t xml:space="preserve">LDA</w:t>
+      </w:r>
+      <w:r>
+        <w:t xml:space="preserve"> </w:t>
+      </w:r>
+      <m:oMath>
+        <m:r>
+          <m:t>0.159</m:t>
+        </m:r>
+      </m:oMath>
+      <w:r>
+        <w:t xml:space="preserve">,</w:t>
       </w:r>
       <w:r>
         <w:t xml:space="preserve"> </w:t>
@@ -25947,37 +26244,36 @@
         <w:rPr>
           <w:rStyle w:val="VerbatimChar"/>
         </w:rPr>
-        <w:t xml:space="preserve">mistic_score</w:t>
-      </w:r>
-      <w:r>
-        <w:t xml:space="preserve"> </w:t>
-      </w:r>
-      <w:r>
-        <w:t xml:space="preserve">concentrate their weight on the</w:t>
-      </w:r>
-      <w:r>
-        <w:t xml:space="preserve"> </w:t>
-      </w:r>
-      <w:r>
-        <w:t xml:space="preserve">Pathogenic class column; population-frequency features sit near</w:t>
-      </w:r>
-      <w:r>
-        <w:t xml:space="preserve"> </w:t>
-      </w:r>
-      <w:r>
-        <w:t xml:space="preserve">zero. The model uses learned-predictor scores to push variants into</w:t>
-      </w:r>
-      <w:r>
-        <w:t xml:space="preserve"> </w:t>
-      </w:r>
-      <w:r>
-        <w:t xml:space="preserve">“Pathogenic”</w:t>
-      </w:r>
-      <w:r>
-        <w:t xml:space="preserve"> </w:t>
-      </w:r>
-      <w:r>
-        <w:t xml:space="preserve">once frequency arguments don’t apply.</w:t>
+        <w:t xml:space="preserve">SGDClassifier</w:t>
+      </w:r>
+      <w:r>
+        <w:t xml:space="preserve"> </w:t>
+      </w:r>
+      <m:oMath>
+        <m:r>
+          <m:t>0.184</m:t>
+        </m:r>
+      </m:oMath>
+      <w:r>
+        <w:t xml:space="preserve">. The linear</w:t>
+      </w:r>
+      <w:r>
+        <w:t xml:space="preserve"> </w:t>
+      </w:r>
+      <w:r>
+        <w:t xml:space="preserve">family’s canonical-leaderboard performance was a near-linear</w:t>
+      </w:r>
+      <w:r>
+        <w:t xml:space="preserve"> </w:t>
+      </w:r>
+      <w:r>
+        <w:t xml:space="preserve">combination of pre-computed predictor scores; removing those</w:t>
+      </w:r>
+      <w:r>
+        <w:t xml:space="preserve"> </w:t>
+      </w:r>
+      <w:r>
+        <w:t xml:space="preserve">scores leaves the linear models with little to work with.</w:t>
       </w:r>
     </w:p>
     <w:p>
@@ -25992,723 +26288,103 @@
           <w:b/>
           <w:bCs/>
         </w:rPr>
-        <w:t xml:space="preserve">Likely-pathogenic is metarnn-led.</w:t>
-      </w:r>
-      <w:r>
-        <w:t xml:space="preserve"> </w:t>
-      </w:r>
-      <w:r>
-        <w:rPr>
-          <w:rStyle w:val="VerbatimChar"/>
-        </w:rPr>
-        <w:t xml:space="preserve">metarnn_score</w:t>
-      </w:r>
-      <w:r>
-        <w:t xml:space="preserve"> </w:t>
-      </w:r>
-      <w:r>
-        <w:t xml:space="preserve">has its largest per-class weight on</w:t>
-      </w:r>
-      <w:r>
-        <w:t xml:space="preserve"> </w:t>
-      </w:r>
-      <w:r>
-        <w:t xml:space="preserve">Likely-pathogenic (</w:t>
+        <w:t xml:space="preserve">The deep-model claim is bounded too.</w:t>
+      </w:r>
+      <w:r>
+        <w:t xml:space="preserve"> </w:t>
+      </w:r>
+      <w:r>
+        <w:t xml:space="preserve">A common assumption</w:t>
+      </w:r>
+      <w:r>
+        <w:t xml:space="preserve"> </w:t>
+      </w:r>
+      <w:r>
+        <w:t xml:space="preserve">is that</w:t>
+      </w:r>
+      <w:r>
+        <w:t xml:space="preserve"> </w:t>
+      </w:r>
+      <w:r>
+        <w:t xml:space="preserve">“deep predictors like DITTO or AlphaMissense carry the</w:t>
+      </w:r>
+      <w:r>
+        <w:t xml:space="preserve"> </w:t>
+      </w:r>
+      <w:r>
+        <w:t xml:space="preserve">signal.”</w:t>
+      </w:r>
+      <w:r>
+        <w:t xml:space="preserve"> </w:t>
+      </w:r>
+      <w:r>
+        <w:t xml:space="preserve">The raw-only experiment shows this is at most</w:t>
+      </w:r>
+      <w:r>
+        <w:t xml:space="preserve"> </w:t>
+      </w:r>
+      <w:r>
+        <w:rPr>
+          <w:i/>
+          <w:iCs/>
+        </w:rPr>
+        <w:t xml:space="preserve">partially</w:t>
+      </w:r>
+      <w:r>
+        <w:t xml:space="preserve"> </w:t>
+      </w:r>
+      <w:r>
+        <w:t xml:space="preserve">true: removing every deep-model score still</w:t>
+      </w:r>
+      <w:r>
+        <w:t xml:space="preserve"> </w:t>
+      </w:r>
+      <w:r>
+        <w:t xml:space="preserve">leaves us at</w:t>
+      </w:r>
+      <w:r>
+        <w:t xml:space="preserve"> </w:t>
       </w:r>
       <m:oMath>
         <m:r>
-          <m:t>0.79</m:t>
+          <m:t>0.7212</m:t>
         </m:r>
       </m:oMath>
       <w:r>
-        <w:t xml:space="preserve">), suggesting the boundary between</w:t>
-      </w:r>
-      <w:r>
-        <w:t xml:space="preserve"> </w:t>
-      </w:r>
-      <w:r>
-        <w:t xml:space="preserve">“Likely pathogenic”</w:t>
-      </w:r>
-      <w:r>
-        <w:t xml:space="preserve"> </w:t>
-      </w:r>
-      <w:r>
-        <w:t xml:space="preserve">and</w:t>
-      </w:r>
-      <w:r>
-        <w:t xml:space="preserve"> </w:t>
-      </w:r>
-      <w:r>
-        <w:t xml:space="preserve">“Pathogenic”</w:t>
-      </w:r>
-      <w:r>
-        <w:t xml:space="preserve"> </w:t>
-      </w:r>
-      <w:r>
-        <w:t xml:space="preserve">is being drawn primarily</w:t>
-      </w:r>
-      <w:r>
-        <w:t xml:space="preserve"> </w:t>
-      </w:r>
-      <w:r>
-        <w:t xml:space="preserve">by this single deep-learning predictor’s confidence margin.</w:t>
+        <w:t xml:space="preserve"> </w:t>
+      </w:r>
+      <w:r>
+        <w:t xml:space="preserve">on 4-class, which is closer to the canonical</w:t>
+      </w:r>
+      <w:r>
+        <w:t xml:space="preserve"> </w:t>
+      </w:r>
+      <w:r>
+        <w:t xml:space="preserve">leader (</w:t>
+      </w:r>
+      <m:oMath>
+        <m:r>
+          <m:t>0.7950</m:t>
+        </m:r>
+      </m:oMath>
+      <w:r>
+        <w:t xml:space="preserve">) than to chance. The deep models contribute</w:t>
+      </w:r>
+      <w:r>
+        <w:t xml:space="preserve"> </w:t>
+      </w:r>
+      <w:r>
+        <w:t xml:space="preserve">margin, not the bulk of the prediction.</w:t>
       </w:r>
     </w:p>
-    <w:p>
-      <w:pPr>
-        <w:pStyle w:val="FirstParagraph"/>
-      </w:pPr>
-      <w:r>
-        <w:t xml:space="preserve">This per-class asymmetry is exactly the redundancy structure we exploited in</w:t>
-      </w:r>
-      <w:r>
-        <w:t xml:space="preserve"> </w:t>
-      </w:r>
-      <w:r>
-        <w:t xml:space="preserve">the DITTO ablation: DITTO is the heaviest feature, but</w:t>
-      </w:r>
-      <w:r>
-        <w:t xml:space="preserve"> </w:t>
-      </w:r>
-      <w:r>
-        <w:t xml:space="preserve">the booster has correlated alternatives (metarnn, bayesdel, clinpred) that</w:t>
-      </w:r>
-      <w:r>
-        <w:t xml:space="preserve"> </w:t>
-      </w:r>
-      <w:r>
-        <w:t xml:space="preserve">can substitute when it is removed.</w:t>
-      </w:r>
-    </w:p>
-    <w:bookmarkEnd w:id="83"/>
-    <w:bookmarkStart w:id="84" w:name="linear-vs-nonlinear-interpretability"/>
+    <w:bookmarkEnd w:id="87"/>
+    <w:bookmarkStart w:id="88" w:name="limitations"/>
     <w:p>
       <w:pPr>
         <w:pStyle w:val="Heading2"/>
       </w:pPr>
       <w:r>
-        <w:t xml:space="preserve">Linear-vs-nonlinear interpretability</w:t>
-      </w:r>
-    </w:p>
-    <w:p>
-      <w:pPr>
-        <w:pStyle w:val="FirstParagraph"/>
-      </w:pPr>
-      <w:r>
-        <w:t xml:space="preserve">The booster’s SHAP profile is heavy-tailed: a handful of features (DITTO,</w:t>
-      </w:r>
-      <w:r>
-        <w:t xml:space="preserve"> </w:t>
-      </w:r>
-      <w:r>
-        <w:t xml:space="preserve">MetaRNN, max allele frequency, gnomAD AF) carry most of the explanation,</w:t>
-      </w:r>
-      <w:r>
-        <w:t xml:space="preserve"> </w:t>
-      </w:r>
-      <w:r>
-        <w:t xml:space="preserve">followed by a long tail at</w:t>
-      </w:r>
-      <w:r>
-        <w:t xml:space="preserve"> </w:t>
-      </w:r>
-      <m:oMath>
-        <m:r>
-          <m:rPr>
-            <m:sty m:val="p"/>
-          </m:rPr>
-          <m:t>|</m:t>
-        </m:r>
-      </m:oMath>
-      <w:r>
-        <w:t xml:space="preserve">SHAP</w:t>
-      </w:r>
-      <m:oMath>
-        <m:r>
-          <m:rPr>
-            <m:sty m:val="p"/>
-          </m:rPr>
-          <m:t>|</m:t>
-        </m:r>
-        <m:r>
-          <m:rPr>
-            <m:sty m:val="p"/>
-          </m:rPr>
-          <m:t>&lt;</m:t>
-        </m:r>
-        <m:r>
-          <m:t>0.05</m:t>
-        </m:r>
-      </m:oMath>
-      <w:r>
-        <w:t xml:space="preserve">. The linear models in our suite</w:t>
-      </w:r>
-      <w:r>
-        <w:t xml:space="preserve"> </w:t>
-      </w:r>
-      <w:r>
-        <w:t xml:space="preserve">(LinearSVC, RidgeClassifier, LDA) instead spread their reliance across</w:t>
-      </w:r>
-      <w:r>
-        <w:t xml:space="preserve"> </w:t>
-      </w:r>
-      <w:r>
-        <w:rPr>
-          <w:i/>
-          <w:iCs/>
-        </w:rPr>
-        <w:t xml:space="preserve">many</w:t>
-      </w:r>
-      <w:r>
-        <w:t xml:space="preserve"> </w:t>
-      </w:r>
-      <w:r>
-        <w:t xml:space="preserve">predictor scores with similar magnitudes, because they cannot</w:t>
-      </w:r>
-      <w:r>
-        <w:t xml:space="preserve"> </w:t>
-      </w:r>
-      <w:r>
-        <w:t xml:space="preserve">exploit interactions and rely on each predictor as an independent linear</w:t>
-      </w:r>
-      <w:r>
-        <w:t xml:space="preserve"> </w:t>
-      </w:r>
-      <w:r>
-        <w:t xml:space="preserve">vote. This is also why linear models collapse hardest under the raw-only</w:t>
-      </w:r>
-      <w:r>
-        <w:t xml:space="preserve"> </w:t>
-      </w:r>
-      <w:r>
-        <w:t xml:space="preserve">ablation (Table </w:t>
-      </w:r>
-      <w:hyperlink w:anchor="tab:raw-only">
-        <w:r>
-          <w:rPr>
-            <w:rStyle w:val="Hyperlink"/>
-          </w:rPr>
-          <w:t xml:space="preserve">10</w:t>
-        </w:r>
-      </w:hyperlink>
-      <w:r>
-        <w:t xml:space="preserve">): they have no</w:t>
-      </w:r>
-      <w:r>
-        <w:t xml:space="preserve"> </w:t>
-      </w:r>
-      <w:r>
-        <w:t xml:space="preserve">single feature interaction to fall back on when learned-predictor inputs</w:t>
-      </w:r>
-      <w:r>
-        <w:t xml:space="preserve"> </w:t>
-      </w:r>
-      <w:r>
-        <w:t xml:space="preserve">are removed, while the booster can stitch together raw allele-frequency,</w:t>
-      </w:r>
-      <w:r>
-        <w:t xml:space="preserve"> </w:t>
-      </w:r>
-      <w:r>
-        <w:t xml:space="preserve">position, and k-mer signals.</w:t>
-      </w:r>
-    </w:p>
-    <w:bookmarkEnd w:id="84"/>
-    <w:bookmarkEnd w:id="85"/>
-    <w:bookmarkStart w:id="91" w:name="discussion"/>
-    <w:p>
-      <w:pPr>
-        <w:pStyle w:val="Heading1"/>
-      </w:pPr>
-      <w:r>
-        <w:t xml:space="preserve">Discussion</w:t>
-      </w:r>
-    </w:p>
-    <w:bookmarkStart w:id="86" w:name="clinical-implications"/>
-    <w:p>
-      <w:pPr>
-        <w:pStyle w:val="Heading2"/>
-      </w:pPr>
-      <w:r>
-        <w:t xml:space="preserve">Clinical implications</w:t>
-      </w:r>
-    </w:p>
-    <w:p>
-      <w:pPr>
-        <w:pStyle w:val="FirstParagraph"/>
-      </w:pPr>
-      <w:r>
-        <w:t xml:space="preserve">The two task formulations have very different deployability profiles. On the</w:t>
-      </w:r>
-      <w:r>
-        <w:t xml:space="preserve"> </w:t>
-      </w:r>
-      <w:r>
-        <w:rPr>
-          <w:b/>
-          <w:bCs/>
-        </w:rPr>
-        <w:t xml:space="preserve">binary task</w:t>
-      </w:r>
-      <w:r>
-        <w:t xml:space="preserve"> </w:t>
-      </w:r>
-      <w:r>
-        <w:t xml:space="preserve">the tuned suite reaches macro-F1</w:t>
-      </w:r>
-      <w:r>
-        <w:t xml:space="preserve"> </w:t>
-      </w:r>
-      <m:oMath>
-        <m:r>
-          <m:rPr>
-            <m:sty m:val="p"/>
-          </m:rPr>
-          <m:t>=</m:t>
-        </m:r>
-        <m:r>
-          <m:t>0.9872</m:t>
-        </m:r>
-      </m:oMath>
-      <w:r>
-        <w:t xml:space="preserve"> </w:t>
-      </w:r>
-      <w:r>
-        <w:t xml:space="preserve">with</w:t>
-      </w:r>
-      <w:r>
-        <w:t xml:space="preserve"> </w:t>
-      </w:r>
-      <m:oMath>
-        <m:r>
-          <m:rPr>
-            <m:nor/>
-            <m:sty m:val="p"/>
-          </m:rPr>
-          <m:t>MCC</m:t>
-        </m:r>
-        <m:r>
-          <m:rPr>
-            <m:sty m:val="p"/>
-          </m:rPr>
-          <m:t>=</m:t>
-        </m:r>
-        <m:r>
-          <m:t>0.974</m:t>
-        </m:r>
-      </m:oMath>
-      <w:r>
-        <w:t xml:space="preserve"> </w:t>
-      </w:r>
-      <w:r>
-        <w:t xml:space="preserve">on a held-out 20% (Table </w:t>
-      </w:r>
-      <w:hyperlink w:anchor="tab:tuned-2class">
-        <w:r>
-          <w:rPr>
-            <w:rStyle w:val="Hyperlink"/>
-          </w:rPr>
-          <w:t xml:space="preserve">9</w:t>
-        </w:r>
-      </w:hyperlink>
-      <w:r>
-        <w:t xml:space="preserve">), and the</w:t>
-      </w:r>
-      <w:r>
-        <w:t xml:space="preserve"> </w:t>
-      </w:r>
-      <w:r>
-        <w:t xml:space="preserve">gene-stratified ablation (Table </w:t>
-      </w:r>
-      <w:hyperlink w:anchor="tab:gene-strat">
-        <w:r>
-          <w:rPr>
-            <w:rStyle w:val="Hyperlink"/>
-          </w:rPr>
-          <w:t xml:space="preserve">3</w:t>
-        </w:r>
-      </w:hyperlink>
-      <w:r>
-        <w:t xml:space="preserve">) shows that this signal</w:t>
-      </w:r>
-      <w:r>
-        <w:t xml:space="preserve"> </w:t>
-      </w:r>
-      <w:r>
-        <w:t xml:space="preserve">generalises cleanly across genes – the binary classifier is at a deployability</w:t>
-      </w:r>
-      <w:r>
-        <w:t xml:space="preserve"> </w:t>
-      </w:r>
-      <w:r>
-        <w:t xml:space="preserve">threshold where most of its remaining error is informative (e.g. borderline</w:t>
-      </w:r>
-      <w:r>
-        <w:t xml:space="preserve"> </w:t>
-      </w:r>
-      <w:r>
-        <w:t xml:space="preserve">ACMG calls), not classifier mistakes per se. On the</w:t>
-      </w:r>
-      <w:r>
-        <w:t xml:space="preserve"> </w:t>
-      </w:r>
-      <w:r>
-        <w:rPr>
-          <w:b/>
-          <w:bCs/>
-        </w:rPr>
-        <w:t xml:space="preserve">four-class task</w:t>
-      </w:r>
-      <w:r>
-        <w:t xml:space="preserve">,</w:t>
-      </w:r>
-      <w:r>
-        <w:t xml:space="preserve"> </w:t>
-      </w:r>
-      <w:r>
-        <w:t xml:space="preserve">macro-F1</w:t>
-      </w:r>
-      <w:r>
-        <w:t xml:space="preserve"> </w:t>
-      </w:r>
-      <m:oMath>
-        <m:r>
-          <m:rPr>
-            <m:sty m:val="p"/>
-          </m:rPr>
-          <m:t>=</m:t>
-        </m:r>
-        <m:r>
-          <m:t>0.7950</m:t>
-        </m:r>
-      </m:oMath>
-      <w:r>
-        <w:t xml:space="preserve"> </w:t>
-      </w:r>
-      <w:r>
-        <w:t xml:space="preserve">is much further from a clinical-decision-quality threshold;</w:t>
-      </w:r>
-      <w:r>
-        <w:t xml:space="preserve"> </w:t>
-      </w:r>
-      <w:r>
-        <w:t xml:space="preserve">inspection of the confusion matrix in Figure </w:t>
-      </w:r>
-      <w:hyperlink w:anchor="fig:cm-headline">
-        <w:r>
-          <w:rPr>
-            <w:rStyle w:val="Hyperlink"/>
-          </w:rPr>
-          <w:t xml:space="preserve">2</w:t>
-        </w:r>
-      </w:hyperlink>
-      <w:r>
-        <w:t xml:space="preserve">a confirms</w:t>
-      </w:r>
-      <w:r>
-        <w:t xml:space="preserve"> </w:t>
-      </w:r>
-      <w:r>
-        <w:t xml:space="preserve">that the residual error concentrates at the two</w:t>
-      </w:r>
-      <w:r>
-        <w:t xml:space="preserve"> </w:t>
-      </w:r>
-      <w:r>
-        <w:t xml:space="preserve">“certainty”</w:t>
-      </w:r>
-      <w:r>
-        <w:t xml:space="preserve"> </w:t>
-      </w:r>
-      <w:r>
-        <w:t xml:space="preserve">boundaries</w:t>
-      </w:r>
-      <w:r>
-        <w:t xml:space="preserve"> </w:t>
-      </w:r>
-      <w:r>
-        <w:t xml:space="preserve">(Benign</w:t>
-      </w:r>
-      <w:r>
-        <w:t xml:space="preserve"> </w:t>
-      </w:r>
-      <m:oMath>
-        <m:r>
-          <m:rPr>
-            <m:sty m:val="p"/>
-          </m:rPr>
-          <m:t>↔</m:t>
-        </m:r>
-      </m:oMath>
-      <w:r>
-        <w:t xml:space="preserve"> </w:t>
-      </w:r>
-      <w:r>
-        <w:t xml:space="preserve">Likely-benign and Pathogenic</w:t>
-      </w:r>
-      <w:r>
-        <w:t xml:space="preserve"> </w:t>
-      </w:r>
-      <m:oMath>
-        <m:r>
-          <m:rPr>
-            <m:sty m:val="p"/>
-          </m:rPr>
-          <m:t>↔</m:t>
-        </m:r>
-      </m:oMath>
-      <w:r>
-        <w:t xml:space="preserve"> </w:t>
-      </w:r>
-      <w:r>
-        <w:t xml:space="preserve">Likely-pathogenic), which is exactly where ClinVar’s curator agreement is</w:t>
-      </w:r>
-      <w:r>
-        <w:t xml:space="preserve"> </w:t>
-      </w:r>
-      <w:r>
-        <w:t xml:space="preserve">weakest. For VUS prioritisation – the natural deployment scenario – we expect</w:t>
-      </w:r>
-      <w:r>
-        <w:t xml:space="preserve"> </w:t>
-      </w:r>
-      <w:r>
-        <w:t xml:space="preserve">the binary classifier under gene-stratified evaluation to be the operationally</w:t>
-      </w:r>
-      <w:r>
-        <w:t xml:space="preserve"> </w:t>
-      </w:r>
-      <w:r>
-        <w:t xml:space="preserve">relevant number, and the no-VEP / gene-CV ablation quantifies how that number degrades when learned-predictor</w:t>
-      </w:r>
-      <w:r>
-        <w:t xml:space="preserve"> </w:t>
-      </w:r>
-      <w:r>
-        <w:t xml:space="preserve">inputs are unavailable.</w:t>
-      </w:r>
-    </w:p>
-    <w:bookmarkEnd w:id="86"/>
-    <w:bookmarkStart w:id="87" w:name="meta-classifier-behavior"/>
-    <w:p>
-      <w:pPr>
-        <w:pStyle w:val="Heading2"/>
-      </w:pPr>
-      <w:r>
-        <w:t xml:space="preserve">Meta-classifier behavior</w:t>
-      </w:r>
-    </w:p>
-    <w:p>
-      <w:pPr>
-        <w:pStyle w:val="FirstParagraph"/>
-      </w:pPr>
-      <w:r>
-        <w:t xml:space="preserve">Two ablations bracket the meta-classifier interpretation.</w:t>
-      </w:r>
-      <w:r>
-        <w:t xml:space="preserve"> </w:t>
-      </w:r>
-      <w:r>
-        <w:rPr>
-          <w:b/>
-          <w:bCs/>
-        </w:rPr>
-        <w:t xml:space="preserve">DITTO</w:t>
-      </w:r>
-      <w:r>
-        <w:rPr>
-          <w:b/>
-          <w:bCs/>
-        </w:rPr>
-        <w:t xml:space="preserve"> </w:t>
-      </w:r>
-      <w:r>
-        <w:rPr>
-          <w:b/>
-          <w:bCs/>
-        </w:rPr>
-        <w:t xml:space="preserve">removal</w:t>
-      </w:r>
-      <w:r>
-        <w:t xml:space="preserve"> </w:t>
-      </w:r>
-      <w:r>
-        <w:t xml:space="preserve">costs only</w:t>
-      </w:r>
-      <w:r>
-        <w:t xml:space="preserve"> </w:t>
-      </w:r>
-      <m:oMath>
-        <m:r>
-          <m:rPr>
-            <m:sty m:val="p"/>
-          </m:rPr>
-          <m:t>−</m:t>
-        </m:r>
-        <m:r>
-          <m:t>0.0017</m:t>
-        </m:r>
-      </m:oMath>
-      <w:r>
-        <w:t xml:space="preserve"> </w:t>
-      </w:r>
-      <w:r>
-        <w:t xml:space="preserve">on the 4-class canonical</w:t>
-      </w:r>
-      <w:r>
-        <w:t xml:space="preserve"> </w:t>
-      </w:r>
-      <w:r>
-        <w:t xml:space="preserve">holdout, despite DITTO being the heaviest single SHAP feature; the booster</w:t>
-      </w:r>
-      <w:r>
-        <w:t xml:space="preserve"> </w:t>
-      </w:r>
-      <w:r>
-        <w:t xml:space="preserve">substitutes correlated alternatives without losing accuracy.</w:t>
-      </w:r>
-      <w:r>
-        <w:t xml:space="preserve"> </w:t>
-      </w:r>
-      <w:r>
-        <w:rPr>
-          <w:b/>
-          <w:bCs/>
-        </w:rPr>
-        <w:t xml:space="preserve">Total predictor-score removal</w:t>
-      </w:r>
-      <w:r>
-        <w:t xml:space="preserve"> </w:t>
-      </w:r>
-      <w:r>
-        <w:t xml:space="preserve">(raw-only) costs</w:t>
-      </w:r>
-      <w:r>
-        <w:t xml:space="preserve"> </w:t>
-      </w:r>
-      <m:oMath>
-        <m:r>
-          <m:rPr>
-            <m:sty m:val="p"/>
-          </m:rPr>
-          <m:t>−</m:t>
-        </m:r>
-        <m:r>
-          <m:t>0.074</m:t>
-        </m:r>
-      </m:oMath>
-      <w:r>
-        <w:t xml:space="preserve"> </w:t>
-      </w:r>
-      <w:r>
-        <w:t xml:space="preserve">on 4-class and</w:t>
-      </w:r>
-      <w:r>
-        <w:t xml:space="preserve"> </w:t>
-      </w:r>
-      <m:oMath>
-        <m:r>
-          <m:rPr>
-            <m:sty m:val="p"/>
-          </m:rPr>
-          <m:t>−</m:t>
-        </m:r>
-        <m:r>
-          <m:t>0.057</m:t>
-        </m:r>
-      </m:oMath>
-      <w:r>
-        <w:t xml:space="preserve"> </w:t>
-      </w:r>
-      <w:r>
-        <w:t xml:space="preserve">on 2-class but leaves both classifiers well</w:t>
-      </w:r>
-      <w:r>
-        <w:t xml:space="preserve"> </w:t>
-      </w:r>
-      <w:r>
-        <w:t xml:space="preserve">above chance. The suite is therefore behaving as a</w:t>
-      </w:r>
-      <w:r>
-        <w:t xml:space="preserve"> </w:t>
-      </w:r>
-      <w:r>
-        <w:rPr>
-          <w:i/>
-          <w:iCs/>
-        </w:rPr>
-        <w:t xml:space="preserve">genuine ensemble</w:t>
-      </w:r>
-      <w:r>
-        <w:rPr>
-          <w:i/>
-          <w:iCs/>
-        </w:rPr>
-        <w:t xml:space="preserve"> </w:t>
-      </w:r>
-      <w:r>
-        <w:rPr>
-          <w:i/>
-          <w:iCs/>
-        </w:rPr>
-        <w:t xml:space="preserve">over many correlated predictors</w:t>
-      </w:r>
-      <w:r>
-        <w:t xml:space="preserve">: no single predictor is load-bearing, but</w:t>
-      </w:r>
-      <w:r>
-        <w:t xml:space="preserve"> </w:t>
-      </w:r>
-      <w:r>
-        <w:t xml:space="preserve">the joint signal is doing real work. This is precisely the property we</w:t>
-      </w:r>
-      <w:r>
-        <w:t xml:space="preserve"> </w:t>
-      </w:r>
-      <w:r>
-        <w:t xml:space="preserve">wanted: the meta-classifier interpretation is justified, not trivially</w:t>
-      </w:r>
-      <w:r>
-        <w:t xml:space="preserve"> </w:t>
-      </w:r>
-      <w:r>
-        <w:t xml:space="preserve">redundant with any single underlying predictor.</w:t>
-      </w:r>
-    </w:p>
-    <w:bookmarkEnd w:id="87"/>
-    <w:bookmarkStart w:id="88" w:name="what-the-raw-only-experiment-teaches"/>
-    <w:p>
-      <w:pPr>
-        <w:pStyle w:val="Heading2"/>
-      </w:pPr>
-      <w:r>
-        <w:t xml:space="preserve">What the raw-only experiment teaches</w:t>
-      </w:r>
-    </w:p>
-    <w:p>
-      <w:pPr>
-        <w:pStyle w:val="FirstParagraph"/>
-      </w:pPr>
-      <w:r>
-        <w:t xml:space="preserve">The raw-only experiment is the most informative ablation in the report</w:t>
-      </w:r>
-      <w:r>
-        <w:t xml:space="preserve"> </w:t>
-      </w:r>
-      <w:r>
-        <w:t xml:space="preserve">because it bounds how much of the canonical leaderboard depends on</w:t>
-      </w:r>
-      <w:r>
-        <w:t xml:space="preserve"> </w:t>
-      </w:r>
-      <w:r>
-        <w:t xml:space="preserve">already-existing learned predictors. Three observations sharpen this</w:t>
-      </w:r>
-      <w:r>
-        <w:t xml:space="preserve"> </w:t>
-      </w:r>
-      <w:r>
-        <w:t xml:space="preserve">reading:</w:t>
+        <w:t xml:space="preserve">Limitations</w:t>
       </w:r>
     </w:p>
     <w:p>
@@ -26723,99 +26399,48 @@
           <w:b/>
           <w:bCs/>
         </w:rPr>
-        <w:t xml:space="preserve">The booster delta is bounded.</w:t>
-      </w:r>
-      <w:r>
-        <w:t xml:space="preserve"> </w:t>
-      </w:r>
-      <w:r>
-        <w:rPr>
-          <w:rStyle w:val="VerbatimChar"/>
-        </w:rPr>
-        <w:t xml:space="preserve">HistGradientBoosting</w:t>
-      </w:r>
-      <w:r>
-        <w:t xml:space="preserve"> </w:t>
-      </w:r>
-      <w:r>
-        <w:t xml:space="preserve">loses</w:t>
+        <w:t xml:space="preserve">Single curated dataset; no cross-database validation.</w:t>
+      </w:r>
+      <w:r>
+        <w:t xml:space="preserve"> </w:t>
+      </w:r>
+      <w:r>
+        <w:t xml:space="preserve">All training and evaluation runs on a single</w:t>
       </w:r>
       <w:r>
         <w:t xml:space="preserve"> </w:t>
       </w:r>
       <m:oMath>
-        <m:r>
-          <m:t>0.074</m:t>
-        </m:r>
-      </m:oMath>
-      <w:r>
-        <w:t xml:space="preserve"> </w:t>
-      </w:r>
-      <w:r>
-        <w:t xml:space="preserve">macro-F1 on 4-class</w:t>
-      </w:r>
-      <w:r>
-        <w:t xml:space="preserve"> </w:t>
-      </w:r>
-      <w:r>
-        <w:t xml:space="preserve">(</w:t>
-      </w:r>
-      <m:oMath>
-        <m:r>
-          <m:t>0.7948</m:t>
-        </m:r>
         <m:r>
           <m:rPr>
             <m:sty m:val="p"/>
           </m:rPr>
-          <m:t>→</m:t>
-        </m:r>
-        <m:r>
-          <m:t>0.7212</m:t>
+          <m:t>≈</m:t>
+        </m:r>
+        <m:r>
+          <m:t>22</m:t>
         </m:r>
       </m:oMath>
       <w:r>
-        <w:t xml:space="preserve">) when every learned-predictor input is</w:t>
-      </w:r>
-      <w:r>
-        <w:t xml:space="preserve"> </w:t>
-      </w:r>
-      <w:r>
-        <w:t xml:space="preserve">removed. The vast majority of the held-out signal survives the</w:t>
-      </w:r>
-      <w:r>
-        <w:t xml:space="preserve"> </w:t>
-      </w:r>
-      <w:r>
-        <w:t xml:space="preserve">ablation. Most of the canonical lift over chance is</w:t>
-      </w:r>
-      <w:r>
-        <w:t xml:space="preserve"> </w:t>
-      </w:r>
-      <w:r>
-        <w:rPr>
-          <w:i/>
-          <w:iCs/>
-        </w:rPr>
-        <w:t xml:space="preserve">not</w:t>
-      </w:r>
-      <w:r>
-        <w:t xml:space="preserve"> </w:t>
-      </w:r>
-      <w:r>
-        <w:t xml:space="preserve">coming from VEP scores; it is coming from population frequencies,</w:t>
-      </w:r>
-      <w:r>
-        <w:t xml:space="preserve"> </w:t>
-      </w:r>
-      <w:r>
-        <w:t xml:space="preserve">position, and sequence composition that the booster can combine</w:t>
-      </w:r>
-      <w:r>
-        <w:t xml:space="preserve"> </w:t>
-      </w:r>
-      <w:r>
-        <w:t xml:space="preserve">non-linearly.</w:t>
+        <w:t xml:space="preserve">k-variant balanced subset of ClinVar / OpenCRAVAT</w:t>
+      </w:r>
+      <w:r>
+        <w:t xml:space="preserve"> </w:t>
+      </w:r>
+      <w:r>
+        <w:t xml:space="preserve">annotations. Replicating the headline numbers on an independent</w:t>
+      </w:r>
+      <w:r>
+        <w:t xml:space="preserve"> </w:t>
+      </w:r>
+      <w:r>
+        <w:t xml:space="preserve">variant corpus (e.g. HGMD, gnomAD pathogenicity-classified subsets)</w:t>
+      </w:r>
+      <w:r>
+        <w:t xml:space="preserve"> </w:t>
+      </w:r>
+      <w:r>
+        <w:t xml:space="preserve">would be a natural next step.</w:t>
       </w:r>
     </w:p>
     <w:p>
@@ -26830,91 +26455,45 @@
           <w:b/>
           <w:bCs/>
         </w:rPr>
-        <w:t xml:space="preserve">Linear models collapse.</w:t>
-      </w:r>
-      <w:r>
-        <w:t xml:space="preserve"> </w:t>
-      </w:r>
-      <w:r>
-        <w:rPr>
-          <w:rStyle w:val="VerbatimChar"/>
-        </w:rPr>
-        <w:t xml:space="preserve">LinearSVC</w:t>
-      </w:r>
-      <w:r>
-        <w:t xml:space="preserve"> </w:t>
-      </w:r>
-      <w:r>
-        <w:t xml:space="preserve">loses</w:t>
-      </w:r>
-      <w:r>
-        <w:t xml:space="preserve"> </w:t>
-      </w:r>
-      <m:oMath>
-        <m:r>
-          <m:t>0.126</m:t>
-        </m:r>
-      </m:oMath>
-      <w:r>
-        <w:t xml:space="preserve">,</w:t>
-      </w:r>
-      <w:r>
-        <w:t xml:space="preserve"> </w:t>
-      </w:r>
-      <w:r>
-        <w:rPr>
-          <w:rStyle w:val="VerbatimChar"/>
-        </w:rPr>
-        <w:t xml:space="preserve">LDA</w:t>
-      </w:r>
-      <w:r>
-        <w:t xml:space="preserve"> </w:t>
-      </w:r>
-      <m:oMath>
-        <m:r>
-          <m:t>0.159</m:t>
-        </m:r>
-      </m:oMath>
-      <w:r>
-        <w:t xml:space="preserve">,</w:t>
-      </w:r>
-      <w:r>
-        <w:t xml:space="preserve"> </w:t>
-      </w:r>
-      <w:r>
-        <w:rPr>
-          <w:rStyle w:val="VerbatimChar"/>
-        </w:rPr>
-        <w:t xml:space="preserve">SGDClassifier</w:t>
-      </w:r>
-      <w:r>
-        <w:t xml:space="preserve"> </w:t>
-      </w:r>
-      <m:oMath>
-        <m:r>
-          <m:t>0.184</m:t>
-        </m:r>
-      </m:oMath>
-      <w:r>
-        <w:t xml:space="preserve">. The linear</w:t>
-      </w:r>
-      <w:r>
-        <w:t xml:space="preserve"> </w:t>
-      </w:r>
-      <w:r>
-        <w:t xml:space="preserve">family’s canonical-leaderboard performance was a near-linear</w:t>
-      </w:r>
-      <w:r>
-        <w:t xml:space="preserve"> </w:t>
-      </w:r>
-      <w:r>
-        <w:t xml:space="preserve">combination of pre-computed predictor scores; removing those</w:t>
-      </w:r>
-      <w:r>
-        <w:t xml:space="preserve"> </w:t>
-      </w:r>
-      <w:r>
-        <w:t xml:space="preserve">scores leaves the linear models with little to work with.</w:t>
+        <w:t xml:space="preserve">Gene-stratified evaluation reduces but does not eliminate</w:t>
+      </w:r>
+      <w:r>
+        <w:rPr>
+          <w:b/>
+          <w:bCs/>
+        </w:rPr>
+        <w:t xml:space="preserve"> </w:t>
+      </w:r>
+      <w:r>
+        <w:rPr>
+          <w:b/>
+          <w:bCs/>
+        </w:rPr>
+        <w:t xml:space="preserve">ascertainment bias.</w:t>
+      </w:r>
+      <w:r>
+        <w:t xml:space="preserve"> </w:t>
+      </w:r>
+      <w:r>
+        <w:t xml:space="preserve">ClinVar’s gene-and-disease distribution is</w:t>
+      </w:r>
+      <w:r>
+        <w:t xml:space="preserve"> </w:t>
+      </w:r>
+      <w:r>
+        <w:t xml:space="preserve">itself biased toward clinically interesting loci; the</w:t>
+      </w:r>
+      <w:r>
+        <w:t xml:space="preserve"> </w:t>
+      </w:r>
+      <w:r>
+        <w:t xml:space="preserve">gene-stratified regime removes within-gene leakage but does not</w:t>
+      </w:r>
+      <w:r>
+        <w:t xml:space="preserve"> </w:t>
+      </w:r>
+      <w:r>
+        <w:t xml:space="preserve">control for the upstream sampling of which genes get classified at all.</w:t>
       </w:r>
     </w:p>
     <w:p>
@@ -26929,103 +26508,248 @@
           <w:b/>
           <w:bCs/>
         </w:rPr>
-        <w:t xml:space="preserve">The deep-model claim is bounded too.</w:t>
-      </w:r>
-      <w:r>
-        <w:t xml:space="preserve"> </w:t>
-      </w:r>
-      <w:r>
-        <w:t xml:space="preserve">A common assumption</w:t>
-      </w:r>
-      <w:r>
-        <w:t xml:space="preserve"> </w:t>
-      </w:r>
-      <w:r>
-        <w:t xml:space="preserve">is that</w:t>
-      </w:r>
-      <w:r>
-        <w:t xml:space="preserve"> </w:t>
-      </w:r>
-      <w:r>
-        <w:t xml:space="preserve">“deep predictors like DITTO or AlphaMissense carry the</w:t>
-      </w:r>
-      <w:r>
-        <w:t xml:space="preserve"> </w:t>
-      </w:r>
-      <w:r>
-        <w:t xml:space="preserve">signal.”</w:t>
-      </w:r>
-      <w:r>
-        <w:t xml:space="preserve"> </w:t>
-      </w:r>
-      <w:r>
-        <w:t xml:space="preserve">The raw-only experiment shows this is at most</w:t>
-      </w:r>
-      <w:r>
-        <w:t xml:space="preserve"> </w:t>
-      </w:r>
-      <w:r>
-        <w:rPr>
-          <w:i/>
-          <w:iCs/>
-        </w:rPr>
-        <w:t xml:space="preserve">partially</w:t>
-      </w:r>
-      <w:r>
-        <w:t xml:space="preserve"> </w:t>
-      </w:r>
-      <w:r>
-        <w:t xml:space="preserve">true: removing every deep-model score still</w:t>
-      </w:r>
-      <w:r>
-        <w:t xml:space="preserve"> </w:t>
-      </w:r>
-      <w:r>
-        <w:t xml:space="preserve">leaves us at</w:t>
-      </w:r>
-      <w:r>
-        <w:t xml:space="preserve"> </w:t>
-      </w:r>
-      <m:oMath>
-        <m:r>
-          <m:t>0.7212</m:t>
-        </m:r>
-      </m:oMath>
-      <w:r>
-        <w:t xml:space="preserve"> </w:t>
-      </w:r>
-      <w:r>
-        <w:t xml:space="preserve">on 4-class, which is closer to the canonical</w:t>
-      </w:r>
-      <w:r>
-        <w:t xml:space="preserve"> </w:t>
-      </w:r>
-      <w:r>
-        <w:t xml:space="preserve">leader (</w:t>
-      </w:r>
-      <m:oMath>
-        <m:r>
-          <m:t>0.7950</m:t>
-        </m:r>
-      </m:oMath>
-      <w:r>
-        <w:t xml:space="preserve">) than to chance. The deep models contribute</w:t>
-      </w:r>
-      <w:r>
-        <w:t xml:space="preserve"> </w:t>
-      </w:r>
-      <w:r>
-        <w:t xml:space="preserve">margin, not the bulk of the prediction.</w:t>
+        <w:t xml:space="preserve">AdaBoost tuning was stopped.</w:t>
+      </w:r>
+      <w:r>
+        <w:t xml:space="preserve"> </w:t>
+      </w:r>
+      <w:r>
+        <w:t xml:space="preserve">The AdaBoost grid was halted</w:t>
+      </w:r>
+      <w:r>
+        <w:t xml:space="preserve"> </w:t>
+      </w:r>
+      <w:r>
+        <w:t xml:space="preserve">at combo 23/27 after exceeding the compute budget for classical-model</w:t>
+      </w:r>
+      <w:r>
+        <w:t xml:space="preserve"> </w:t>
+      </w:r>
+      <w:r>
+        <w:t xml:space="preserve">tuning; the final 10-model tuned suite excludes it. The baseline</w:t>
+      </w:r>
+      <w:r>
+        <w:t xml:space="preserve"> </w:t>
+      </w:r>
+      <w:r>
+        <w:t xml:space="preserve">AdaBoost result (tied with HistGB on the 2-class task) is reported in</w:t>
+      </w:r>
+      <w:r>
+        <w:t xml:space="preserve"> </w:t>
+      </w:r>
+      <w:r>
+        <w:t xml:space="preserve">Table </w:t>
+      </w:r>
+      <w:hyperlink w:anchor="tab:canonical-2class">
+        <w:r>
+          <w:rPr>
+            <w:rStyle w:val="Hyperlink"/>
+          </w:rPr>
+          <w:t xml:space="preserve">2</w:t>
+        </w:r>
+      </w:hyperlink>
+      <w:r>
+        <w:t xml:space="preserve">, and AdaBoost is additionally</w:t>
+      </w:r>
+      <w:r>
+        <w:t xml:space="preserve"> </w:t>
+      </w:r>
+      <w:r>
+        <w:t xml:space="preserve">evaluated under its baseline configuration in the five cross-regime</w:t>
+      </w:r>
+      <w:r>
+        <w:t xml:space="preserve"> </w:t>
+      </w:r>
+      <w:r>
+        <w:t xml:space="preserve">ablations (gene-CV both tasks, no-VEP gene-CV 4-class, raw-only both</w:t>
+      </w:r>
+      <w:r>
+        <w:t xml:space="preserve"> </w:t>
+      </w:r>
+      <w:r>
+        <w:t xml:space="preserve">tasks) so every ablation table carries an AdaBoost reference row.</w:t>
+      </w:r>
+    </w:p>
+    <w:p>
+      <w:pPr>
+        <w:numPr>
+          <w:ilvl w:val="0"/>
+          <w:numId w:val="1016"/>
+        </w:numPr>
+      </w:pPr>
+      <w:r>
+        <w:rPr>
+          <w:b/>
+          <w:bCs/>
+        </w:rPr>
+        <w:t xml:space="preserve">BLAST features are locus-neighbour proxies, not homology</w:t>
+      </w:r>
+      <w:r>
+        <w:rPr>
+          <w:b/>
+          <w:bCs/>
+        </w:rPr>
+        <w:t xml:space="preserve"> </w:t>
+      </w:r>
+      <w:r>
+        <w:rPr>
+          <w:b/>
+          <w:bCs/>
+        </w:rPr>
+        <w:t xml:space="preserve">features.</w:t>
+      </w:r>
+      <w:r>
+        <w:t xml:space="preserve"> </w:t>
+      </w:r>
+      <w:r>
+        <w:t xml:space="preserve">for the framing. A true</w:t>
+      </w:r>
+      <w:r>
+        <w:t xml:space="preserve"> </w:t>
+      </w:r>
+      <w:r>
+        <w:t xml:space="preserve">homology-based extension would require a UniRef-scale protein</w:t>
+      </w:r>
+      <w:r>
+        <w:t xml:space="preserve"> </w:t>
+      </w:r>
+      <w:r>
+        <w:t xml:space="preserve">reference database and protein-level BLAST (</w:t>
+      </w:r>
+      <w:r>
+        <w:rPr>
+          <w:rStyle w:val="VerbatimChar"/>
+        </w:rPr>
+        <w:t xml:space="preserve">blastp</w:t>
+      </w:r>
+      <w:r>
+        <w:t xml:space="preserve">) on an</w:t>
+      </w:r>
+      <w:r>
+        <w:t xml:space="preserve"> </w:t>
+      </w:r>
+      <w:r>
+        <w:t xml:space="preserve">amino-acid window with the variant substitution applied; that</w:t>
+      </w:r>
+      <w:r>
+        <w:t xml:space="preserve"> </w:t>
+      </w:r>
+      <w:r>
+        <w:t xml:space="preserve">infrastructure is out of scope for the current project.</w:t>
+      </w:r>
+    </w:p>
+    <w:p>
+      <w:pPr>
+        <w:numPr>
+          <w:ilvl w:val="0"/>
+          <w:numId w:val="1016"/>
+        </w:numPr>
+      </w:pPr>
+      <w:r>
+        <w:rPr>
+          <w:b/>
+          <w:bCs/>
+        </w:rPr>
+        <w:t xml:space="preserve">No probability calibration.</w:t>
+      </w:r>
+      <w:r>
+        <w:t xml:space="preserve"> </w:t>
+      </w:r>
+      <w:r>
+        <w:rPr>
+          <w:rStyle w:val="VerbatimChar"/>
+        </w:rPr>
+        <w:t xml:space="preserve">HistGradientBoosting</w:t>
+      </w:r>
+      <w:r>
+        <w:t xml:space="preserve">,</w:t>
+      </w:r>
+      <w:r>
+        <w:t xml:space="preserve"> </w:t>
+      </w:r>
+      <w:r>
+        <w:rPr>
+          <w:rStyle w:val="VerbatimChar"/>
+        </w:rPr>
+        <w:t xml:space="preserve">LinearSVC</w:t>
+      </w:r>
+      <w:r>
+        <w:t xml:space="preserve"> </w:t>
+      </w:r>
+      <w:r>
+        <w:t xml:space="preserve">and</w:t>
+      </w:r>
+      <w:r>
+        <w:t xml:space="preserve"> </w:t>
+      </w:r>
+      <w:r>
+        <w:rPr>
+          <w:rStyle w:val="VerbatimChar"/>
+        </w:rPr>
+        <w:t xml:space="preserve">RidgeClassifier</w:t>
+      </w:r>
+      <w:r>
+        <w:t xml:space="preserve"> </w:t>
+      </w:r>
+      <w:r>
+        <w:t xml:space="preserve">do not produce</w:t>
+      </w:r>
+      <w:r>
+        <w:t xml:space="preserve"> </w:t>
+      </w:r>
+      <w:r>
+        <w:t xml:space="preserve">calibrated probabilities by default; we did not apply Platt or</w:t>
+      </w:r>
+      <w:r>
+        <w:t xml:space="preserve"> </w:t>
+      </w:r>
+      <w:r>
+        <w:t xml:space="preserve">isotonic calibration, so the ROC-AUC numbers are honest but the</w:t>
+      </w:r>
+      <w:r>
+        <w:t xml:space="preserve"> </w:t>
+      </w:r>
+      <w:r>
+        <w:t xml:space="preserve">raw</w:t>
+      </w:r>
+      <w:r>
+        <w:t xml:space="preserve"> </w:t>
+      </w:r>
+      <w:r>
+        <w:rPr>
+          <w:rStyle w:val="VerbatimChar"/>
+        </w:rPr>
+        <w:t xml:space="preserve">predict_proba</w:t>
+      </w:r>
+      <w:r>
+        <w:t xml:space="preserve"> </w:t>
+      </w:r>
+      <w:r>
+        <w:t xml:space="preserve">outputs should not be read as</w:t>
+      </w:r>
+      <w:r>
+        <w:t xml:space="preserve"> </w:t>
+      </w:r>
+      <w:r>
+        <w:t xml:space="preserve">well-calibrated risk scores without an additional calibration step.</w:t>
       </w:r>
     </w:p>
     <w:bookmarkEnd w:id="88"/>
-    <w:bookmarkStart w:id="89" w:name="limitations"/>
+    <w:bookmarkStart w:id="89" w:name="sec:future"/>
     <w:p>
       <w:pPr>
         <w:pStyle w:val="Heading2"/>
       </w:pPr>
       <w:r>
-        <w:t xml:space="preserve">Limitations</w:t>
+        <w:t xml:space="preserve">Future directions</w:t>
+      </w:r>
+    </w:p>
+    <w:p>
+      <w:pPr>
+        <w:pStyle w:val="FirstParagraph"/>
+      </w:pPr>
+      <w:r>
+        <w:t xml:space="preserve">Several extensions follow naturally from the findings above:</w:t>
       </w:r>
     </w:p>
     <w:p>
@@ -27040,48 +26764,13 @@
           <w:b/>
           <w:bCs/>
         </w:rPr>
-        <w:t xml:space="preserve">Single curated dataset; no cross-database validation.</w:t>
-      </w:r>
-      <w:r>
-        <w:t xml:space="preserve"> </w:t>
-      </w:r>
-      <w:r>
-        <w:t xml:space="preserve">All training and evaluation runs on a single</w:t>
-      </w:r>
-      <w:r>
-        <w:t xml:space="preserve"> </w:t>
-      </w:r>
-      <m:oMath>
-        <m:r>
-          <m:rPr>
-            <m:sty m:val="p"/>
-          </m:rPr>
-          <m:t>≈</m:t>
-        </m:r>
-        <m:r>
-          <m:t>22</m:t>
-        </m:r>
-      </m:oMath>
-      <w:r>
-        <w:t xml:space="preserve">k-variant balanced subset of ClinVar / OpenCRAVAT</w:t>
-      </w:r>
-      <w:r>
-        <w:t xml:space="preserve"> </w:t>
-      </w:r>
-      <w:r>
-        <w:t xml:space="preserve">annotations. Replicating the headline numbers on an independent</w:t>
-      </w:r>
-      <w:r>
-        <w:t xml:space="preserve"> </w:t>
-      </w:r>
-      <w:r>
-        <w:t xml:space="preserve">variant corpus (e.g. HGMD, gnomAD pathogenicity-classified subsets)</w:t>
-      </w:r>
-      <w:r>
-        <w:t xml:space="preserve"> </w:t>
-      </w:r>
-      <w:r>
-        <w:t xml:space="preserve">would be a natural next step.</w:t>
+        <w:t xml:space="preserve">Cross-database validation.</w:t>
+      </w:r>
+      <w:r>
+        <w:t xml:space="preserve"> </w:t>
+      </w:r>
+      <w:r>
+        <w:t xml:space="preserve">Replicate the tuned and Lean B headlines on an independent labelled corpus (HGMD, or a held-out ClinVar snapshot) before claiming clinical generalisation.</w:t>
       </w:r>
     </w:p>
     <w:p>
@@ -27096,45 +26785,13 @@
           <w:b/>
           <w:bCs/>
         </w:rPr>
-        <w:t xml:space="preserve">Gene-stratified evaluation reduces but does not eliminate</w:t>
-      </w:r>
-      <w:r>
-        <w:rPr>
-          <w:b/>
-          <w:bCs/>
-        </w:rPr>
-        <w:t xml:space="preserve"> </w:t>
-      </w:r>
-      <w:r>
-        <w:rPr>
-          <w:b/>
-          <w:bCs/>
-        </w:rPr>
-        <w:t xml:space="preserve">ascertainment bias.</w:t>
-      </w:r>
-      <w:r>
-        <w:t xml:space="preserve"> </w:t>
-      </w:r>
-      <w:r>
-        <w:t xml:space="preserve">ClinVar’s gene-and-disease distribution is</w:t>
-      </w:r>
-      <w:r>
-        <w:t xml:space="preserve"> </w:t>
-      </w:r>
-      <w:r>
-        <w:t xml:space="preserve">itself biased toward clinically interesting loci; the</w:t>
-      </w:r>
-      <w:r>
-        <w:t xml:space="preserve"> </w:t>
-      </w:r>
-      <w:r>
-        <w:t xml:space="preserve">gene-stratified regime removes within-gene leakage but does not</w:t>
-      </w:r>
-      <w:r>
-        <w:t xml:space="preserve"> </w:t>
-      </w:r>
-      <w:r>
-        <w:t xml:space="preserve">control for the upstream sampling of which genes get classified at all.</w:t>
+        <w:t xml:space="preserve">True homology-based BLAST.</w:t>
+      </w:r>
+      <w:r>
+        <w:t xml:space="preserve"> </w:t>
+      </w:r>
+      <w:r>
+        <w:t xml:space="preserve">Replace the 51 bp DNA-flank proxy with protein-level BLAST against UniRef50/90, with the amino-acid substitution applied and tighter cutoffs, so cross-gene paralog hits can contribute.</w:t>
       </w:r>
     </w:p>
     <w:p>
@@ -27149,66 +26806,13 @@
           <w:b/>
           <w:bCs/>
         </w:rPr>
-        <w:t xml:space="preserve">AdaBoost tuning was stopped.</w:t>
-      </w:r>
-      <w:r>
-        <w:t xml:space="preserve"> </w:t>
-      </w:r>
-      <w:r>
-        <w:t xml:space="preserve">The AdaBoost grid was halted</w:t>
-      </w:r>
-      <w:r>
-        <w:t xml:space="preserve"> </w:t>
-      </w:r>
-      <w:r>
-        <w:t xml:space="preserve">at combo 23/27 after exceeding the compute budget for classical-model</w:t>
-      </w:r>
-      <w:r>
-        <w:t xml:space="preserve"> </w:t>
-      </w:r>
-      <w:r>
-        <w:t xml:space="preserve">tuning; the final 10-model tuned suite excludes it. The baseline</w:t>
-      </w:r>
-      <w:r>
-        <w:t xml:space="preserve"> </w:t>
-      </w:r>
-      <w:r>
-        <w:t xml:space="preserve">AdaBoost result (tied with HistGB on the 2-class task) is reported in</w:t>
-      </w:r>
-      <w:r>
-        <w:t xml:space="preserve"> </w:t>
-      </w:r>
-      <w:r>
-        <w:t xml:space="preserve">Table </w:t>
-      </w:r>
-      <w:hyperlink w:anchor="tab:canonical-2class">
-        <w:r>
-          <w:rPr>
-            <w:rStyle w:val="Hyperlink"/>
-          </w:rPr>
-          <w:t xml:space="preserve">2</w:t>
-        </w:r>
-      </w:hyperlink>
-      <w:r>
-        <w:t xml:space="preserve">, and AdaBoost is additionally</w:t>
-      </w:r>
-      <w:r>
-        <w:t xml:space="preserve"> </w:t>
-      </w:r>
-      <w:r>
-        <w:t xml:space="preserve">evaluated under its baseline configuration in the five cross-regime</w:t>
-      </w:r>
-      <w:r>
-        <w:t xml:space="preserve"> </w:t>
-      </w:r>
-      <w:r>
-        <w:t xml:space="preserve">ablations (gene-CV both tasks, no-VEP gene-CV 4-class, raw-only both</w:t>
-      </w:r>
-      <w:r>
-        <w:t xml:space="preserve"> </w:t>
-      </w:r>
-      <w:r>
-        <w:t xml:space="preserve">tasks) so every ablation table carries an AdaBoost reference row.</w:t>
+        <w:t xml:space="preserve">Finish the AdaBoost tuning grid.</w:t>
+      </w:r>
+      <w:r>
+        <w:t xml:space="preserve"> </w:t>
+      </w:r>
+      <w:r>
+        <w:t xml:space="preserve">The 23/27 partial grid was halted for compute budget; completing it would add a fair tuned-AdaBoost row to the canonical and ablation tables.</w:t>
       </w:r>
     </w:p>
     <w:p>
@@ -27223,60 +26827,13 @@
           <w:b/>
           <w:bCs/>
         </w:rPr>
-        <w:t xml:space="preserve">BLAST features are locus-neighbour proxies, not homology</w:t>
-      </w:r>
-      <w:r>
-        <w:rPr>
-          <w:b/>
-          <w:bCs/>
-        </w:rPr>
-        <w:t xml:space="preserve"> </w:t>
-      </w:r>
-      <w:r>
-        <w:rPr>
-          <w:b/>
-          <w:bCs/>
-        </w:rPr>
-        <w:t xml:space="preserve">features.</w:t>
-      </w:r>
-      <w:r>
-        <w:t xml:space="preserve"> </w:t>
-      </w:r>
-      <w:r>
-        <w:t xml:space="preserve">for the framing. A true</w:t>
-      </w:r>
-      <w:r>
-        <w:t xml:space="preserve"> </w:t>
-      </w:r>
-      <w:r>
-        <w:t xml:space="preserve">homology-based extension would require a UniRef-scale protein</w:t>
-      </w:r>
-      <w:r>
-        <w:t xml:space="preserve"> </w:t>
-      </w:r>
-      <w:r>
-        <w:t xml:space="preserve">reference database and protein-level BLAST (</w:t>
-      </w:r>
-      <w:r>
-        <w:rPr>
-          <w:rStyle w:val="VerbatimChar"/>
-        </w:rPr>
-        <w:t xml:space="preserve">blastp</w:t>
-      </w:r>
-      <w:r>
-        <w:t xml:space="preserve">) on an</w:t>
-      </w:r>
-      <w:r>
-        <w:t xml:space="preserve"> </w:t>
-      </w:r>
-      <w:r>
-        <w:t xml:space="preserve">amino-acid window with the variant substitution applied; that</w:t>
-      </w:r>
-      <w:r>
-        <w:t xml:space="preserve"> </w:t>
-      </w:r>
-      <w:r>
-        <w:t xml:space="preserve">infrastructure is out of scope for the current project.</w:t>
+        <w:t xml:space="preserve">Probability calibration.</w:t>
+      </w:r>
+      <w:r>
+        <w:t xml:space="preserve"> </w:t>
+      </w:r>
+      <w:r>
+        <w:t xml:space="preserve">Apply Platt or isotonic regression so the raw predict_proba outputs are usable as risk scores in a threshold-based clinical pipeline.</w:t>
       </w:r>
     </w:p>
     <w:p>
@@ -27291,98 +26848,83 @@
           <w:b/>
           <w:bCs/>
         </w:rPr>
-        <w:t xml:space="preserve">No probability calibration.</w:t>
-      </w:r>
-      <w:r>
-        <w:t xml:space="preserve"> </w:t>
-      </w:r>
-      <w:r>
-        <w:rPr>
-          <w:rStyle w:val="VerbatimChar"/>
-        </w:rPr>
-        <w:t xml:space="preserve">HistGradientBoosting</w:t>
-      </w:r>
-      <w:r>
-        <w:t xml:space="preserve">,</w:t>
-      </w:r>
-      <w:r>
-        <w:t xml:space="preserve"> </w:t>
-      </w:r>
-      <w:r>
-        <w:rPr>
-          <w:rStyle w:val="VerbatimChar"/>
-        </w:rPr>
-        <w:t xml:space="preserve">LinearSVC</w:t>
-      </w:r>
-      <w:r>
-        <w:t xml:space="preserve"> </w:t>
-      </w:r>
-      <w:r>
-        <w:t xml:space="preserve">and</w:t>
-      </w:r>
-      <w:r>
-        <w:t xml:space="preserve"> </w:t>
-      </w:r>
-      <w:r>
-        <w:rPr>
-          <w:rStyle w:val="VerbatimChar"/>
-        </w:rPr>
-        <w:t xml:space="preserve">RidgeClassifier</w:t>
-      </w:r>
-      <w:r>
-        <w:t xml:space="preserve"> </w:t>
-      </w:r>
-      <w:r>
-        <w:t xml:space="preserve">do not produce</w:t>
-      </w:r>
-      <w:r>
-        <w:t xml:space="preserve"> </w:t>
-      </w:r>
-      <w:r>
-        <w:t xml:space="preserve">calibrated probabilities by default; we did not apply Platt or</w:t>
-      </w:r>
-      <w:r>
-        <w:t xml:space="preserve"> </w:t>
-      </w:r>
-      <w:r>
-        <w:t xml:space="preserve">isotonic calibration, so the ROC-AUC numbers are honest but the</w:t>
-      </w:r>
-      <w:r>
-        <w:t xml:space="preserve"> </w:t>
-      </w:r>
-      <w:r>
-        <w:t xml:space="preserve">raw</w:t>
-      </w:r>
-      <w:r>
-        <w:t xml:space="preserve"> </w:t>
-      </w:r>
-      <w:r>
-        <w:rPr>
-          <w:rStyle w:val="VerbatimChar"/>
-        </w:rPr>
-        <w:t xml:space="preserve">predict_proba</w:t>
-      </w:r>
-      <w:r>
-        <w:t xml:space="preserve"> </w:t>
-      </w:r>
-      <w:r>
-        <w:t xml:space="preserve">outputs should not be read as</w:t>
-      </w:r>
-      <w:r>
-        <w:t xml:space="preserve"> </w:t>
-      </w:r>
-      <w:r>
-        <w:t xml:space="preserve">well-calibrated risk scores without an additional calibration step.</w:t>
+        <w:t xml:space="preserve">Gene-stratified VUS-as-class.</w:t>
+      </w:r>
+      <w:r>
+        <w:t xml:space="preserve"> </w:t>
+      </w:r>
+      <w:r>
+        <w:t xml:space="preserve">Re-run the VUS-as-class study under the strict gene-stratified split to test whether VUS recognisability survives without same-gene leakage.</w:t>
+      </w:r>
+    </w:p>
+    <w:p>
+      <w:pPr>
+        <w:numPr>
+          <w:ilvl w:val="0"/>
+          <w:numId w:val="1017"/>
+        </w:numPr>
+      </w:pPr>
+      <w:r>
+        <w:rPr>
+          <w:b/>
+          <w:bCs/>
+        </w:rPr>
+        <w:t xml:space="preserve">Lean B as the deployment default.</w:t>
+      </w:r>
+      <w:r>
+        <w:t xml:space="preserve"> </w:t>
+      </w:r>
+      <w:r>
+        <w:t xml:space="preserve">Confirm that the 45% feature reduction holds up under the gene-stratified and no-VEP regimes.</w:t>
+      </w:r>
+    </w:p>
+    <w:p>
+      <w:pPr>
+        <w:numPr>
+          <w:ilvl w:val="0"/>
+          <w:numId w:val="1017"/>
+        </w:numPr>
+      </w:pPr>
+      <w:r>
+        <w:rPr>
+          <w:b/>
+          <w:bCs/>
+        </w:rPr>
+        <w:t xml:space="preserve">Variant-level error analysis.</w:t>
+      </w:r>
+      <w:r>
+        <w:t xml:space="preserve"> </w:t>
+      </w:r>
+      <w:r>
+        <w:t xml:space="preserve">Manual review of the most-confidently misclassified Pathogenic</w:t>
+      </w:r>
+      <w:r>
+        <w:t xml:space="preserve"> </w:t>
+      </w:r>
+      <m:oMath>
+        <m:r>
+          <m:rPr>
+            <m:sty m:val="p"/>
+          </m:rPr>
+          <m:t>↔</m:t>
+        </m:r>
+      </m:oMath>
+      <w:r>
+        <w:t xml:space="preserve"> </w:t>
+      </w:r>
+      <w:r>
+        <w:t xml:space="preserve">Likely-pathogenic boundary cases.</w:t>
       </w:r>
     </w:p>
     <w:bookmarkEnd w:id="89"/>
-    <w:bookmarkStart w:id="90" w:name="sec:future"/>
+    <w:bookmarkEnd w:id="90"/>
+    <w:bookmarkStart w:id="91" w:name="conclusion"/>
     <w:p>
       <w:pPr>
-        <w:pStyle w:val="Heading2"/>
+        <w:pStyle w:val="Heading1"/>
       </w:pPr>
       <w:r>
-        <w:t xml:space="preserve">Future directions</w:t>
+        <w:t xml:space="preserve">Conclusion</w:t>
       </w:r>
     </w:p>
     <w:p>
@@ -27390,13 +26932,627 @@
         <w:pStyle w:val="FirstParagraph"/>
       </w:pPr>
       <w:r>
-        <w:t xml:space="preserve">Several extensions follow naturally from the findings above and from the</w:t>
-      </w:r>
-      <w:r>
-        <w:t xml:space="preserve"> </w:t>
-      </w:r>
-      <w:r>
-        <w:t xml:space="preserve">limitations just listed:</w:t>
+        <w:t xml:space="preserve">We benchmarked an 11-model fast-baseline suite for missense pathogenicity on</w:t>
+      </w:r>
+      <w:r>
+        <w:t xml:space="preserve"> </w:t>
+      </w:r>
+      <w:r>
+        <w:t xml:space="preserve">a balanced 21</w:t>
+      </w:r>
+      <w:r>
+        <w:t xml:space="preserve">,</w:t>
+      </w:r>
+      <w:r>
+        <w:t xml:space="preserve">872-variant ClinVar / OpenCRAVAT corpus. After per-model</w:t>
+      </w:r>
+      <w:r>
+        <w:t xml:space="preserve"> </w:t>
+      </w:r>
+      <w:r>
+        <w:t xml:space="preserve">grid-search tuning (AdaBoost excluded due to runtime), the final 10-model</w:t>
+      </w:r>
+      <w:r>
+        <w:t xml:space="preserve"> </w:t>
+      </w:r>
+      <w:r>
+        <w:t xml:space="preserve">suite reaches</w:t>
+      </w:r>
+      <w:r>
+        <w:t xml:space="preserve"> </w:t>
+      </w:r>
+      <w:r>
+        <w:rPr>
+          <w:b/>
+          <w:bCs/>
+        </w:rPr>
+        <w:t xml:space="preserve">held-out macro-F1</w:t>
+      </w:r>
+      <w:r>
+        <w:rPr>
+          <w:b/>
+          <w:bCs/>
+        </w:rPr>
+        <w:t xml:space="preserve"> </w:t>
+      </w:r>
+      <m:oMath>
+        <m:r>
+          <m:rPr>
+            <m:sty m:val="p"/>
+          </m:rPr>
+          <m:t>=</m:t>
+        </m:r>
+        <m:r>
+          <m:t>0.795</m:t>
+        </m:r>
+      </m:oMath>
+      <w:r>
+        <w:rPr>
+          <w:b/>
+          <w:bCs/>
+        </w:rPr>
+        <w:t xml:space="preserve"> </w:t>
+      </w:r>
+      <w:r>
+        <w:rPr>
+          <w:b/>
+          <w:bCs/>
+        </w:rPr>
+        <w:t xml:space="preserve">on the 4-class task</w:t>
+      </w:r>
+      <w:r>
+        <w:t xml:space="preserve"> </w:t>
+      </w:r>
+      <w:r>
+        <w:t xml:space="preserve">and</w:t>
+      </w:r>
+      <w:r>
+        <w:t xml:space="preserve"> </w:t>
+      </w:r>
+      <m:oMath>
+        <m:r>
+          <m:rPr>
+            <m:sty m:val="p"/>
+          </m:rPr>
+          <m:t>=</m:t>
+        </m:r>
+        <m:r>
+          <m:t>0.987</m:t>
+        </m:r>
+      </m:oMath>
+      <w:r>
+        <w:rPr>
+          <w:b/>
+          <w:bCs/>
+        </w:rPr>
+        <w:t xml:space="preserve"> </w:t>
+      </w:r>
+      <w:r>
+        <w:rPr>
+          <w:b/>
+          <w:bCs/>
+        </w:rPr>
+        <w:t xml:space="preserve">on the 2-class task</w:t>
+      </w:r>
+      <w:r>
+        <w:t xml:space="preserve">, with</w:t>
+      </w:r>
+      <w:r>
+        <w:t xml:space="preserve"> </w:t>
+      </w:r>
+      <w:r>
+        <w:rPr>
+          <w:rStyle w:val="VerbatimChar"/>
+        </w:rPr>
+        <w:t xml:space="preserve">HistGradientBoosting</w:t>
+      </w:r>
+      <w:r>
+        <w:t xml:space="preserve"> </w:t>
+      </w:r>
+      <w:r>
+        <w:t xml:space="preserve">the consistent headline model. Five evaluation regimes – canonical kfold,</w:t>
+      </w:r>
+      <w:r>
+        <w:t xml:space="preserve"> </w:t>
+      </w:r>
+      <w:r>
+        <w:t xml:space="preserve">augmented (k-mer + BLAST locus-neighbour columns added), strict</w:t>
+      </w:r>
+      <w:r>
+        <w:t xml:space="preserve"> </w:t>
+      </w:r>
+      <w:r>
+        <w:t xml:space="preserve">gene-stratified CV, no-VEP / VUS, and raw-only – bound the data-circularity</w:t>
+      </w:r>
+      <w:r>
+        <w:t xml:space="preserve"> </w:t>
+      </w:r>
+      <w:r>
+        <w:t xml:space="preserve">and predictor-removal effects: gene-stratification costs</w:t>
+      </w:r>
+      <w:r>
+        <w:t xml:space="preserve"> </w:t>
+      </w:r>
+      <m:oMath>
+        <m:r>
+          <m:rPr>
+            <m:sty m:val="p"/>
+          </m:rPr>
+          <m:t>≈</m:t>
+        </m:r>
+        <m:r>
+          <m:t>0.027</m:t>
+        </m:r>
+      </m:oMath>
+      <w:r>
+        <w:t xml:space="preserve"> </w:t>
+      </w:r>
+      <w:r>
+        <w:t xml:space="preserve">on</w:t>
+      </w:r>
+      <w:r>
+        <w:t xml:space="preserve"> </w:t>
+      </w:r>
+      <w:r>
+        <w:t xml:space="preserve">4-class but essentially nothing on 2-class; removing every learned-predictor</w:t>
+      </w:r>
+      <w:r>
+        <w:t xml:space="preserve"> </w:t>
+      </w:r>
+      <w:r>
+        <w:t xml:space="preserve">score (raw-only) costs</w:t>
+      </w:r>
+      <w:r>
+        <w:t xml:space="preserve"> </w:t>
+      </w:r>
+      <m:oMath>
+        <m:r>
+          <m:rPr>
+            <m:sty m:val="p"/>
+          </m:rPr>
+          <m:t>≈</m:t>
+        </m:r>
+        <m:r>
+          <m:t>0.074</m:t>
+        </m:r>
+      </m:oMath>
+      <w:r>
+        <w:t xml:space="preserve"> </w:t>
+      </w:r>
+      <w:r>
+        <w:t xml:space="preserve">on 4-class but leaves both classifiers</w:t>
+      </w:r>
+      <w:r>
+        <w:t xml:space="preserve"> </w:t>
+      </w:r>
+      <w:r>
+        <w:t xml:space="preserve">well above chance, and the linear models lose far more than the booster.</w:t>
+      </w:r>
+      <w:r>
+        <w:t xml:space="preserve"> </w:t>
+      </w:r>
+      <w:r>
+        <w:t xml:space="preserve">SHAP shows the booster making asymmetric per-class decisions: Benign calls</w:t>
+      </w:r>
+      <w:r>
+        <w:t xml:space="preserve"> </w:t>
+      </w:r>
+      <w:r>
+        <w:t xml:space="preserve">are driven by population frequency, Pathogenic calls by DITTO, and the</w:t>
+      </w:r>
+      <w:r>
+        <w:t xml:space="preserve"> </w:t>
+      </w:r>
+      <w:r>
+        <w:t xml:space="preserve">Likely-pathogenic boundary by MetaRNN.</w:t>
+      </w:r>
+    </w:p>
+    <w:p>
+      <w:pPr>
+        <w:pStyle w:val="BodyText"/>
+      </w:pPr>
+      <w:r>
+        <w:t xml:space="preserve">Beyond the canonical benchmark, two further studies complete the project.</w:t>
+      </w:r>
+      <w:r>
+        <w:t xml:space="preserve"> </w:t>
+      </w:r>
+      <w:r>
+        <w:t xml:space="preserve">A</w:t>
+      </w:r>
+      <w:r>
+        <w:t xml:space="preserve"> </w:t>
+      </w:r>
+      <w:r>
+        <w:rPr>
+          <w:b/>
+          <w:bCs/>
+        </w:rPr>
+        <w:t xml:space="preserve">VUS-as-class study</w:t>
+      </w:r>
+      <w:r>
+        <w:t xml:space="preserve"> </w:t>
+      </w:r>
+      <w:r>
+        <w:t xml:space="preserve">re-trains the suite</w:t>
+      </w:r>
+      <w:r>
+        <w:t xml:space="preserve"> </w:t>
+      </w:r>
+      <w:r>
+        <w:t xml:space="preserve">with the strict-VUS subset of the curated pro-set added as a labelled</w:t>
+      </w:r>
+      <w:r>
+        <w:t xml:space="preserve"> </w:t>
+      </w:r>
+      <w:r>
+        <w:t xml:space="preserve">class: 3-class {Benign-side, Pathogenic-side, VUS} reaches macro-F1</w:t>
+      </w:r>
+      <w:r>
+        <w:t xml:space="preserve"> </w:t>
+      </w:r>
+      <m:oMath>
+        <m:r>
+          <m:rPr>
+            <m:sty m:val="p"/>
+          </m:rPr>
+          <m:t>=</m:t>
+        </m:r>
+        <m:r>
+          <m:t>0.946</m:t>
+        </m:r>
+      </m:oMath>
+      <w:r>
+        <w:t xml:space="preserve">, and 5-class {Benign, Likely-benign, Likely-pathogenic,</w:t>
+      </w:r>
+      <w:r>
+        <w:t xml:space="preserve"> </w:t>
+      </w:r>
+      <w:r>
+        <w:t xml:space="preserve">Pathogenic, VUS} reaches</w:t>
+      </w:r>
+      <w:r>
+        <w:t xml:space="preserve"> </w:t>
+      </w:r>
+      <m:oMath>
+        <m:r>
+          <m:t>0.798</m:t>
+        </m:r>
+      </m:oMath>
+      <w:r>
+        <w:t xml:space="preserve"> </w:t>
+      </w:r>
+      <w:r>
+        <w:t xml:space="preserve">– almost unchanged from the</w:t>
+      </w:r>
+      <w:r>
+        <w:t xml:space="preserve"> </w:t>
+      </w:r>
+      <w:r>
+        <w:t xml:space="preserve">4-class baseline because VUS is one of the cleanest classes to recognise</w:t>
+      </w:r>
+      <w:r>
+        <w:t xml:space="preserve"> </w:t>
+      </w:r>
+      <w:r>
+        <w:t xml:space="preserve">(F1</w:t>
+      </w:r>
+      <w:r>
+        <w:t xml:space="preserve"> </w:t>
+      </w:r>
+      <m:oMath>
+        <m:r>
+          <m:rPr>
+            <m:sty m:val="p"/>
+          </m:rPr>
+          <m:t>=</m:t>
+        </m:r>
+        <m:r>
+          <m:t>0.901</m:t>
+        </m:r>
+      </m:oMath>
+      <w:r>
+        <w:t xml:space="preserve">). A two-phase</w:t>
+      </w:r>
+      <w:r>
+        <w:t xml:space="preserve"> </w:t>
+      </w:r>
+      <w:r>
+        <w:rPr>
+          <w:b/>
+          <w:bCs/>
+        </w:rPr>
+        <w:t xml:space="preserve">feature-ablation study</w:t>
+      </w:r>
+      <w:r>
+        <w:t xml:space="preserve"> </w:t>
+      </w:r>
+      <w:r>
+        <w:t xml:space="preserve">– group leave-one-out across all four</w:t>
+      </w:r>
+      <w:r>
+        <w:t xml:space="preserve"> </w:t>
+      </w:r>
+      <w:r>
+        <w:t xml:space="preserve">tasks plus per-feature permutation importance inside the waste groups –</w:t>
+      </w:r>
+      <w:r>
+        <w:t xml:space="preserve"> </w:t>
+      </w:r>
+      <w:r>
+        <w:t xml:space="preserve">partitions the</w:t>
+      </w:r>
+      <w:r>
+        <w:t xml:space="preserve"> </w:t>
+      </w:r>
+      <m:oMath>
+        <m:r>
+          <m:t>208</m:t>
+        </m:r>
+      </m:oMath>
+      <w:r>
+        <w:t xml:space="preserve">-feature schema into</w:t>
+      </w:r>
+      <w:r>
+        <w:t xml:space="preserve"> </w:t>
+      </w:r>
+      <m:oMath>
+        <m:r>
+          <m:t>47</m:t>
+        </m:r>
+      </m:oMath>
+      <w:r>
+        <w:t xml:space="preserve"> </w:t>
+      </w:r>
+      <w:r>
+        <w:t xml:space="preserve">indispensable</w:t>
+      </w:r>
+      <w:r>
+        <w:t xml:space="preserve"> </w:t>
+      </w:r>
+      <w:r>
+        <w:rPr>
+          <w:rStyle w:val="VerbatimChar"/>
+        </w:rPr>
+        <w:t xml:space="preserve">population_af</w:t>
+      </w:r>
+      <w:r>
+        <w:t xml:space="preserve"> </w:t>
+      </w:r>
+      <w:r>
+        <w:t xml:space="preserve">columns,</w:t>
+      </w:r>
+      <w:r>
+        <w:t xml:space="preserve"> </w:t>
+      </w:r>
+      <m:oMath>
+        <m:r>
+          <m:t>66</m:t>
+        </m:r>
+      </m:oMath>
+      <w:r>
+        <w:t xml:space="preserve"> </w:t>
+      </w:r>
+      <w:r>
+        <w:t xml:space="preserve">useful-but-redundant</w:t>
+      </w:r>
+      <w:r>
+        <w:t xml:space="preserve"> </w:t>
+      </w:r>
+      <w:r>
+        <w:t xml:space="preserve">meta-classifier / functional / sequence columns, and</w:t>
+      </w:r>
+      <w:r>
+        <w:t xml:space="preserve"> </w:t>
+      </w:r>
+      <m:oMath>
+        <m:r>
+          <m:t>94</m:t>
+        </m:r>
+      </m:oMath>
+      <w:r>
+        <w:t xml:space="preserve"> </w:t>
+      </w:r>
+      <w:r>
+        <w:t xml:space="preserve">waste columns.</w:t>
+      </w:r>
+      <w:r>
+        <w:t xml:space="preserve"> </w:t>
+      </w:r>
+      <w:r>
+        <w:t xml:space="preserve">The resulting ablation-optimal</w:t>
+      </w:r>
+      <w:r>
+        <w:t xml:space="preserve"> </w:t>
+      </w:r>
+      <w:r>
+        <w:rPr>
+          <w:b/>
+          <w:bCs/>
+        </w:rPr>
+        <w:t xml:space="preserve">Lean B</w:t>
+      </w:r>
+      <w:r>
+        <w:t xml:space="preserve"> </w:t>
+      </w:r>
+      <w:r>
+        <w:t xml:space="preserve">classifier</w:t>
+      </w:r>
+      <w:r>
+        <w:t xml:space="preserve"> </w:t>
+      </w:r>
+      <w:r>
+        <w:t xml:space="preserve">(</w:t>
+      </w:r>
+      <m:oMath>
+        <m:r>
+          <m:t>113</m:t>
+        </m:r>
+      </m:oMath>
+      <w:r>
+        <w:t xml:space="preserve"> </w:t>
+      </w:r>
+      <w:r>
+        <w:t xml:space="preserve">features) drops</w:t>
+      </w:r>
+      <w:r>
+        <w:t xml:space="preserve"> </w:t>
+      </w:r>
+      <m:oMath>
+        <m:r>
+          <m:t>45</m:t>
+        </m:r>
+        <m:r>
+          <m:rPr>
+            <m:sty m:val="p"/>
+          </m:rPr>
+          <m:t>%</m:t>
+        </m:r>
+      </m:oMath>
+      <w:r>
+        <w:t xml:space="preserve"> </w:t>
+      </w:r>
+      <w:r>
+        <w:t xml:space="preserve">of the schema and stays</w:t>
+      </w:r>
+      <w:r>
+        <w:t xml:space="preserve"> </w:t>
+      </w:r>
+      <w:r>
+        <w:t xml:space="preserve">within</w:t>
+      </w:r>
+      <w:r>
+        <w:t xml:space="preserve"> </w:t>
+      </w:r>
+      <m:oMath>
+        <m:r>
+          <m:t>0.012</m:t>
+        </m:r>
+      </m:oMath>
+      <w:r>
+        <w:t xml:space="preserve"> </w:t>
+      </w:r>
+      <w:r>
+        <w:t xml:space="preserve">macro-F1 of the</w:t>
+      </w:r>
+      <w:r>
+        <w:t xml:space="preserve"> </w:t>
+      </w:r>
+      <m:oMath>
+        <m:r>
+          <m:t>208</m:t>
+        </m:r>
+      </m:oMath>
+      <w:r>
+        <w:t xml:space="preserve">-feature baseline on every task,</w:t>
+      </w:r>
+      <w:r>
+        <w:t xml:space="preserve"> </w:t>
+      </w:r>
+      <w:r>
+        <w:t xml:space="preserve">with the centroid / KNN families actually</w:t>
+      </w:r>
+      <w:r>
+        <w:t xml:space="preserve"> </w:t>
+      </w:r>
+      <w:r>
+        <w:rPr>
+          <w:i/>
+          <w:iCs/>
+        </w:rPr>
+        <w:t xml:space="preserve">improving</w:t>
+      </w:r>
+      <w:r>
+        <w:t xml:space="preserve"> </w:t>
+      </w:r>
+      <w:r>
+        <w:t xml:space="preserve">on the lean</w:t>
+      </w:r>
+      <w:r>
+        <w:t xml:space="preserve"> </w:t>
+      </w:r>
+      <w:r>
+        <w:t xml:space="preserve">subset.</w:t>
+      </w:r>
+    </w:p>
+    <w:p>
+      <w:pPr>
+        <w:pStyle w:val="BodyText"/>
+      </w:pPr>
+      <w:r>
+        <w:t xml:space="preserve">We are explicit that the BLAST</w:t>
+      </w:r>
+      <w:r>
+        <w:t xml:space="preserve"> </w:t>
+      </w:r>
+      <w:r>
+        <w:t xml:space="preserve">columns in the augmented variant are</w:t>
+      </w:r>
+      <w:r>
+        <w:t xml:space="preserve"> </w:t>
+      </w:r>
+      <w:r>
+        <w:rPr>
+          <w:i/>
+          <w:iCs/>
+        </w:rPr>
+        <w:t xml:space="preserve">label-aware locus-neighbour</w:t>
+      </w:r>
+      <w:r>
+        <w:rPr>
+          <w:i/>
+          <w:iCs/>
+        </w:rPr>
+        <w:t xml:space="preserve"> </w:t>
+      </w:r>
+      <w:r>
+        <w:rPr>
+          <w:i/>
+          <w:iCs/>
+        </w:rPr>
+        <w:t xml:space="preserve">features</w:t>
+      </w:r>
+      <w:r>
+        <w:t xml:space="preserve"> </w:t>
+      </w:r>
+      <w:r>
+        <w:t xml:space="preserve">on 51 bp DNA flanks rather than biologically meaningful homology</w:t>
+      </w:r>
+      <w:r>
+        <w:t xml:space="preserve"> </w:t>
+      </w:r>
+      <w:r>
+        <w:t xml:space="preserve">features; a true homology-based extension would</w:t>
+      </w:r>
+      <w:r>
+        <w:t xml:space="preserve"> </w:t>
+      </w:r>
+      <w:r>
+        <w:t xml:space="preserve">require a UniRef-scale reference database and protein-level BLAST and is</w:t>
+      </w:r>
+      <w:r>
+        <w:t xml:space="preserve"> </w:t>
+      </w:r>
+      <w:r>
+        <w:t xml:space="preserve">out of scope for this project.</w:t>
+      </w:r>
+    </w:p>
+    <w:bookmarkEnd w:id="91"/>
+    <w:bookmarkStart w:id="95" w:name="files-and-code-availability"/>
+    <w:p>
+      <w:pPr>
+        <w:pStyle w:val="Heading1"/>
+      </w:pPr>
+      <w:r>
+        <w:t xml:space="preserve">Files and code availability</w:t>
+      </w:r>
+    </w:p>
+    <w:p>
+      <w:pPr>
+        <w:pStyle w:val="FirstParagraph"/>
+      </w:pPr>
+      <w:r>
+        <w:t xml:space="preserve">The complete project — the curated dataset, the two Colab notebooks that reproduce every result in this report, and all generated artifacts (leaderboards, joblibs, figures, ablation tables) — is shared as a single Google Drive folder. The notebooks can be opened directly in Colab from the links below.</w:t>
       </w:r>
     </w:p>
     <w:p>
@@ -27407,53 +27563,21 @@
         </w:numPr>
       </w:pPr>
       <w:r>
-        <w:rPr>
-          <w:b/>
-          <w:bCs/>
-        </w:rPr>
-        <w:t xml:space="preserve">Cross-database validation.</w:t>
-      </w:r>
-      <w:r>
-        <w:t xml:space="preserve"> </w:t>
-      </w:r>
-      <w:r>
-        <w:t xml:space="preserve">Replicate the headline tuned</w:t>
-      </w:r>
-      <w:r>
-        <w:t xml:space="preserve"> </w:t>
-      </w:r>
-      <w:r>
-        <w:t xml:space="preserve">and Lean B numbers on an independent labelled variant corpus</w:t>
-      </w:r>
-      <w:r>
-        <w:t xml:space="preserve"> </w:t>
-      </w:r>
-      <w:r>
-        <w:t xml:space="preserve">(HGMD professional, gnomAD pathogenicity-classified subsets, or</w:t>
-      </w:r>
-      <w:r>
-        <w:t xml:space="preserve"> </w:t>
-      </w:r>
-      <w:r>
-        <w:t xml:space="preserve">a recent ClinVar snapshot held out by submission date). This is</w:t>
-      </w:r>
-      <w:r>
-        <w:t xml:space="preserve"> </w:t>
-      </w:r>
-      <w:r>
-        <w:t xml:space="preserve">the most important step before claiming clinical generalisation</w:t>
-      </w:r>
-      <w:r>
-        <w:t xml:space="preserve"> </w:t>
-      </w:r>
-      <w:r>
-        <w:t xml:space="preserve">— the single-corpus result is honest but unfalsifiable on its</w:t>
-      </w:r>
-      <w:r>
-        <w:t xml:space="preserve"> </w:t>
-      </w:r>
-      <w:r>
-        <w:t xml:space="preserve">own.</w:t>
+        <w:t xml:space="preserve">Project folder (data, notebooks, all artifacts):</w:t>
+      </w:r>
+      <w:r>
+        <w:t xml:space="preserve"> </w:t>
+      </w:r>
+      <w:hyperlink r:id="rId92">
+        <w:r>
+          <w:rPr>
+            <w:rStyle w:val="Hyperlink"/>
+          </w:rPr>
+          <w:t xml:space="preserve">Google Drive — MissVARPath</w:t>
+        </w:r>
+      </w:hyperlink>
+      <w:r>
+        <w:t xml:space="preserve">.</w:t>
       </w:r>
     </w:p>
     <w:p>
@@ -27464,130 +27588,21 @@
         </w:numPr>
       </w:pPr>
       <w:r>
-        <w:rPr>
-          <w:b/>
-          <w:bCs/>
-        </w:rPr>
-        <w:t xml:space="preserve">True homology-based BLAST features.</w:t>
-      </w:r>
-      <w:r>
-        <w:t xml:space="preserve"> </w:t>
-      </w:r>
-      <w:r>
-        <w:t xml:space="preserve">Replace the</w:t>
-      </w:r>
-      <w:r>
-        <w:t xml:space="preserve"> </w:t>
-      </w:r>
-      <w:r>
-        <w:t xml:space="preserve">51 bp DNA-flank label-aware BLAST proxy with a proper</w:t>
-      </w:r>
-      <w:r>
-        <w:t xml:space="preserve"> </w:t>
-      </w:r>
-      <w:r>
-        <w:t xml:space="preserve">protein-level (</w:t>
-      </w:r>
-      <w:r>
-        <w:rPr>
-          <w:rStyle w:val="VerbatimChar"/>
-        </w:rPr>
-        <w:t xml:space="preserve">blastp</w:t>
-      </w:r>
-      <w:r>
-        <w:t xml:space="preserve">) search against a UniRef50/90</w:t>
-      </w:r>
-      <w:r>
-        <w:t xml:space="preserve"> </w:t>
-      </w:r>
-      <w:r>
-        <w:t xml:space="preserve">reference database, with the variant substitution applied to</w:t>
-      </w:r>
-      <w:r>
-        <w:t xml:space="preserve"> </w:t>
-      </w:r>
-      <w:r>
-        <w:t xml:space="preserve">the amino-acid window and tighter cutoffs (e.g. </w:t>
-      </w:r>
-      <m:oMath>
-        <m:r>
-          <m:t>e</m:t>
-        </m:r>
-        <m:r>
-          <m:rPr>
-            <m:sty m:val="p"/>
-          </m:rPr>
-          <m:t>≤</m:t>
-        </m:r>
-        <m:sSup>
-          <m:e>
-            <m:r>
-              <m:t>10</m:t>
-            </m:r>
-          </m:e>
-          <m:sup>
-            <m:r>
-              <m:rPr>
-                <m:sty m:val="p"/>
-              </m:rPr>
-              <m:t>−</m:t>
-            </m:r>
-            <m:r>
-              <m:t>3</m:t>
-            </m:r>
-          </m:sup>
-        </m:sSup>
-      </m:oMath>
-      <w:r>
-        <w:t xml:space="preserve">,</w:t>
-      </w:r>
-      <w:r>
-        <w:t xml:space="preserve"> </w:t>
-      </w:r>
-      <m:oMath>
-        <m:r>
-          <m:rPr>
-            <m:nor/>
-            <m:sty m:val="p"/>
-          </m:rPr>
-          <m:t>pident</m:t>
-        </m:r>
-        <m:r>
-          <m:rPr>
-            <m:sty m:val="p"/>
-          </m:rPr>
-          <m:t>≥</m:t>
-        </m:r>
-        <m:r>
-          <m:t>90</m:t>
-        </m:r>
-        <m:r>
-          <m:rPr>
-            <m:sty m:val="p"/>
-          </m:rPr>
-          <m:t>%</m:t>
-        </m:r>
-      </m:oMath>
-      <w:r>
-        <w:t xml:space="preserve">). This would let cross-gene paralog</w:t>
-      </w:r>
-      <w:r>
-        <w:t xml:space="preserve"> </w:t>
-      </w:r>
-      <w:r>
-        <w:t xml:space="preserve">hits contribute and would test whether the augmented-variant</w:t>
-      </w:r>
-      <w:r>
-        <w:t xml:space="preserve"> </w:t>
-      </w:r>
-      <w:r>
-        <w:t xml:space="preserve">lift survives when same-gene proximity is removed by</w:t>
-      </w:r>
-      <w:r>
-        <w:t xml:space="preserve"> </w:t>
-      </w:r>
-      <w:r>
-        <w:t xml:space="preserve">construction.</w:t>
+        <w:t xml:space="preserve">End-to-end reproduction notebook:</w:t>
+      </w:r>
+      <w:r>
+        <w:t xml:space="preserve"> </w:t>
+      </w:r>
+      <w:hyperlink r:id="rId93">
+        <w:r>
+          <w:rPr>
+            <w:rStyle w:val="Hyperlink"/>
+          </w:rPr>
+          <w:t xml:space="preserve">Colab — MissVarPath_Colab.ipynb</w:t>
+        </w:r>
+      </w:hyperlink>
+      <w:r>
+        <w:t xml:space="preserve">.</w:t>
       </w:r>
     </w:p>
     <w:p>
@@ -27598,569 +27613,21 @@
         </w:numPr>
       </w:pPr>
       <w:r>
-        <w:rPr>
-          <w:b/>
-          <w:bCs/>
-        </w:rPr>
-        <w:t xml:space="preserve">Finish the AdaBoost tuning grid.</w:t>
-      </w:r>
-      <w:r>
-        <w:t xml:space="preserve"> </w:t>
-      </w:r>
-      <w:r>
-        <w:t xml:space="preserve">The 23/27 partial</w:t>
-      </w:r>
-      <w:r>
-        <w:t xml:space="preserve"> </w:t>
-      </w:r>
-      <w:r>
-        <w:t xml:space="preserve">grid that was halted for compute budget should be completed</w:t>
-      </w:r>
-      <w:r>
-        <w:t xml:space="preserve"> </w:t>
-      </w:r>
-      <w:r>
-        <w:t xml:space="preserve">and a tuned-AdaBoost row added to the canonical leaderboard</w:t>
-      </w:r>
-      <w:r>
-        <w:t xml:space="preserve"> </w:t>
-      </w:r>
-      <w:r>
-        <w:t xml:space="preserve">and the ablation tables. The current AdaBoost numbers reflect</w:t>
-      </w:r>
-      <w:r>
-        <w:t xml:space="preserve"> </w:t>
-      </w:r>
-      <w:r>
-        <w:t xml:space="preserve">the baseline 200-stump configuration; a properly tuned</w:t>
-      </w:r>
-      <w:r>
-        <w:t xml:space="preserve"> </w:t>
-      </w:r>
-      <w:r>
-        <w:t xml:space="preserve">AdaBoost may shift its tied-best position on the 2-class task</w:t>
-      </w:r>
-      <w:r>
-        <w:t xml:space="preserve"> </w:t>
-      </w:r>
-      <w:r>
-        <w:t xml:space="preserve">and is a fairer comparator for the ablation regimes.</w:t>
-      </w:r>
-    </w:p>
-    <w:p>
-      <w:pPr>
-        <w:numPr>
-          <w:ilvl w:val="0"/>
-          <w:numId w:val="1018"/>
-        </w:numPr>
-      </w:pPr>
-      <w:r>
-        <w:rPr>
-          <w:b/>
-          <w:bCs/>
-        </w:rPr>
-        <w:t xml:space="preserve">Probability calibration.</w:t>
-      </w:r>
-      <w:r>
-        <w:t xml:space="preserve"> </w:t>
-      </w:r>
-      <w:r>
-        <w:t xml:space="preserve">Apply Platt scaling or</w:t>
-      </w:r>
-      <w:r>
-        <w:t xml:space="preserve"> </w:t>
-      </w:r>
-      <w:r>
-        <w:t xml:space="preserve">isotonic regression to</w:t>
-      </w:r>
-      <w:r>
-        <w:t xml:space="preserve"> </w:t>
-      </w:r>
-      <w:r>
-        <w:rPr>
-          <w:rStyle w:val="VerbatimChar"/>
-        </w:rPr>
-        <w:t xml:space="preserve">HistGradientBoosting</w:t>
-      </w:r>
-      <w:r>
-        <w:t xml:space="preserve">,</w:t>
-      </w:r>
-      <w:r>
-        <w:t xml:space="preserve"> </w:t>
-      </w:r>
-      <w:r>
-        <w:rPr>
-          <w:rStyle w:val="VerbatimChar"/>
-        </w:rPr>
-        <w:t xml:space="preserve">LinearSVC</w:t>
-      </w:r>
-      <w:r>
-        <w:t xml:space="preserve">, and</w:t>
-      </w:r>
-      <w:r>
-        <w:t xml:space="preserve"> </w:t>
-      </w:r>
-      <w:r>
-        <w:rPr>
-          <w:rStyle w:val="VerbatimChar"/>
-        </w:rPr>
-        <w:t xml:space="preserve">RidgeClassifier</w:t>
-      </w:r>
-      <w:r>
-        <w:t xml:space="preserve"> </w:t>
-      </w:r>
-      <w:r>
-        <w:t xml:space="preserve">so the raw</w:t>
-      </w:r>
-      <w:r>
-        <w:t xml:space="preserve"> </w:t>
-      </w:r>
-      <w:r>
-        <w:rPr>
-          <w:rStyle w:val="VerbatimChar"/>
-        </w:rPr>
-        <w:t xml:space="preserve">predict_proba</w:t>
-      </w:r>
-      <w:r>
-        <w:t xml:space="preserve"> </w:t>
-      </w:r>
-      <w:r>
-        <w:t xml:space="preserve">outputs are usable as risk scores in a</w:t>
-      </w:r>
-      <w:r>
-        <w:t xml:space="preserve"> </w:t>
-      </w:r>
-      <w:r>
-        <w:t xml:space="preserve">downstream clinical-decision pipeline. The ROC-AUC numbers</w:t>
-      </w:r>
-      <w:r>
-        <w:t xml:space="preserve"> </w:t>
-      </w:r>
-      <w:r>
-        <w:t xml:space="preserve">are honest as-is, but calibrated probabilities would be</w:t>
-      </w:r>
-      <w:r>
-        <w:t xml:space="preserve"> </w:t>
-      </w:r>
-      <w:r>
-        <w:t xml:space="preserve">required for any threshold-based deployment.</w:t>
-      </w:r>
-    </w:p>
-    <w:p>
-      <w:pPr>
-        <w:numPr>
-          <w:ilvl w:val="0"/>
-          <w:numId w:val="1018"/>
-        </w:numPr>
-      </w:pPr>
-      <w:r>
-        <w:rPr>
-          <w:b/>
-          <w:bCs/>
-        </w:rPr>
-        <w:t xml:space="preserve">Stratify the VUS deployment by review status and gene</w:t>
-      </w:r>
-      <w:r>
-        <w:rPr>
-          <w:b/>
-          <w:bCs/>
-        </w:rPr>
-        <w:t xml:space="preserve"> </w:t>
-      </w:r>
-      <w:r>
-        <w:rPr>
-          <w:b/>
-          <w:bCs/>
-        </w:rPr>
-        <w:t xml:space="preserve">family.</w:t>
-      </w:r>
-      <w:r>
-        <w:t xml:space="preserve"> </w:t>
-      </w:r>
-      <w:r>
-        <w:t xml:space="preserve">The current</w:t>
-      </w:r>
-      <w:r>
-        <w:t xml:space="preserve"> </w:t>
-      </w:r>
-      <m:oMath>
-        <m:r>
-          <m:t>5</m:t>
-        </m:r>
-        <m:r>
-          <m:rPr>
-            <m:sty m:val="p"/>
-          </m:rPr>
-          <m:t>,</m:t>
-        </m:r>
-        <m:r>
-          <m:t>468</m:t>
-        </m:r>
-      </m:oMath>
-      <w:r>
-        <w:t xml:space="preserve">-row pro-set mixes 3-star</w:t>
-      </w:r>
-      <w:r>
-        <w:t xml:space="preserve"> </w:t>
-      </w:r>
-      <w:r>
-        <w:t xml:space="preserve">(expert-reviewed) and 2-star (multi-submitter no-conflict)</w:t>
-      </w:r>
-      <w:r>
-        <w:t xml:space="preserve"> </w:t>
-      </w:r>
-      <w:r>
-        <w:t xml:space="preserve">variants. Splitting predictions by review status and by gene</w:t>
-      </w:r>
-      <w:r>
-        <w:t xml:space="preserve"> </w:t>
-      </w:r>
-      <w:r>
-        <w:t xml:space="preserve">functional class (oncogenes, tumour suppressors, channelopathy,</w:t>
-      </w:r>
-      <w:r>
-        <w:t xml:space="preserve"> </w:t>
-      </w:r>
-      <w:r>
-        <w:t xml:space="preserve">metabolic) would surface whether the model’s per-gene priors</w:t>
-      </w:r>
-      <w:r>
-        <w:t xml:space="preserve"> </w:t>
-      </w:r>
-      <w:r>
-        <w:t xml:space="preserve">generalise outside the heavily-curated Mendelian-disease genes</w:t>
-      </w:r>
-      <w:r>
-        <w:t xml:space="preserve"> </w:t>
-      </w:r>
-      <w:r>
-        <w:t xml:space="preserve">(</w:t>
-      </w:r>
-      <w:r>
-        <w:rPr>
-          <w:rStyle w:val="VerbatimChar"/>
-        </w:rPr>
-        <w:t xml:space="preserve">GCK</w:t>
-      </w:r>
-      <w:r>
-        <w:t xml:space="preserve">,</w:t>
-      </w:r>
-      <w:r>
-        <w:t xml:space="preserve"> </w:t>
-      </w:r>
-      <w:r>
-        <w:rPr>
-          <w:rStyle w:val="VerbatimChar"/>
-        </w:rPr>
-        <w:t xml:space="preserve">PAH</w:t>
-      </w:r>
-      <w:r>
-        <w:t xml:space="preserve">,</w:t>
-      </w:r>
-      <w:r>
-        <w:t xml:space="preserve"> </w:t>
-      </w:r>
-      <w:r>
-        <w:rPr>
-          <w:rStyle w:val="VerbatimChar"/>
-        </w:rPr>
-        <w:t xml:space="preserve">MYH7</w:t>
-      </w:r>
-      <w:r>
-        <w:t xml:space="preserve">) that dominate the</w:t>
-      </w:r>
-      <w:r>
-        <w:t xml:space="preserve"> </w:t>
-      </w:r>
-      <w:r>
-        <w:t xml:space="preserve">pro-set.</w:t>
-      </w:r>
-    </w:p>
-    <w:p>
-      <w:pPr>
-        <w:numPr>
-          <w:ilvl w:val="0"/>
-          <w:numId w:val="1018"/>
-        </w:numPr>
-      </w:pPr>
-      <w:r>
-        <w:rPr>
-          <w:b/>
-          <w:bCs/>
-        </w:rPr>
-        <w:t xml:space="preserve">Gene-stratified VUS-as-class.</w:t>
-      </w:r>
-      <w:r>
-        <w:t xml:space="preserve"> </w:t>
-      </w:r>
-      <w:r>
-        <w:t xml:space="preserve">The VUS-as-class study used the canonical k-fold split. Re-run</w:t>
-      </w:r>
-      <w:r>
-        <w:t xml:space="preserve"> </w:t>
-      </w:r>
-      <w:r>
-        <w:t xml:space="preserve">it under gene-stratified CV to test whether</w:t>
-      </w:r>
-      <w:r>
-        <w:t xml:space="preserve"> </w:t>
-      </w:r>
-      <w:r>
-        <w:t xml:space="preserve">“VUS is one of the</w:t>
-      </w:r>
-      <w:r>
-        <w:t xml:space="preserve"> </w:t>
-      </w:r>
-      <w:r>
-        <w:t xml:space="preserve">cleanest classes to recognise”</w:t>
-      </w:r>
-      <w:r>
-        <w:t xml:space="preserve"> </w:t>
-      </w:r>
-      <w:r>
-        <w:t xml:space="preserve">survives when no gene appears</w:t>
-      </w:r>
-      <w:r>
-        <w:t xml:space="preserve"> </w:t>
-      </w:r>
-      <w:r>
-        <w:t xml:space="preserve">in both train and test folds. If yes, the model is genuinely</w:t>
-      </w:r>
-      <w:r>
-        <w:t xml:space="preserve"> </w:t>
-      </w:r>
-      <w:r>
-        <w:t xml:space="preserve">learning a feature signature of uncertain variants; if no, it</w:t>
-      </w:r>
-      <w:r>
-        <w:t xml:space="preserve"> </w:t>
-      </w:r>
-      <w:r>
-        <w:t xml:space="preserve">is mostly memorising per-gene patterns and the finding should</w:t>
-      </w:r>
-      <w:r>
-        <w:t xml:space="preserve"> </w:t>
-      </w:r>
-      <w:r>
-        <w:t xml:space="preserve">be re-stated.</w:t>
-      </w:r>
-    </w:p>
-    <w:p>
-      <w:pPr>
-        <w:numPr>
-          <w:ilvl w:val="0"/>
-          <w:numId w:val="1018"/>
-        </w:numPr>
-      </w:pPr>
-      <w:r>
-        <w:rPr>
-          <w:b/>
-          <w:bCs/>
-        </w:rPr>
-        <w:t xml:space="preserve">Lean B as the deployment default.</w:t>
-      </w:r>
-      <w:r>
-        <w:t xml:space="preserve"> </w:t>
-      </w:r>
-      <w:r>
-        <w:t xml:space="preserve">Lean B is within</w:t>
-      </w:r>
-      <w:r>
-        <w:t xml:space="preserve"> </w:t>
-      </w:r>
-      <m:oMath>
-        <m:r>
-          <m:t>0.012</m:t>
-        </m:r>
-      </m:oMath>
-      <w:r>
-        <w:t xml:space="preserve"> </w:t>
-      </w:r>
-      <w:r>
-        <w:t xml:space="preserve">macro-F1 of the full-feature baseline on every task</w:t>
-      </w:r>
-      <w:r>
-        <w:t xml:space="preserve"> </w:t>
-      </w:r>
-      <w:r>
-        <w:t xml:space="preserve">and saves</w:t>
-      </w:r>
-      <w:r>
-        <w:t xml:space="preserve"> </w:t>
-      </w:r>
-      <m:oMath>
-        <m:r>
-          <m:t>45</m:t>
-        </m:r>
-        <m:r>
-          <m:rPr>
-            <m:sty m:val="p"/>
-          </m:rPr>
-          <m:t>%</m:t>
-        </m:r>
-      </m:oMath>
-      <w:r>
-        <w:t xml:space="preserve"> </w:t>
-      </w:r>
-      <w:r>
-        <w:t xml:space="preserve">of the schema. For a clinical pipeline where</w:t>
-      </w:r>
-      <w:r>
-        <w:t xml:space="preserve"> </w:t>
-      </w:r>
-      <w:r>
-        <w:t xml:space="preserve">annotation cost matters (some predictor APIs are rate-limited</w:t>
-      </w:r>
-      <w:r>
-        <w:t xml:space="preserve"> </w:t>
-      </w:r>
-      <w:r>
-        <w:t xml:space="preserve">or paid), Lean B is a better operating point than the</w:t>
-      </w:r>
-      <w:r>
-        <w:t xml:space="preserve"> </w:t>
-      </w:r>
-      <w:r>
-        <w:t xml:space="preserve">full-feature baseline. The follow-up is to retrain Lean B</w:t>
-      </w:r>
-      <w:r>
-        <w:t xml:space="preserve"> </w:t>
-      </w:r>
-      <w:r>
-        <w:t xml:space="preserve">under the gene-stratified split and under the no-VEP regime to</w:t>
-      </w:r>
-      <w:r>
-        <w:t xml:space="preserve"> </w:t>
-      </w:r>
-      <w:r>
-        <w:t xml:space="preserve">confirm it is competitive in those harder settings too.</w:t>
-      </w:r>
-    </w:p>
-    <w:p>
-      <w:pPr>
-        <w:numPr>
-          <w:ilvl w:val="0"/>
-          <w:numId w:val="1018"/>
-        </w:numPr>
-      </w:pPr>
-      <w:r>
-        <w:rPr>
-          <w:b/>
-          <w:bCs/>
-        </w:rPr>
-        <w:t xml:space="preserve">Variant-level error analysis.</w:t>
-      </w:r>
-      <w:r>
-        <w:t xml:space="preserve"> </w:t>
-      </w:r>
-      <w:r>
-        <w:t xml:space="preserve">The residual</w:t>
-      </w:r>
-      <w:r>
-        <w:t xml:space="preserve"> </w:t>
-      </w:r>
-      <m:oMath>
-        <m:r>
-          <m:rPr>
-            <m:nor/>
-            <m:sty m:val="p"/>
-          </m:rPr>
-          <m:t>Pathogenic</m:t>
-        </m:r>
-        <m:r>
-          <m:rPr>
-            <m:sty m:val="p"/>
-          </m:rPr>
-          <m:t>↔</m:t>
-        </m:r>
-        <m:r>
-          <m:rPr>
-            <m:nor/>
-            <m:sty m:val="p"/>
-          </m:rPr>
-          <m:t>Likely-pathogenic</m:t>
-        </m:r>
-      </m:oMath>
-      <w:r>
-        <w:t xml:space="preserve"> </w:t>
-      </w:r>
-      <w:r>
-        <w:t xml:space="preserve">confusion (F1</w:t>
-      </w:r>
-      <w:r>
-        <w:t xml:space="preserve"> </w:t>
-      </w:r>
-      <m:oMath>
-        <m:r>
-          <m:rPr>
-            <m:sty m:val="p"/>
-          </m:rPr>
-          <m:t>≈</m:t>
-        </m:r>
-        <m:r>
-          <m:t>0.62</m:t>
-        </m:r>
-      </m:oMath>
-      <w:r>
-        <w:t xml:space="preserve">–</w:t>
-      </w:r>
-      <m:oMath>
-        <m:r>
-          <m:t>0.65</m:t>
-        </m:r>
-      </m:oMath>
-      <w:r>
-        <w:t xml:space="preserve"> </w:t>
-      </w:r>
-      <w:r>
-        <w:t xml:space="preserve">in the 5-class study)</w:t>
-      </w:r>
-      <w:r>
-        <w:t xml:space="preserve"> </w:t>
-      </w:r>
-      <w:r>
-        <w:t xml:space="preserve">is the single biggest remaining error source. Manual review</w:t>
-      </w:r>
-      <w:r>
-        <w:t xml:space="preserve"> </w:t>
-      </w:r>
-      <w:r>
-        <w:t xml:space="preserve">of the most-confidently-misclassified variants would surface</w:t>
-      </w:r>
-      <w:r>
-        <w:t xml:space="preserve"> </w:t>
-      </w:r>
-      <w:r>
-        <w:t xml:space="preserve">whether the boundary is genuinely fuzzy in ClinVar (curator</w:t>
-      </w:r>
-      <w:r>
-        <w:t xml:space="preserve"> </w:t>
-      </w:r>
-      <w:r>
-        <w:t xml:space="preserve">disagreement) or whether a specific feature pattern explains</w:t>
-      </w:r>
-      <w:r>
-        <w:t xml:space="preserve"> </w:t>
-      </w:r>
-      <w:r>
-        <w:t xml:space="preserve">the model’s mistakes — both have practical implications for</w:t>
-      </w:r>
-      <w:r>
-        <w:t xml:space="preserve"> </w:t>
-      </w:r>
-      <w:r>
-        <w:t xml:space="preserve">how the deployed scores should be presented to a clinician.</w:t>
-      </w:r>
-    </w:p>
-    <w:bookmarkEnd w:id="90"/>
-    <w:bookmarkEnd w:id="91"/>
-    <w:bookmarkStart w:id="92" w:name="conclusion"/>
-    <w:p>
-      <w:pPr>
-        <w:pStyle w:val="Heading1"/>
-      </w:pPr>
-      <w:r>
-        <w:t xml:space="preserve">Conclusion</w:t>
+        <w:t xml:space="preserve">Exploratory data analysis notebook:</w:t>
+      </w:r>
+      <w:r>
+        <w:t xml:space="preserve"> </w:t>
+      </w:r>
+      <w:hyperlink r:id="rId94">
+        <w:r>
+          <w:rPr>
+            <w:rStyle w:val="Hyperlink"/>
+          </w:rPr>
+          <w:t xml:space="preserve">Colab — MissVarPath_EDA.ipynb</w:t>
+        </w:r>
+      </w:hyperlink>
+      <w:r>
+        <w:t xml:space="preserve">.</w:t>
       </w:r>
     </w:p>
     <w:p>
@@ -28168,1295 +27635,10 @@
         <w:pStyle w:val="FirstParagraph"/>
       </w:pPr>
       <w:r>
-        <w:t xml:space="preserve">We benchmarked an 11-model fast-baseline suite for missense pathogenicity on</w:t>
-      </w:r>
-      <w:r>
-        <w:t xml:space="preserve"> </w:t>
-      </w:r>
-      <w:r>
-        <w:t xml:space="preserve">a balanced 21</w:t>
-      </w:r>
-      <w:r>
-        <w:t xml:space="preserve">,</w:t>
-      </w:r>
-      <w:r>
-        <w:t xml:space="preserve">872-variant ClinVar / OpenCRAVAT corpus. After per-model</w:t>
-      </w:r>
-      <w:r>
-        <w:t xml:space="preserve"> </w:t>
-      </w:r>
-      <w:r>
-        <w:t xml:space="preserve">grid-search tuning (AdaBoost excluded due to runtime), the final 10-model</w:t>
-      </w:r>
-      <w:r>
-        <w:t xml:space="preserve"> </w:t>
-      </w:r>
-      <w:r>
-        <w:t xml:space="preserve">suite reaches</w:t>
-      </w:r>
-      <w:r>
-        <w:t xml:space="preserve"> </w:t>
-      </w:r>
-      <w:r>
-        <w:rPr>
-          <w:b/>
-          <w:bCs/>
-        </w:rPr>
-        <w:t xml:space="preserve">held-out macro-F1</w:t>
-      </w:r>
-      <w:r>
-        <w:rPr>
-          <w:b/>
-          <w:bCs/>
-        </w:rPr>
-        <w:t xml:space="preserve"> </w:t>
-      </w:r>
-      <m:oMath>
-        <m:r>
-          <m:rPr>
-            <m:sty m:val="p"/>
-          </m:rPr>
-          <m:t>=</m:t>
-        </m:r>
-        <m:r>
-          <m:t>0.795</m:t>
-        </m:r>
-      </m:oMath>
-      <w:r>
-        <w:rPr>
-          <w:b/>
-          <w:bCs/>
-        </w:rPr>
-        <w:t xml:space="preserve"> </w:t>
-      </w:r>
-      <w:r>
-        <w:rPr>
-          <w:b/>
-          <w:bCs/>
-        </w:rPr>
-        <w:t xml:space="preserve">on the 4-class task</w:t>
-      </w:r>
-      <w:r>
-        <w:t xml:space="preserve"> </w:t>
-      </w:r>
-      <w:r>
-        <w:t xml:space="preserve">and</w:t>
-      </w:r>
-      <w:r>
-        <w:t xml:space="preserve"> </w:t>
-      </w:r>
-      <m:oMath>
-        <m:r>
-          <m:rPr>
-            <m:sty m:val="p"/>
-          </m:rPr>
-          <m:t>=</m:t>
-        </m:r>
-        <m:r>
-          <m:t>0.987</m:t>
-        </m:r>
-      </m:oMath>
-      <w:r>
-        <w:rPr>
-          <w:b/>
-          <w:bCs/>
-        </w:rPr>
-        <w:t xml:space="preserve"> </w:t>
-      </w:r>
-      <w:r>
-        <w:rPr>
-          <w:b/>
-          <w:bCs/>
-        </w:rPr>
-        <w:t xml:space="preserve">on the 2-class task</w:t>
-      </w:r>
-      <w:r>
-        <w:t xml:space="preserve">, with</w:t>
-      </w:r>
-      <w:r>
-        <w:t xml:space="preserve"> </w:t>
-      </w:r>
-      <w:r>
-        <w:rPr>
-          <w:rStyle w:val="VerbatimChar"/>
-        </w:rPr>
-        <w:t xml:space="preserve">HistGradientBoosting</w:t>
-      </w:r>
-      <w:r>
-        <w:t xml:space="preserve"> </w:t>
-      </w:r>
-      <w:r>
-        <w:t xml:space="preserve">the consistent headline model. Five evaluation regimes – canonical kfold,</w:t>
-      </w:r>
-      <w:r>
-        <w:t xml:space="preserve"> </w:t>
-      </w:r>
-      <w:r>
-        <w:t xml:space="preserve">augmented (k-mer + BLAST locus-neighbour columns added), strict</w:t>
-      </w:r>
-      <w:r>
-        <w:t xml:space="preserve"> </w:t>
-      </w:r>
-      <w:r>
-        <w:t xml:space="preserve">gene-stratified CV, no-VEP / VUS, and raw-only – bound the data-circularity</w:t>
-      </w:r>
-      <w:r>
-        <w:t xml:space="preserve"> </w:t>
-      </w:r>
-      <w:r>
-        <w:t xml:space="preserve">and predictor-removal effects: gene-stratification costs</w:t>
-      </w:r>
-      <w:r>
-        <w:t xml:space="preserve"> </w:t>
-      </w:r>
-      <m:oMath>
-        <m:r>
-          <m:rPr>
-            <m:sty m:val="p"/>
-          </m:rPr>
-          <m:t>≈</m:t>
-        </m:r>
-        <m:r>
-          <m:t>0.027</m:t>
-        </m:r>
-      </m:oMath>
-      <w:r>
-        <w:t xml:space="preserve"> </w:t>
-      </w:r>
-      <w:r>
-        <w:t xml:space="preserve">on</w:t>
-      </w:r>
-      <w:r>
-        <w:t xml:space="preserve"> </w:t>
-      </w:r>
-      <w:r>
-        <w:t xml:space="preserve">4-class but essentially nothing on 2-class; removing every learned-predictor</w:t>
-      </w:r>
-      <w:r>
-        <w:t xml:space="preserve"> </w:t>
-      </w:r>
-      <w:r>
-        <w:t xml:space="preserve">score (raw-only) costs</w:t>
-      </w:r>
-      <w:r>
-        <w:t xml:space="preserve"> </w:t>
-      </w:r>
-      <m:oMath>
-        <m:r>
-          <m:rPr>
-            <m:sty m:val="p"/>
-          </m:rPr>
-          <m:t>≈</m:t>
-        </m:r>
-        <m:r>
-          <m:t>0.074</m:t>
-        </m:r>
-      </m:oMath>
-      <w:r>
-        <w:t xml:space="preserve"> </w:t>
-      </w:r>
-      <w:r>
-        <w:t xml:space="preserve">on 4-class but leaves both classifiers</w:t>
-      </w:r>
-      <w:r>
-        <w:t xml:space="preserve"> </w:t>
-      </w:r>
-      <w:r>
-        <w:t xml:space="preserve">well above chance, and the linear models lose far more than the booster.</w:t>
-      </w:r>
-      <w:r>
-        <w:t xml:space="preserve"> </w:t>
-      </w:r>
-      <w:r>
-        <w:t xml:space="preserve">SHAP shows the booster making asymmetric per-class decisions: Benign calls</w:t>
-      </w:r>
-      <w:r>
-        <w:t xml:space="preserve"> </w:t>
-      </w:r>
-      <w:r>
-        <w:t xml:space="preserve">are driven by population frequency, Pathogenic calls by DITTO, and the</w:t>
-      </w:r>
-      <w:r>
-        <w:t xml:space="preserve"> </w:t>
-      </w:r>
-      <w:r>
-        <w:t xml:space="preserve">Likely-pathogenic boundary by MetaRNN.</w:t>
+        <w:t xml:space="preserve">On Run-All, the main notebook produces every table and figure in this report from the uploaded data.</w:t>
       </w:r>
     </w:p>
-    <w:p>
-      <w:pPr>
-        <w:pStyle w:val="BodyText"/>
-      </w:pPr>
-      <w:r>
-        <w:t xml:space="preserve">Beyond the canonical benchmark, two further studies complete the project.</w:t>
-      </w:r>
-      <w:r>
-        <w:t xml:space="preserve"> </w:t>
-      </w:r>
-      <w:r>
-        <w:t xml:space="preserve">A</w:t>
-      </w:r>
-      <w:r>
-        <w:t xml:space="preserve"> </w:t>
-      </w:r>
-      <w:r>
-        <w:rPr>
-          <w:b/>
-          <w:bCs/>
-        </w:rPr>
-        <w:t xml:space="preserve">VUS-as-class study</w:t>
-      </w:r>
-      <w:r>
-        <w:t xml:space="preserve"> </w:t>
-      </w:r>
-      <w:r>
-        <w:t xml:space="preserve">re-trains the suite</w:t>
-      </w:r>
-      <w:r>
-        <w:t xml:space="preserve"> </w:t>
-      </w:r>
-      <w:r>
-        <w:t xml:space="preserve">with the strict-VUS subset of the curated pro-set added as a labelled</w:t>
-      </w:r>
-      <w:r>
-        <w:t xml:space="preserve"> </w:t>
-      </w:r>
-      <w:r>
-        <w:t xml:space="preserve">class: 3-class {Benign-side, Pathogenic-side, VUS} reaches macro-F1</w:t>
-      </w:r>
-      <w:r>
-        <w:t xml:space="preserve"> </w:t>
-      </w:r>
-      <m:oMath>
-        <m:r>
-          <m:rPr>
-            <m:sty m:val="p"/>
-          </m:rPr>
-          <m:t>=</m:t>
-        </m:r>
-        <m:r>
-          <m:t>0.946</m:t>
-        </m:r>
-      </m:oMath>
-      <w:r>
-        <w:t xml:space="preserve">, and 5-class {Benign, Likely-benign, Likely-pathogenic,</w:t>
-      </w:r>
-      <w:r>
-        <w:t xml:space="preserve"> </w:t>
-      </w:r>
-      <w:r>
-        <w:t xml:space="preserve">Pathogenic, VUS} reaches</w:t>
-      </w:r>
-      <w:r>
-        <w:t xml:space="preserve"> </w:t>
-      </w:r>
-      <m:oMath>
-        <m:r>
-          <m:t>0.798</m:t>
-        </m:r>
-      </m:oMath>
-      <w:r>
-        <w:t xml:space="preserve"> </w:t>
-      </w:r>
-      <w:r>
-        <w:t xml:space="preserve">– almost unchanged from the</w:t>
-      </w:r>
-      <w:r>
-        <w:t xml:space="preserve"> </w:t>
-      </w:r>
-      <w:r>
-        <w:t xml:space="preserve">4-class baseline because VUS is one of the cleanest classes to recognise</w:t>
-      </w:r>
-      <w:r>
-        <w:t xml:space="preserve"> </w:t>
-      </w:r>
-      <w:r>
-        <w:t xml:space="preserve">(F1</w:t>
-      </w:r>
-      <w:r>
-        <w:t xml:space="preserve"> </w:t>
-      </w:r>
-      <m:oMath>
-        <m:r>
-          <m:rPr>
-            <m:sty m:val="p"/>
-          </m:rPr>
-          <m:t>=</m:t>
-        </m:r>
-        <m:r>
-          <m:t>0.901</m:t>
-        </m:r>
-      </m:oMath>
-      <w:r>
-        <w:t xml:space="preserve">). A two-phase</w:t>
-      </w:r>
-      <w:r>
-        <w:t xml:space="preserve"> </w:t>
-      </w:r>
-      <w:r>
-        <w:rPr>
-          <w:b/>
-          <w:bCs/>
-        </w:rPr>
-        <w:t xml:space="preserve">feature-ablation study</w:t>
-      </w:r>
-      <w:r>
-        <w:t xml:space="preserve"> </w:t>
-      </w:r>
-      <w:r>
-        <w:t xml:space="preserve">– group leave-one-out across all four</w:t>
-      </w:r>
-      <w:r>
-        <w:t xml:space="preserve"> </w:t>
-      </w:r>
-      <w:r>
-        <w:t xml:space="preserve">tasks plus per-feature permutation importance inside the waste groups –</w:t>
-      </w:r>
-      <w:r>
-        <w:t xml:space="preserve"> </w:t>
-      </w:r>
-      <w:r>
-        <w:t xml:space="preserve">partitions the</w:t>
-      </w:r>
-      <w:r>
-        <w:t xml:space="preserve"> </w:t>
-      </w:r>
-      <m:oMath>
-        <m:r>
-          <m:t>208</m:t>
-        </m:r>
-      </m:oMath>
-      <w:r>
-        <w:t xml:space="preserve">-feature schema into</w:t>
-      </w:r>
-      <w:r>
-        <w:t xml:space="preserve"> </w:t>
-      </w:r>
-      <m:oMath>
-        <m:r>
-          <m:t>47</m:t>
-        </m:r>
-      </m:oMath>
-      <w:r>
-        <w:t xml:space="preserve"> </w:t>
-      </w:r>
-      <w:r>
-        <w:t xml:space="preserve">indispensable</w:t>
-      </w:r>
-      <w:r>
-        <w:t xml:space="preserve"> </w:t>
-      </w:r>
-      <w:r>
-        <w:rPr>
-          <w:rStyle w:val="VerbatimChar"/>
-        </w:rPr>
-        <w:t xml:space="preserve">population_af</w:t>
-      </w:r>
-      <w:r>
-        <w:t xml:space="preserve"> </w:t>
-      </w:r>
-      <w:r>
-        <w:t xml:space="preserve">columns,</w:t>
-      </w:r>
-      <w:r>
-        <w:t xml:space="preserve"> </w:t>
-      </w:r>
-      <m:oMath>
-        <m:r>
-          <m:t>66</m:t>
-        </m:r>
-      </m:oMath>
-      <w:r>
-        <w:t xml:space="preserve"> </w:t>
-      </w:r>
-      <w:r>
-        <w:t xml:space="preserve">useful-but-redundant</w:t>
-      </w:r>
-      <w:r>
-        <w:t xml:space="preserve"> </w:t>
-      </w:r>
-      <w:r>
-        <w:t xml:space="preserve">meta-classifier / functional / sequence columns, and</w:t>
-      </w:r>
-      <w:r>
-        <w:t xml:space="preserve"> </w:t>
-      </w:r>
-      <m:oMath>
-        <m:r>
-          <m:t>94</m:t>
-        </m:r>
-      </m:oMath>
-      <w:r>
-        <w:t xml:space="preserve"> </w:t>
-      </w:r>
-      <w:r>
-        <w:t xml:space="preserve">waste columns.</w:t>
-      </w:r>
-      <w:r>
-        <w:t xml:space="preserve"> </w:t>
-      </w:r>
-      <w:r>
-        <w:t xml:space="preserve">The resulting ablation-optimal</w:t>
-      </w:r>
-      <w:r>
-        <w:t xml:space="preserve"> </w:t>
-      </w:r>
-      <w:r>
-        <w:rPr>
-          <w:b/>
-          <w:bCs/>
-        </w:rPr>
-        <w:t xml:space="preserve">Lean B</w:t>
-      </w:r>
-      <w:r>
-        <w:t xml:space="preserve"> </w:t>
-      </w:r>
-      <w:r>
-        <w:t xml:space="preserve">classifier</w:t>
-      </w:r>
-      <w:r>
-        <w:t xml:space="preserve"> </w:t>
-      </w:r>
-      <w:r>
-        <w:t xml:space="preserve">(</w:t>
-      </w:r>
-      <m:oMath>
-        <m:r>
-          <m:t>113</m:t>
-        </m:r>
-      </m:oMath>
-      <w:r>
-        <w:t xml:space="preserve"> </w:t>
-      </w:r>
-      <w:r>
-        <w:t xml:space="preserve">features) drops</w:t>
-      </w:r>
-      <w:r>
-        <w:t xml:space="preserve"> </w:t>
-      </w:r>
-      <m:oMath>
-        <m:r>
-          <m:t>45</m:t>
-        </m:r>
-        <m:r>
-          <m:rPr>
-            <m:sty m:val="p"/>
-          </m:rPr>
-          <m:t>%</m:t>
-        </m:r>
-      </m:oMath>
-      <w:r>
-        <w:t xml:space="preserve"> </w:t>
-      </w:r>
-      <w:r>
-        <w:t xml:space="preserve">of the schema and stays</w:t>
-      </w:r>
-      <w:r>
-        <w:t xml:space="preserve"> </w:t>
-      </w:r>
-      <w:r>
-        <w:t xml:space="preserve">within</w:t>
-      </w:r>
-      <w:r>
-        <w:t xml:space="preserve"> </w:t>
-      </w:r>
-      <m:oMath>
-        <m:r>
-          <m:t>0.012</m:t>
-        </m:r>
-      </m:oMath>
-      <w:r>
-        <w:t xml:space="preserve"> </w:t>
-      </w:r>
-      <w:r>
-        <w:t xml:space="preserve">macro-F1 of the</w:t>
-      </w:r>
-      <w:r>
-        <w:t xml:space="preserve"> </w:t>
-      </w:r>
-      <m:oMath>
-        <m:r>
-          <m:t>208</m:t>
-        </m:r>
-      </m:oMath>
-      <w:r>
-        <w:t xml:space="preserve">-feature baseline on every task,</w:t>
-      </w:r>
-      <w:r>
-        <w:t xml:space="preserve"> </w:t>
-      </w:r>
-      <w:r>
-        <w:t xml:space="preserve">with the centroid / KNN families actually</w:t>
-      </w:r>
-      <w:r>
-        <w:t xml:space="preserve"> </w:t>
-      </w:r>
-      <w:r>
-        <w:rPr>
-          <w:i/>
-          <w:iCs/>
-        </w:rPr>
-        <w:t xml:space="preserve">improving</w:t>
-      </w:r>
-      <w:r>
-        <w:t xml:space="preserve"> </w:t>
-      </w:r>
-      <w:r>
-        <w:t xml:space="preserve">on the lean</w:t>
-      </w:r>
-      <w:r>
-        <w:t xml:space="preserve"> </w:t>
-      </w:r>
-      <w:r>
-        <w:t xml:space="preserve">subset.</w:t>
-      </w:r>
-    </w:p>
-    <w:p>
-      <w:pPr>
-        <w:pStyle w:val="BodyText"/>
-      </w:pPr>
-      <w:r>
-        <w:t xml:space="preserve">We are explicit that the BLAST</w:t>
-      </w:r>
-      <w:r>
-        <w:t xml:space="preserve"> </w:t>
-      </w:r>
-      <w:r>
-        <w:t xml:space="preserve">columns in the augmented variant are</w:t>
-      </w:r>
-      <w:r>
-        <w:t xml:space="preserve"> </w:t>
-      </w:r>
-      <w:r>
-        <w:rPr>
-          <w:i/>
-          <w:iCs/>
-        </w:rPr>
-        <w:t xml:space="preserve">label-aware locus-neighbour</w:t>
-      </w:r>
-      <w:r>
-        <w:rPr>
-          <w:i/>
-          <w:iCs/>
-        </w:rPr>
-        <w:t xml:space="preserve"> </w:t>
-      </w:r>
-      <w:r>
-        <w:rPr>
-          <w:i/>
-          <w:iCs/>
-        </w:rPr>
-        <w:t xml:space="preserve">features</w:t>
-      </w:r>
-      <w:r>
-        <w:t xml:space="preserve"> </w:t>
-      </w:r>
-      <w:r>
-        <w:t xml:space="preserve">on 51 bp DNA flanks rather than biologically meaningful homology</w:t>
-      </w:r>
-      <w:r>
-        <w:t xml:space="preserve"> </w:t>
-      </w:r>
-      <w:r>
-        <w:t xml:space="preserve">features; a true homology-based extension would</w:t>
-      </w:r>
-      <w:r>
-        <w:t xml:space="preserve"> </w:t>
-      </w:r>
-      <w:r>
-        <w:t xml:space="preserve">require a UniRef-scale reference database and protein-level BLAST and is</w:t>
-      </w:r>
-      <w:r>
-        <w:t xml:space="preserve"> </w:t>
-      </w:r>
-      <w:r>
-        <w:t xml:space="preserve">out of scope for this project.</w:t>
-      </w:r>
-    </w:p>
-    <w:bookmarkEnd w:id="92"/>
-    <w:bookmarkStart w:id="94" w:name="reproducibility"/>
-    <w:p>
-      <w:pPr>
-        <w:pStyle w:val="Heading1"/>
-      </w:pPr>
-      <w:r>
-        <w:t xml:space="preserve">Reproducibility</w:t>
-      </w:r>
-    </w:p>
-    <w:p>
-      <w:pPr>
-        <w:pStyle w:val="FirstParagraph"/>
-      </w:pPr>
-      <w:r>
-        <w:t xml:space="preserve">Code and data manifests are tracked in the repository at</w:t>
-      </w:r>
-      <w:r>
-        <w:t xml:space="preserve"> </w:t>
-      </w:r>
-      <w:hyperlink r:id="rId93">
-        <w:r>
-          <w:rPr>
-            <w:rStyle w:val="Hyperlink"/>
-          </w:rPr>
-          <w:t xml:space="preserve">github.com/doruktopcu/MissVarPath-Missense-Detection</w:t>
-        </w:r>
-      </w:hyperlink>
-      <w:r>
-        <w:t xml:space="preserve">.</w:t>
-      </w:r>
-      <w:r>
-        <w:t xml:space="preserve"> </w:t>
-      </w:r>
-      <w:r>
-        <w:t xml:space="preserve">All experiments are reproducible with</w:t>
-      </w:r>
-      <w:r>
-        <w:t xml:space="preserve"> </w:t>
-      </w:r>
-      <w:r>
-        <w:rPr>
-          <w:rStyle w:val="VerbatimChar"/>
-        </w:rPr>
-        <w:t xml:space="preserve">RANDOM_STATE = 42</w:t>
-      </w:r>
-      <w:r>
-        <w:t xml:space="preserve"> </w:t>
-      </w:r>
-      <w:r>
-        <w:t xml:space="preserve">via the modules</w:t>
-      </w:r>
-      <w:r>
-        <w:t xml:space="preserve"> </w:t>
-      </w:r>
-      <w:r>
-        <w:t xml:space="preserve">under</w:t>
-      </w:r>
-      <w:r>
-        <w:t xml:space="preserve"> </w:t>
-      </w:r>
-      <w:r>
-        <w:rPr>
-          <w:rStyle w:val="VerbatimChar"/>
-        </w:rPr>
-        <w:t xml:space="preserve">src/</w:t>
-      </w:r>
-      <w:r>
-        <w:t xml:space="preserve">:</w:t>
-      </w:r>
-      <w:r>
-        <w:t xml:space="preserve"> </w:t>
-      </w:r>
-      <w:r>
-        <w:rPr>
-          <w:rStyle w:val="VerbatimChar"/>
-        </w:rPr>
-        <w:t xml:space="preserve">preprocessing.py</w:t>
-      </w:r>
-      <w:r>
-        <w:t xml:space="preserve">,</w:t>
-      </w:r>
-      <w:r>
-        <w:t xml:space="preserve"> </w:t>
-      </w:r>
-      <w:r>
-        <w:rPr>
-          <w:rStyle w:val="VerbatimChar"/>
-        </w:rPr>
-        <w:t xml:space="preserve">train.py</w:t>
-      </w:r>
-      <w:r>
-        <w:t xml:space="preserve">,</w:t>
-      </w:r>
-      <w:r>
-        <w:t xml:space="preserve"> </w:t>
-      </w:r>
-      <w:r>
-        <w:rPr>
-          <w:rStyle w:val="VerbatimChar"/>
-        </w:rPr>
-        <w:t xml:space="preserve">tune.py</w:t>
-      </w:r>
-      <w:r>
-        <w:t xml:space="preserve">,</w:t>
-      </w:r>
-      <w:r>
-        <w:t xml:space="preserve"> </w:t>
-      </w:r>
-      <w:r>
-        <w:rPr>
-          <w:rStyle w:val="VerbatimChar"/>
-        </w:rPr>
-        <w:t xml:space="preserve">shap_explain.py</w:t>
-      </w:r>
-      <w:r>
-        <w:t xml:space="preserve">,</w:t>
-      </w:r>
-      <w:r>
-        <w:t xml:space="preserve"> </w:t>
-      </w:r>
-      <w:r>
-        <w:rPr>
-          <w:rStyle w:val="VerbatimChar"/>
-        </w:rPr>
-        <w:t xml:space="preserve">shap_per_class.py</w:t>
-      </w:r>
-      <w:r>
-        <w:t xml:space="preserve">. Raw-only runs are reproduced</w:t>
-      </w:r>
-      <w:r>
-        <w:t xml:space="preserve"> </w:t>
-      </w:r>
-      <w:r>
-        <w:t xml:space="preserve">by:</w:t>
-      </w:r>
-    </w:p>
-    <w:p>
-      <w:pPr>
-        <w:pStyle w:val="SourceCode"/>
-      </w:pPr>
-      <w:r>
-        <w:rPr>
-          <w:rStyle w:val="VerbatimChar"/>
-        </w:rPr>
-        <w:t xml:space="preserve">python -m src.train --task 4class --variant augmented \</w:t>
-      </w:r>
-      <w:r>
-        <w:br/>
-      </w:r>
-      <w:r>
-        <w:rPr>
-          <w:rStyle w:val="VerbatimChar"/>
-        </w:rPr>
-        <w:t xml:space="preserve">    --keep-prefixes alfa_ allofus250k_ gnomad_ gnomad3_ regeneron_ \</w:t>
-      </w:r>
-      <w:r>
-        <w:br/>
-      </w:r>
-      <w:r>
-        <w:rPr>
-          <w:rStyle w:val="VerbatimChar"/>
-        </w:rPr>
-        <w:t xml:space="preserve">                    hg19_pos original_input_pos kmer_ gc_ entropy_ \</w:t>
-      </w:r>
-      <w:r>
-        <w:br/>
-      </w:r>
-      <w:r>
-        <w:rPr>
-          <w:rStyle w:val="VerbatimChar"/>
-        </w:rPr>
-        <w:t xml:space="preserve">    --tag raw_only</w:t>
-      </w:r>
-      <w:r>
-        <w:br/>
-      </w:r>
-      <w:r>
-        <w:br/>
-      </w:r>
-      <w:r>
-        <w:rPr>
-          <w:rStyle w:val="VerbatimChar"/>
-        </w:rPr>
-        <w:t xml:space="preserve">python -m src.train --task 2class --variant augmented \</w:t>
-      </w:r>
-      <w:r>
-        <w:br/>
-      </w:r>
-      <w:r>
-        <w:rPr>
-          <w:rStyle w:val="VerbatimChar"/>
-        </w:rPr>
-        <w:t xml:space="preserve">    --keep-prefixes alfa_ allofus250k_ gnomad_ gnomad3_ regeneron_ \</w:t>
-      </w:r>
-      <w:r>
-        <w:br/>
-      </w:r>
-      <w:r>
-        <w:rPr>
-          <w:rStyle w:val="VerbatimChar"/>
-        </w:rPr>
-        <w:t xml:space="preserve">                    hg19_pos original_input_pos kmer_ gc_ entropy_ \</w:t>
-      </w:r>
-      <w:r>
-        <w:br/>
-      </w:r>
-      <w:r>
-        <w:rPr>
-          <w:rStyle w:val="VerbatimChar"/>
-        </w:rPr>
-        <w:t xml:space="preserve">    --tag raw_only</w:t>
-      </w:r>
-    </w:p>
-    <w:p>
-      <w:pPr>
-        <w:pStyle w:val="FirstParagraph"/>
-      </w:pPr>
-      <w:r>
-        <w:t xml:space="preserve">The VUS-as-class study is reproduced via:</w:t>
-      </w:r>
-    </w:p>
-    <w:p>
-      <w:pPr>
-        <w:pStyle w:val="SourceCode"/>
-      </w:pPr>
-      <w:r>
-        <w:rPr>
-          <w:rStyle w:val="VerbatimChar"/>
-        </w:rPr>
-        <w:t xml:space="preserve">python -m scripts.build_vus_train_parquets</w:t>
-      </w:r>
-      <w:r>
-        <w:br/>
-      </w:r>
-      <w:r>
-        <w:rPr>
-          <w:rStyle w:val="VerbatimChar"/>
-        </w:rPr>
-        <w:t xml:space="preserve">python -m src.train --task 3class --tag vus</w:t>
-      </w:r>
-      <w:r>
-        <w:br/>
-      </w:r>
-      <w:r>
-        <w:rPr>
-          <w:rStyle w:val="VerbatimChar"/>
-        </w:rPr>
-        <w:t xml:space="preserve">python -m src.train --task 5class --tag vus</w:t>
-      </w:r>
-    </w:p>
-    <w:p>
-      <w:pPr>
-        <w:pStyle w:val="FirstParagraph"/>
-      </w:pPr>
-      <w:r>
-        <w:t xml:space="preserve">The feature-ablation study is reproduced via:</w:t>
-      </w:r>
-    </w:p>
-    <w:p>
-      <w:pPr>
-        <w:pStyle w:val="SourceCode"/>
-      </w:pPr>
-      <w:r>
-        <w:rPr>
-          <w:rStyle w:val="VerbatimChar"/>
-        </w:rPr>
-        <w:t xml:space="preserve">python -m scripts.run_feature_ablation --max-workers 6</w:t>
-      </w:r>
-      <w:r>
-        <w:br/>
-      </w:r>
-      <w:r>
-        <w:rPr>
-          <w:rStyle w:val="VerbatimChar"/>
-        </w:rPr>
-        <w:t xml:space="preserve">python -m scripts.summarize_feature_ablation</w:t>
-      </w:r>
-      <w:r>
-        <w:br/>
-      </w:r>
-      <w:r>
-        <w:rPr>
-          <w:rStyle w:val="VerbatimChar"/>
-        </w:rPr>
-        <w:t xml:space="preserve">python -m scripts.waste_group_per_feature</w:t>
-      </w:r>
-      <w:r>
-        <w:br/>
-      </w:r>
-      <w:r>
-        <w:rPr>
-          <w:rStyle w:val="VerbatimChar"/>
-        </w:rPr>
-        <w:t xml:space="preserve"># Lean B (the ablation-optimal model):</w:t>
-      </w:r>
-      <w:r>
-        <w:br/>
-      </w:r>
-      <w:r>
-        <w:rPr>
-          <w:rStyle w:val="VerbatimChar"/>
-        </w:rPr>
-        <w:t xml:space="preserve">python -m src.train --task 4class \</w:t>
-      </w:r>
-      <w:r>
-        <w:br/>
-      </w:r>
-      <w:r>
-        <w:rPr>
-          <w:rStyle w:val="VerbatimChar"/>
-        </w:rPr>
-        <w:t xml:space="preserve">    --drop-prefixes bayesdel_ hg19_pos original_input_pos revel_ \</w:t>
-      </w:r>
-      <w:r>
-        <w:br/>
-      </w:r>
-      <w:r>
-        <w:rPr>
-          <w:rStyle w:val="VerbatimChar"/>
-        </w:rPr>
-        <w:t xml:space="preserve">                    chasmplus alphamissense_ phastcons_ phylop_ \</w:t>
-      </w:r>
-      <w:r>
-        <w:br/>
-      </w:r>
-      <w:r>
-        <w:rPr>
-          <w:rStyle w:val="VerbatimChar"/>
-        </w:rPr>
-        <w:t xml:space="preserve">                    gerp_ siphy_ --tag leanB</w:t>
-      </w:r>
-    </w:p>
-    <w:p>
-      <w:pPr>
-        <w:pStyle w:val="FirstParagraph"/>
-      </w:pPr>
-      <w:r>
-        <w:t xml:space="preserve">99</w:t>
-      </w:r>
-    </w:p>
-    <w:p>
-      <w:pPr>
-        <w:pStyle w:val="BodyText"/>
-      </w:pPr>
-      <w:r>
-        <w:t xml:space="preserve">Landrum MJ, Lee JM, Benson M, et al.</w:t>
-      </w:r>
-      <w:r>
-        <w:t xml:space="preserve"> </w:t>
-      </w:r>
-      <w:r>
-        <w:t xml:space="preserve">ClinVar: improving access to variant interpretations and supporting evidence.</w:t>
-      </w:r>
-      <w:r>
-        <w:t xml:space="preserve"> </w:t>
-      </w:r>
-      <w:r>
-        <w:rPr>
-          <w:i/>
-          <w:iCs/>
-        </w:rPr>
-        <w:t xml:space="preserve">Nucleic Acids Research</w:t>
-      </w:r>
-      <w:r>
-        <w:t xml:space="preserve">, 46(D1):D1062–D1067, 2018.</w:t>
-      </w:r>
-    </w:p>
-    <w:p>
-      <w:pPr>
-        <w:pStyle w:val="BodyText"/>
-      </w:pPr>
-      <w:r>
-        <w:t xml:space="preserve">Pagel KA, Kim R, Moad K, et al.</w:t>
-      </w:r>
-      <w:r>
-        <w:t xml:space="preserve"> </w:t>
-      </w:r>
-      <w:r>
-        <w:t xml:space="preserve">Integrated informatics analysis of cancer-related variants.</w:t>
-      </w:r>
-      <w:r>
-        <w:t xml:space="preserve"> </w:t>
-      </w:r>
-      <w:r>
-        <w:rPr>
-          <w:i/>
-          <w:iCs/>
-        </w:rPr>
-        <w:t xml:space="preserve">JCO Clinical Cancer Informatics</w:t>
-      </w:r>
-      <w:r>
-        <w:t xml:space="preserve">, 4:310–317, 2020.</w:t>
-      </w:r>
-    </w:p>
-    <w:p>
-      <w:pPr>
-        <w:pStyle w:val="BodyText"/>
-      </w:pPr>
-      <w:r>
-        <w:t xml:space="preserve">Cheng J, Novati G, Pan J, et al.</w:t>
-      </w:r>
-      <w:r>
-        <w:t xml:space="preserve"> </w:t>
-      </w:r>
-      <w:r>
-        <w:t xml:space="preserve">Accurate proteome-wide missense variant effect prediction with AlphaMissense.</w:t>
-      </w:r>
-      <w:r>
-        <w:t xml:space="preserve"> </w:t>
-      </w:r>
-      <w:r>
-        <w:rPr>
-          <w:i/>
-          <w:iCs/>
-        </w:rPr>
-        <w:t xml:space="preserve">Science</w:t>
-      </w:r>
-      <w:r>
-        <w:t xml:space="preserve">, 381(6664):eadg7492, 2023.</w:t>
-      </w:r>
-    </w:p>
-    <w:p>
-      <w:pPr>
-        <w:pStyle w:val="BodyText"/>
-      </w:pPr>
-      <w:r>
-        <w:t xml:space="preserve">Ioannidis NM, Rothstein JH, Pejaver V, et al.</w:t>
-      </w:r>
-      <w:r>
-        <w:t xml:space="preserve"> </w:t>
-      </w:r>
-      <w:r>
-        <w:t xml:space="preserve">REVEL: an ensemble method for predicting the pathogenicity of rare missense variants.</w:t>
-      </w:r>
-      <w:r>
-        <w:t xml:space="preserve"> </w:t>
-      </w:r>
-      <w:r>
-        <w:rPr>
-          <w:i/>
-          <w:iCs/>
-        </w:rPr>
-        <w:t xml:space="preserve">American Journal of Human Genetics</w:t>
-      </w:r>
-      <w:r>
-        <w:t xml:space="preserve">, 99(4):877–885, 2016.</w:t>
-      </w:r>
-    </w:p>
-    <w:p>
-      <w:pPr>
-        <w:pStyle w:val="BodyText"/>
-      </w:pPr>
-      <w:r>
-        <w:t xml:space="preserve">Rentzsch P, Witten D, Cooper GM, Shendure J, Kircher M.</w:t>
-      </w:r>
-      <w:r>
-        <w:t xml:space="preserve"> </w:t>
-      </w:r>
-      <w:r>
-        <w:t xml:space="preserve">CADD: predicting the deleteriousness of variants throughout the human genome.</w:t>
-      </w:r>
-      <w:r>
-        <w:t xml:space="preserve"> </w:t>
-      </w:r>
-      <w:r>
-        <w:rPr>
-          <w:i/>
-          <w:iCs/>
-        </w:rPr>
-        <w:t xml:space="preserve">Nucleic Acids Research</w:t>
-      </w:r>
-      <w:r>
-        <w:t xml:space="preserve">, 47(D1):D886–D894, 2019.</w:t>
-      </w:r>
-    </w:p>
-    <w:p>
-      <w:pPr>
-        <w:pStyle w:val="BodyText"/>
-      </w:pPr>
-      <w:r>
-        <w:t xml:space="preserve">Saeidian AH, Youssefian L, Vahidnezhad H, Uitto J.</w:t>
-      </w:r>
-      <w:r>
-        <w:t xml:space="preserve"> </w:t>
-      </w:r>
-      <w:r>
-        <w:t xml:space="preserve">DITTO: a comprehensive tool for variant pathogenicity prediction integrating</w:t>
-      </w:r>
-      <w:r>
-        <w:t xml:space="preserve"> </w:t>
-      </w:r>
-      <w:r>
-        <w:t xml:space="preserve">deep-learning and ensemble approaches.</w:t>
-      </w:r>
-      <w:r>
-        <w:t xml:space="preserve"> </w:t>
-      </w:r>
-      <w:r>
-        <w:rPr>
-          <w:i/>
-          <w:iCs/>
-        </w:rPr>
-        <w:t xml:space="preserve">NPJ Genomic Medicine</w:t>
-      </w:r>
-      <w:r>
-        <w:t xml:space="preserve">, 6:34, 2021.</w:t>
-      </w:r>
-    </w:p>
-    <w:p>
-      <w:pPr>
-        <w:pStyle w:val="BodyText"/>
-      </w:pPr>
-      <w:r>
-        <w:t xml:space="preserve">Adzhubei IA, Schmidt S, Peshkin L, et al.</w:t>
-      </w:r>
-      <w:r>
-        <w:t xml:space="preserve"> </w:t>
-      </w:r>
-      <w:r>
-        <w:t xml:space="preserve">A method and server for predicting damaging missense mutations.</w:t>
-      </w:r>
-      <w:r>
-        <w:t xml:space="preserve"> </w:t>
-      </w:r>
-      <w:r>
-        <w:rPr>
-          <w:i/>
-          <w:iCs/>
-        </w:rPr>
-        <w:t xml:space="preserve">Nature Methods</w:t>
-      </w:r>
-      <w:r>
-        <w:t xml:space="preserve">, 7(4):248–249, 2010.</w:t>
-      </w:r>
-    </w:p>
-    <w:p>
-      <w:pPr>
-        <w:pStyle w:val="BodyText"/>
-      </w:pPr>
-      <w:r>
-        <w:t xml:space="preserve">Sim NL, Kumar P, Hu J, Henikoff S, Schneider G, Ng PC.</w:t>
-      </w:r>
-      <w:r>
-        <w:t xml:space="preserve"> </w:t>
-      </w:r>
-      <w:r>
-        <w:t xml:space="preserve">SIFT web server: predicting effects of amino acid substitutions on proteins.</w:t>
-      </w:r>
-      <w:r>
-        <w:t xml:space="preserve"> </w:t>
-      </w:r>
-      <w:r>
-        <w:rPr>
-          <w:i/>
-          <w:iCs/>
-        </w:rPr>
-        <w:t xml:space="preserve">Nucleic Acids Research</w:t>
-      </w:r>
-      <w:r>
-        <w:t xml:space="preserve">, 40(W1):W452–W457, 2012.</w:t>
-      </w:r>
-    </w:p>
-    <w:p>
-      <w:pPr>
-        <w:pStyle w:val="BodyText"/>
-      </w:pPr>
-      <w:r>
-        <w:t xml:space="preserve">Lundberg SM, Lee SI.</w:t>
-      </w:r>
-      <w:r>
-        <w:t xml:space="preserve"> </w:t>
-      </w:r>
-      <w:r>
-        <w:t xml:space="preserve">A unified approach to interpreting model predictions.</w:t>
-      </w:r>
-      <w:r>
-        <w:t xml:space="preserve"> </w:t>
-      </w:r>
-      <w:r>
-        <w:rPr>
-          <w:i/>
-          <w:iCs/>
-        </w:rPr>
-        <w:t xml:space="preserve">NeurIPS</w:t>
-      </w:r>
-      <w:r>
-        <w:t xml:space="preserve">, 2017.</w:t>
-      </w:r>
-    </w:p>
-    <w:p>
-      <w:pPr>
-        <w:pStyle w:val="BodyText"/>
-      </w:pPr>
-      <w:r>
-        <w:t xml:space="preserve">Altschul SF, Madden TL, Schäffer AA, et al.</w:t>
-      </w:r>
-      <w:r>
-        <w:t xml:space="preserve"> </w:t>
-      </w:r>
-      <w:r>
-        <w:t xml:space="preserve">Gapped BLAST and PSI-BLAST: a new generation of protein database search programs.</w:t>
-      </w:r>
-      <w:r>
-        <w:t xml:space="preserve"> </w:t>
-      </w:r>
-      <w:r>
-        <w:rPr>
-          <w:i/>
-          <w:iCs/>
-        </w:rPr>
-        <w:t xml:space="preserve">Nucleic Acids Research</w:t>
-      </w:r>
-      <w:r>
-        <w:t xml:space="preserve">, 25(17):3389–3402, 1997.</w:t>
-      </w:r>
-    </w:p>
-    <w:p>
-      <w:pPr>
-        <w:pStyle w:val="BodyText"/>
-      </w:pPr>
-      <w:r>
-        <w:t xml:space="preserve">Karczewski KJ, Francioli LC, Tiao G, et al.</w:t>
-      </w:r>
-      <w:r>
-        <w:t xml:space="preserve"> </w:t>
-      </w:r>
-      <w:r>
-        <w:t xml:space="preserve">The mutational constraint spectrum quantified from variation in 141</w:t>
-      </w:r>
-      <w:r>
-        <w:t xml:space="preserve">,</w:t>
-      </w:r>
-      <w:r>
-        <w:t xml:space="preserve">456 humans.</w:t>
-      </w:r>
-      <w:r>
-        <w:t xml:space="preserve"> </w:t>
-      </w:r>
-      <w:r>
-        <w:rPr>
-          <w:i/>
-          <w:iCs/>
-        </w:rPr>
-        <w:t xml:space="preserve">Nature</w:t>
-      </w:r>
-      <w:r>
-        <w:t xml:space="preserve">, 581:434–443, 2020.</w:t>
-      </w:r>
-    </w:p>
-    <w:p>
-      <w:pPr>
-        <w:pStyle w:val="BodyText"/>
-      </w:pPr>
-      <w:r>
-        <w:t xml:space="preserve">Richards S, Aziz N, Bale S, et al.</w:t>
-      </w:r>
-      <w:r>
-        <w:t xml:space="preserve"> </w:t>
-      </w:r>
-      <w:r>
-        <w:t xml:space="preserve">Standards and guidelines for the interpretation of sequence variants: a joint</w:t>
-      </w:r>
-      <w:r>
-        <w:t xml:space="preserve"> </w:t>
-      </w:r>
-      <w:r>
-        <w:t xml:space="preserve">consensus recommendation of the ACMG and AMP.</w:t>
-      </w:r>
-      <w:r>
-        <w:t xml:space="preserve"> </w:t>
-      </w:r>
-      <w:r>
-        <w:rPr>
-          <w:i/>
-          <w:iCs/>
-        </w:rPr>
-        <w:t xml:space="preserve">Genetics in Medicine</w:t>
-      </w:r>
-      <w:r>
-        <w:t xml:space="preserve">, 17:405–424, 2015.</w:t>
-      </w:r>
-    </w:p>
-    <w:bookmarkEnd w:id="94"/>
+    <w:bookmarkEnd w:id="95"/>
     <w:sectPr>
       <w:footnotePr>
         <w:numRestart w:val="eachSect"/>
@@ -29891,9 +28073,6 @@
     <w:abstractNumId w:val="991"/>
   </w:num>
   <w:num w:numId="1009">
-    <w:abstractNumId w:val="991"/>
-  </w:num>
-  <w:num w:numId="1010">
     <w:abstractNumId w:val="99201"/>
     <w:lvlOverride w:ilvl="0">
       <w:startOverride w:val="1"/>
@@ -29923,10 +28102,10 @@
       <w:startOverride w:val="1"/>
     </w:lvlOverride>
   </w:num>
-  <w:num w:numId="1011">
+  <w:num w:numId="1010">
     <w:abstractNumId w:val="991"/>
   </w:num>
-  <w:num w:numId="1012">
+  <w:num w:numId="1011">
     <w:abstractNumId w:val="99201"/>
     <w:lvlOverride w:ilvl="0">
       <w:startOverride w:val="1"/>
@@ -29956,10 +28135,10 @@
       <w:startOverride w:val="1"/>
     </w:lvlOverride>
   </w:num>
-  <w:num w:numId="1013">
+  <w:num w:numId="1012">
     <w:abstractNumId w:val="991"/>
   </w:num>
-  <w:num w:numId="1014">
+  <w:num w:numId="1013">
     <w:abstractNumId w:val="99201"/>
     <w:lvlOverride w:ilvl="0">
       <w:startOverride w:val="1"/>
@@ -29989,10 +28168,10 @@
       <w:startOverride w:val="1"/>
     </w:lvlOverride>
   </w:num>
-  <w:num w:numId="1015">
+  <w:num w:numId="1014">
     <w:abstractNumId w:val="991"/>
   </w:num>
-  <w:num w:numId="1016">
+  <w:num w:numId="1015">
     <w:abstractNumId w:val="99201"/>
     <w:lvlOverride w:ilvl="0">
       <w:startOverride w:val="1"/>
@@ -30021,6 +28200,9 @@
     <w:lvlOverride w:ilvl="8">
       <w:startOverride w:val="1"/>
     </w:lvlOverride>
+  </w:num>
+  <w:num w:numId="1016">
+    <w:abstractNumId w:val="991"/>
   </w:num>
   <w:num w:numId="1017">
     <w:abstractNumId w:val="991"/>
